--- a/docs/templates/docx/professional.docx
+++ b/docs/templates/docx/professional.docx
@@ -9,7 +9,7 @@
           <w:color w:val="244D70"/>
           <w:sz w:val="18"/>
         </w:rPr>
-        <w:t>REPORT</w:t>
+        <w:t>DELIVERY OFFICE</w:t>
       </w:r>
     </w:p>
     <w:p>
@@ -17,7 +17,7 @@
         <w:pStyle w:val="Title"/>
       </w:pPr>
       <w:r>
-        <w:t>Project status report</w:t>
+        <w:t>Customer portal launch</w:t>
       </w:r>
     </w:p>
     <w:p>
@@ -25,51 +25,29 @@
         <w:pStyle w:val="Subtitle"/>
       </w:pPr>
       <w:r>
-        <w:t>A clear view of progress and decisions</w:t>
+        <w:t>Weekly delivery report</w:t>
       </w:r>
     </w:p>
     <w:p>
+      <w:pPr/>
       <w:r>
-        <w:t>[Summarize the current position, the most important change, and the decision your reader needs to make.]</w:t>
+        <w:t>Reporting period  14–18 June 2027     •     Prepared by Maya Chen, Delivery Lead</w:t>
       </w:r>
     </w:p>
     <w:p>
       <w:pPr>
-        <w:pStyle w:val="Heading1"/>
+        <w:spacing w:before="160" w:after="200"/>
+        <w:shd w:fill="EAF1F7"/>
       </w:pPr>
       <w:r>
-        <w:t>Executive summary</w:t>
+        <w:rPr>
+          <w:b/>
+        </w:rPr>
+        <w:t>AMBER — decision needed by 21 June</w:t>
+        <w:br/>
       </w:r>
-    </w:p>
-    <w:p>
       <w:r>
-        <w:t>[Explain what has changed since the last report and why it matters.]</w:t>
-      </w:r>
-    </w:p>
-    <w:p>
-      <w:pPr>
-        <w:pStyle w:val="Heading1"/>
-      </w:pPr>
-      <w:r>
-        <w:t>Progress and priorities</w:t>
-      </w:r>
-    </w:p>
-    <w:p>
-      <w:r>
-        <w:t>[Describe completed work, the next milestone, and the owner responsible.]</w:t>
-      </w:r>
-    </w:p>
-    <w:p>
-      <w:pPr>
-        <w:pStyle w:val="Heading1"/>
-      </w:pPr>
-      <w:r>
-        <w:t>Decision required</w:t>
-      </w:r>
-    </w:p>
-    <w:p>
-      <w:r>
-        <w:t>[State the decision, recommended option, and response date.]</w:t>
+        <w:t>The 12 July launch remains achievable. Identity integration is three days behind; approving a limited pilot keeps the public launch date intact.</w:t>
       </w:r>
     </w:p>
     <w:tbl>
@@ -79,23 +57,24 @@
         <w:tblLook w:firstColumn="1" w:firstRow="1" w:lastColumn="0" w:lastRow="0" w:noHBand="0" w:noVBand="1" w:val="04A0"/>
       </w:tblPr>
       <w:tblGrid>
-        <w:gridCol w:w="3312"/>
-        <w:gridCol w:w="3312"/>
-        <w:gridCol w:w="3312"/>
+        <w:gridCol w:w="3389"/>
+        <w:gridCol w:w="3389"/>
+        <w:gridCol w:w="3389"/>
       </w:tblGrid>
       <w:tr>
         <w:trPr>
+          <w:cantSplit/>
           <w:tblHeader/>
         </w:trPr>
         <w:tc>
           <w:tcPr>
-            <w:tcW w:type="dxa" w:w="3312"/>
+            <w:tcW w:type="dxa" w:w="3389"/>
             <w:shd w:fill="EAF1F7"/>
             <w:tcMar>
-              <w:top w:w="110" w:type="dxa"/>
-              <w:left w:w="110" w:type="dxa"/>
-              <w:bottom w:w="110" w:type="dxa"/>
-              <w:right w:w="110" w:type="dxa"/>
+              <w:top w:w="80" w:type="dxa"/>
+              <w:left w:w="80" w:type="dxa"/>
+              <w:bottom w:w="80" w:type="dxa"/>
+              <w:right w:w="80" w:type="dxa"/>
             </w:tcMar>
           </w:tcPr>
           <w:p>
@@ -105,21 +84,21 @@
             <w:r>
               <w:rPr>
                 <w:b/>
-                <w:sz w:val="19"/>
+                <w:sz w:val="18"/>
               </w:rPr>
-              <w:t>Milestone</w:t>
+              <w:t>Scope complete</w:t>
             </w:r>
           </w:p>
         </w:tc>
         <w:tc>
           <w:tcPr>
-            <w:tcW w:type="dxa" w:w="3312"/>
+            <w:tcW w:type="dxa" w:w="3389"/>
             <w:shd w:fill="EAF1F7"/>
             <w:tcMar>
-              <w:top w:w="110" w:type="dxa"/>
-              <w:left w:w="110" w:type="dxa"/>
-              <w:bottom w:w="110" w:type="dxa"/>
-              <w:right w:w="110" w:type="dxa"/>
+              <w:top w:w="80" w:type="dxa"/>
+              <w:left w:w="80" w:type="dxa"/>
+              <w:bottom w:w="80" w:type="dxa"/>
+              <w:right w:w="80" w:type="dxa"/>
             </w:tcMar>
           </w:tcPr>
           <w:p>
@@ -129,21 +108,21 @@
             <w:r>
               <w:rPr>
                 <w:b/>
-                <w:sz w:val="19"/>
+                <w:sz w:val="18"/>
               </w:rPr>
-              <w:t>Owner</w:t>
+              <w:t>Budget used</w:t>
             </w:r>
           </w:p>
         </w:tc>
         <w:tc>
           <w:tcPr>
-            <w:tcW w:type="dxa" w:w="3312"/>
+            <w:tcW w:type="dxa" w:w="3389"/>
             <w:shd w:fill="EAF1F7"/>
             <w:tcMar>
-              <w:top w:w="110" w:type="dxa"/>
-              <w:left w:w="110" w:type="dxa"/>
-              <w:bottom w:w="110" w:type="dxa"/>
-              <w:right w:w="110" w:type="dxa"/>
+              <w:top w:w="80" w:type="dxa"/>
+              <w:left w:w="80" w:type="dxa"/>
+              <w:bottom w:w="80" w:type="dxa"/>
+              <w:right w:w="80" w:type="dxa"/>
             </w:tcMar>
           </w:tcPr>
           <w:p>
@@ -153,23 +132,26 @@
             <w:r>
               <w:rPr>
                 <w:b/>
-                <w:sz w:val="19"/>
+                <w:sz w:val="18"/>
               </w:rPr>
-              <w:t>Status</w:t>
+              <w:t>Next milestone</w:t>
             </w:r>
           </w:p>
         </w:tc>
       </w:tr>
       <w:tr>
+        <w:trPr>
+          <w:cantSplit/>
+        </w:trPr>
         <w:tc>
           <w:tcPr>
-            <w:tcW w:type="dxa" w:w="3312"/>
+            <w:tcW w:type="dxa" w:w="3389"/>
             <w:shd w:fill="FFFFFF"/>
             <w:tcMar>
-              <w:top w:w="110" w:type="dxa"/>
-              <w:left w:w="110" w:type="dxa"/>
-              <w:bottom w:w="110" w:type="dxa"/>
-              <w:right w:w="110" w:type="dxa"/>
+              <w:top w:w="80" w:type="dxa"/>
+              <w:left w:w="80" w:type="dxa"/>
+              <w:bottom w:w="80" w:type="dxa"/>
+              <w:right w:w="80" w:type="dxa"/>
             </w:tcMar>
           </w:tcPr>
           <w:p>
@@ -179,21 +161,21 @@
             <w:r>
               <w:rPr>
                 <w:b w:val="0"/>
-                <w:sz w:val="19"/>
+                <w:sz w:val="18"/>
               </w:rPr>
-              <w:t>[Milestone]</w:t>
+              <w:t>18 of 24 deliverables</w:t>
             </w:r>
           </w:p>
         </w:tc>
         <w:tc>
           <w:tcPr>
-            <w:tcW w:type="dxa" w:w="3312"/>
+            <w:tcW w:type="dxa" w:w="3389"/>
             <w:shd w:fill="FFFFFF"/>
             <w:tcMar>
-              <w:top w:w="110" w:type="dxa"/>
-              <w:left w:w="110" w:type="dxa"/>
-              <w:bottom w:w="110" w:type="dxa"/>
-              <w:right w:w="110" w:type="dxa"/>
+              <w:top w:w="80" w:type="dxa"/>
+              <w:left w:w="80" w:type="dxa"/>
+              <w:bottom w:w="80" w:type="dxa"/>
+              <w:right w:w="80" w:type="dxa"/>
             </w:tcMar>
           </w:tcPr>
           <w:p>
@@ -203,21 +185,21 @@
             <w:r>
               <w:rPr>
                 <w:b w:val="0"/>
-                <w:sz w:val="19"/>
+                <w:sz w:val="18"/>
               </w:rPr>
-              <w:t>[Name]</w:t>
+              <w:t>USD 42,000 of 60,000</w:t>
             </w:r>
           </w:p>
         </w:tc>
         <w:tc>
           <w:tcPr>
-            <w:tcW w:type="dxa" w:w="3312"/>
+            <w:tcW w:type="dxa" w:w="3389"/>
             <w:shd w:fill="FFFFFF"/>
             <w:tcMar>
-              <w:top w:w="110" w:type="dxa"/>
-              <w:left w:w="110" w:type="dxa"/>
-              <w:bottom w:w="110" w:type="dxa"/>
-              <w:right w:w="110" w:type="dxa"/>
+              <w:top w:w="80" w:type="dxa"/>
+              <w:left w:w="80" w:type="dxa"/>
+              <w:bottom w:w="80" w:type="dxa"/>
+              <w:right w:w="80" w:type="dxa"/>
             </w:tcMar>
           </w:tcPr>
           <w:p>
@@ -227,23 +209,129 @@
             <w:r>
               <w:rPr>
                 <w:b w:val="0"/>
-                <w:sz w:val="19"/>
+                <w:sz w:val="18"/>
               </w:rPr>
-              <w:t>[On track]</w:t>
+              <w:t>Pilot acceptance • 25 June</w:t>
+            </w:r>
+          </w:p>
+        </w:tc>
+      </w:tr>
+    </w:tbl>
+    <w:p>
+      <w:pPr>
+        <w:spacing w:after="0"/>
+      </w:pPr>
+    </w:p>
+    <w:p>
+      <w:pPr>
+        <w:pStyle w:val="Heading1"/>
+      </w:pPr>
+      <w:r>
+        <w:t>Delivery against the plan</w:t>
+      </w:r>
+    </w:p>
+    <w:tbl>
+      <w:tblPr>
+        <w:tblW w:type="auto" w:w="0"/>
+        <w:tblLayout w:type="fixed"/>
+        <w:tblLook w:firstColumn="1" w:firstRow="1" w:lastColumn="0" w:lastRow="0" w:noHBand="0" w:noVBand="1" w:val="04A0"/>
+      </w:tblPr>
+      <w:tblGrid>
+        <w:gridCol w:w="2541"/>
+        <w:gridCol w:w="2033"/>
+        <w:gridCol w:w="5591"/>
+      </w:tblGrid>
+      <w:tr>
+        <w:trPr>
+          <w:cantSplit/>
+          <w:tblHeader/>
+        </w:trPr>
+        <w:tc>
+          <w:tcPr>
+            <w:tcW w:type="dxa" w:w="2541"/>
+            <w:shd w:fill="EAF1F7"/>
+            <w:tcMar>
+              <w:top w:w="80" w:type="dxa"/>
+              <w:left w:w="80" w:type="dxa"/>
+              <w:bottom w:w="80" w:type="dxa"/>
+              <w:right w:w="80" w:type="dxa"/>
+            </w:tcMar>
+          </w:tcPr>
+          <w:p>
+            <w:pPr>
+              <w:spacing w:after="20"/>
+            </w:pPr>
+            <w:r>
+              <w:rPr>
+                <w:b/>
+                <w:sz w:val="18"/>
+              </w:rPr>
+              <w:t>Workstream</w:t>
+            </w:r>
+          </w:p>
+        </w:tc>
+        <w:tc>
+          <w:tcPr>
+            <w:tcW w:type="dxa" w:w="2033"/>
+            <w:shd w:fill="EAF1F7"/>
+            <w:tcMar>
+              <w:top w:w="80" w:type="dxa"/>
+              <w:left w:w="80" w:type="dxa"/>
+              <w:bottom w:w="80" w:type="dxa"/>
+              <w:right w:w="80" w:type="dxa"/>
+            </w:tcMar>
+          </w:tcPr>
+          <w:p>
+            <w:pPr>
+              <w:spacing w:after="20"/>
+            </w:pPr>
+            <w:r>
+              <w:rPr>
+                <w:b/>
+                <w:sz w:val="18"/>
+              </w:rPr>
+              <w:t>Owner</w:t>
+            </w:r>
+          </w:p>
+        </w:tc>
+        <w:tc>
+          <w:tcPr>
+            <w:tcW w:type="dxa" w:w="5591"/>
+            <w:shd w:fill="EAF1F7"/>
+            <w:tcMar>
+              <w:top w:w="80" w:type="dxa"/>
+              <w:left w:w="80" w:type="dxa"/>
+              <w:bottom w:w="80" w:type="dxa"/>
+              <w:right w:w="80" w:type="dxa"/>
+            </w:tcMar>
+          </w:tcPr>
+          <w:p>
+            <w:pPr>
+              <w:spacing w:after="20"/>
+            </w:pPr>
+            <w:r>
+              <w:rPr>
+                <w:b/>
+                <w:sz w:val="18"/>
+              </w:rPr>
+              <w:t>Status and evidence</w:t>
             </w:r>
           </w:p>
         </w:tc>
       </w:tr>
       <w:tr>
+        <w:trPr>
+          <w:cantSplit/>
+        </w:trPr>
         <w:tc>
           <w:tcPr>
-            <w:tcW w:type="dxa" w:w="3312"/>
-            <w:shd w:fill="EAF1F7"/>
+            <w:tcW w:type="dxa" w:w="2541"/>
+            <w:shd w:fill="FFFFFF"/>
             <w:tcMar>
-              <w:top w:w="110" w:type="dxa"/>
-              <w:left w:w="110" w:type="dxa"/>
-              <w:bottom w:w="110" w:type="dxa"/>
-              <w:right w:w="110" w:type="dxa"/>
+              <w:top w:w="80" w:type="dxa"/>
+              <w:left w:w="80" w:type="dxa"/>
+              <w:bottom w:w="80" w:type="dxa"/>
+              <w:right w:w="80" w:type="dxa"/>
             </w:tcMar>
           </w:tcPr>
           <w:p>
@@ -253,21 +341,21 @@
             <w:r>
               <w:rPr>
                 <w:b w:val="0"/>
-                <w:sz w:val="19"/>
+                <w:sz w:val="18"/>
               </w:rPr>
-              <w:t>[Next delivery]</w:t>
+              <w:t>Account setup</w:t>
             </w:r>
           </w:p>
         </w:tc>
         <w:tc>
           <w:tcPr>
-            <w:tcW w:type="dxa" w:w="3312"/>
-            <w:shd w:fill="EAF1F7"/>
+            <w:tcW w:type="dxa" w:w="2033"/>
+            <w:shd w:fill="FFFFFF"/>
             <w:tcMar>
-              <w:top w:w="110" w:type="dxa"/>
-              <w:left w:w="110" w:type="dxa"/>
-              <w:bottom w:w="110" w:type="dxa"/>
-              <w:right w:w="110" w:type="dxa"/>
+              <w:top w:w="80" w:type="dxa"/>
+              <w:left w:w="80" w:type="dxa"/>
+              <w:bottom w:w="80" w:type="dxa"/>
+              <w:right w:w="80" w:type="dxa"/>
             </w:tcMar>
           </w:tcPr>
           <w:p>
@@ -277,21 +365,21 @@
             <w:r>
               <w:rPr>
                 <w:b w:val="0"/>
-                <w:sz w:val="19"/>
+                <w:sz w:val="18"/>
               </w:rPr>
-              <w:t>[Name]</w:t>
+              <w:t>Alex Rivera</w:t>
             </w:r>
           </w:p>
         </w:tc>
         <w:tc>
           <w:tcPr>
-            <w:tcW w:type="dxa" w:w="3312"/>
-            <w:shd w:fill="EAF1F7"/>
+            <w:tcW w:type="dxa" w:w="5591"/>
+            <w:shd w:fill="FFFFFF"/>
             <w:tcMar>
-              <w:top w:w="110" w:type="dxa"/>
-              <w:left w:w="110" w:type="dxa"/>
-              <w:bottom w:w="110" w:type="dxa"/>
-              <w:right w:w="110" w:type="dxa"/>
+              <w:top w:w="80" w:type="dxa"/>
+              <w:left w:w="80" w:type="dxa"/>
+              <w:bottom w:w="80" w:type="dxa"/>
+              <w:right w:w="80" w:type="dxa"/>
             </w:tcMar>
           </w:tcPr>
           <w:p>
@@ -301,22 +389,258 @@
             <w:r>
               <w:rPr>
                 <w:b w:val="0"/>
-                <w:sz w:val="19"/>
+                <w:sz w:val="18"/>
               </w:rPr>
-              <w:t>[Pending]</w:t>
+              <w:t>Complete • 24 acceptance checks passed</w:t>
+            </w:r>
+          </w:p>
+        </w:tc>
+      </w:tr>
+      <w:tr>
+        <w:trPr>
+          <w:cantSplit/>
+        </w:trPr>
+        <w:tc>
+          <w:tcPr>
+            <w:tcW w:type="dxa" w:w="2541"/>
+            <w:shd w:fill="EAF1F7"/>
+            <w:tcMar>
+              <w:top w:w="80" w:type="dxa"/>
+              <w:left w:w="80" w:type="dxa"/>
+              <w:bottom w:w="80" w:type="dxa"/>
+              <w:right w:w="80" w:type="dxa"/>
+            </w:tcMar>
+          </w:tcPr>
+          <w:p>
+            <w:pPr>
+              <w:spacing w:after="20"/>
+            </w:pPr>
+            <w:r>
+              <w:rPr>
+                <w:b w:val="0"/>
+                <w:sz w:val="18"/>
+              </w:rPr>
+              <w:t>Invoice history</w:t>
+            </w:r>
+          </w:p>
+        </w:tc>
+        <w:tc>
+          <w:tcPr>
+            <w:tcW w:type="dxa" w:w="2033"/>
+            <w:shd w:fill="EAF1F7"/>
+            <w:tcMar>
+              <w:top w:w="80" w:type="dxa"/>
+              <w:left w:w="80" w:type="dxa"/>
+              <w:bottom w:w="80" w:type="dxa"/>
+              <w:right w:w="80" w:type="dxa"/>
+            </w:tcMar>
+          </w:tcPr>
+          <w:p>
+            <w:pPr>
+              <w:spacing w:after="20"/>
+            </w:pPr>
+            <w:r>
+              <w:rPr>
+                <w:b w:val="0"/>
+                <w:sz w:val="18"/>
+              </w:rPr>
+              <w:t>Sam Okafor</w:t>
+            </w:r>
+          </w:p>
+        </w:tc>
+        <w:tc>
+          <w:tcPr>
+            <w:tcW w:type="dxa" w:w="5591"/>
+            <w:shd w:fill="EAF1F7"/>
+            <w:tcMar>
+              <w:top w:w="80" w:type="dxa"/>
+              <w:left w:w="80" w:type="dxa"/>
+              <w:bottom w:w="80" w:type="dxa"/>
+              <w:right w:w="80" w:type="dxa"/>
+            </w:tcMar>
+          </w:tcPr>
+          <w:p>
+            <w:pPr>
+              <w:spacing w:after="20"/>
+            </w:pPr>
+            <w:r>
+              <w:rPr>
+                <w:b w:val="0"/>
+                <w:sz w:val="18"/>
+              </w:rPr>
+              <w:t>In review • finance sign-off due 21 June</w:t>
+            </w:r>
+          </w:p>
+        </w:tc>
+      </w:tr>
+      <w:tr>
+        <w:trPr>
+          <w:cantSplit/>
+        </w:trPr>
+        <w:tc>
+          <w:tcPr>
+            <w:tcW w:type="dxa" w:w="2541"/>
+            <w:shd w:fill="FFFFFF"/>
+            <w:tcMar>
+              <w:top w:w="80" w:type="dxa"/>
+              <w:left w:w="80" w:type="dxa"/>
+              <w:bottom w:w="80" w:type="dxa"/>
+              <w:right w:w="80" w:type="dxa"/>
+            </w:tcMar>
+          </w:tcPr>
+          <w:p>
+            <w:pPr>
+              <w:spacing w:after="20"/>
+            </w:pPr>
+            <w:r>
+              <w:rPr>
+                <w:b w:val="0"/>
+                <w:sz w:val="18"/>
+              </w:rPr>
+              <w:t>Single sign-on</w:t>
+            </w:r>
+          </w:p>
+        </w:tc>
+        <w:tc>
+          <w:tcPr>
+            <w:tcW w:type="dxa" w:w="2033"/>
+            <w:shd w:fill="FFFFFF"/>
+            <w:tcMar>
+              <w:top w:w="80" w:type="dxa"/>
+              <w:left w:w="80" w:type="dxa"/>
+              <w:bottom w:w="80" w:type="dxa"/>
+              <w:right w:w="80" w:type="dxa"/>
+            </w:tcMar>
+          </w:tcPr>
+          <w:p>
+            <w:pPr>
+              <w:spacing w:after="20"/>
+            </w:pPr>
+            <w:r>
+              <w:rPr>
+                <w:b w:val="0"/>
+                <w:sz w:val="18"/>
+              </w:rPr>
+              <w:t>Maya Chen</w:t>
+            </w:r>
+          </w:p>
+        </w:tc>
+        <w:tc>
+          <w:tcPr>
+            <w:tcW w:type="dxa" w:w="5591"/>
+            <w:shd w:fill="FFFFFF"/>
+            <w:tcMar>
+              <w:top w:w="80" w:type="dxa"/>
+              <w:left w:w="80" w:type="dxa"/>
+              <w:bottom w:w="80" w:type="dxa"/>
+              <w:right w:w="80" w:type="dxa"/>
+            </w:tcMar>
+          </w:tcPr>
+          <w:p>
+            <w:pPr>
+              <w:spacing w:after="20"/>
+            </w:pPr>
+            <w:r>
+              <w:rPr>
+                <w:b w:val="0"/>
+                <w:sz w:val="18"/>
+              </w:rPr>
+              <w:t>At risk • sandbox credentials still pending</w:t>
             </w:r>
           </w:p>
         </w:tc>
       </w:tr>
     </w:tbl>
+    <w:p>
+      <w:pPr>
+        <w:spacing w:after="0"/>
+      </w:pPr>
+    </w:p>
+    <w:p>
+      <w:pPr>
+        <w:pStyle w:val="Heading1"/>
+      </w:pPr>
+      <w:r>
+        <w:t>Risks and response</w:t>
+      </w:r>
+    </w:p>
+    <w:p>
+      <w:pPr/>
+      <w:r>
+        <w:t>R-03 • Identity provider access. If credentials arrive after 22 June, the pilot will use password sign-in. Maya owns the fallback; security review is booked for 23 June.</w:t>
+      </w:r>
+    </w:p>
+    <w:p>
+      <w:pPr>
+        <w:pStyle w:val="Heading1"/>
+      </w:pPr>
+      <w:r>
+        <w:t>Decision for the sponsor</w:t>
+      </w:r>
+    </w:p>
+    <w:p>
+      <w:pPr/>
+      <w:r>
+        <w:t>Approve the 20-customer pilot with password sign-in, subject to security review. No additional budget is requested. Priya Shah to confirm by 21 June, 15:00.</w:t>
+      </w:r>
+    </w:p>
+    <w:p>
+      <w:pPr>
+        <w:pStyle w:val="Heading1"/>
+      </w:pPr>
+      <w:r>
+        <w:t>Next week</w:t>
+      </w:r>
+    </w:p>
+    <w:p>
+      <w:pPr>
+        <w:pStyle w:val="ListBullet"/>
+      </w:pPr>
+      <w:r>
+        <w:t>Finance: approve invoice totals and download wording by 21 June.</w:t>
+      </w:r>
+    </w:p>
+    <w:p>
+      <w:pPr>
+        <w:pStyle w:val="ListBullet"/>
+      </w:pPr>
+      <w:r>
+        <w:t>Engineering: complete pilot deployment and rollback rehearsal by 24 June.</w:t>
+      </w:r>
+    </w:p>
+    <w:p>
+      <w:pPr>
+        <w:pStyle w:val="ListBullet"/>
+      </w:pPr>
+      <w:r>
+        <w:t>Customer success: confirm pilot participants and support coverage by 25 June.</w:t>
+      </w:r>
+    </w:p>
     <w:sectPr>
+      <w:footerReference w:type="default" r:id="rId9"/>
       <w:pgSz w:w="12240" w:h="15840"/>
-      <w:pgMar w:top="1008" w:right="1152" w:bottom="1008" w:left="1152" w:header="720" w:footer="720" w:gutter="0"/>
+      <w:pgMar w:top="864" w:right="1037" w:bottom="864" w:left="1037" w:header="720" w:footer="720" w:gutter="0"/>
       <w:cols w:space="720"/>
       <w:docGrid w:linePitch="360"/>
     </w:sectPr>
   </w:body>
 </w:document>
+</file>
+
+<file path=word/footer1.xml><?xml version="1.0" encoding="utf-8"?>
+<w:ftr xmlns:m="http://schemas.openxmlformats.org/officeDocument/2006/math" xmlns:mc="http://schemas.openxmlformats.org/markup-compatibility/2006" xmlns:mo="http://schemas.microsoft.com/office/mac/office/2008/main" xmlns:mv="urn:schemas-microsoft-com:mac:vml" xmlns:o="urn:schemas-microsoft-com:office:office" xmlns:r="http://schemas.openxmlformats.org/officeDocument/2006/relationships" xmlns:v="urn:schemas-microsoft-com:vml" xmlns:w10="urn:schemas-microsoft-com:office:word" xmlns:w14="http://schemas.microsoft.com/office/word/2010/wordml" xmlns:w="http://schemas.openxmlformats.org/wordprocessingml/2006/main" xmlns:wne="http://schemas.microsoft.com/office/word/2006/wordml" xmlns:wp14="http://schemas.microsoft.com/office/word/2010/wordprocessingDrawing" xmlns:wp="http://schemas.openxmlformats.org/drawingml/2006/wordprocessingDrawing" xmlns:wpc="http://schemas.microsoft.com/office/word/2010/wordprocessingCanvas" xmlns:wpg="http://schemas.microsoft.com/office/word/2010/wordprocessingGroup" xmlns:wpi="http://schemas.microsoft.com/office/word/2010/wordprocessingInk" xmlns:wps="http://schemas.microsoft.com/office/word/2010/wordprocessingShape" mc:Ignorable="w14 wp14">
+  <w:p>
+    <w:pPr>
+      <w:pStyle w:val="Footer"/>
+    </w:pPr>
+    <w:r>
+      <w:rPr>
+        <w:sz w:val="16"/>
+      </w:rPr>
+      <w:t>Dazzler sample template • professional • Replace fictional details before use</w:t>
+    </w:r>
+  </w:p>
+</w:ftr>
 </file>
 
 <file path=word/numbering.xml><?xml version="1.0" encoding="utf-8"?>
@@ -683,12 +1007,12 @@
     <w:qFormat/>
     <w:rsid w:val="00FC693F"/>
     <w:pPr>
-      <w:spacing w:after="140" w:line="276" w:lineRule="auto"/>
+      <w:spacing w:line="259" w:lineRule="auto" w:after="120"/>
     </w:pPr>
     <w:rPr>
-      <w:rFonts w:ascii="Arial" w:hAnsi="Arial" w:eastAsia="Arial" w:cs="Arial"/>
+      <w:rFonts w:ascii="Arial" w:hAnsi="Arial"/>
       <w:color w:val="000000"/>
-      <w:sz w:val="21"/>
+      <w:sz w:val="20"/>
     </w:rPr>
   </w:style>
   <w:style w:type="paragraph" w:styleId="Header">
@@ -746,15 +1070,15 @@
     <w:pPr>
       <w:keepNext/>
       <w:keepLines/>
-      <w:spacing w:before="320" w:after="140"/>
+      <w:spacing w:before="240" w:after="120" w:line="259" w:lineRule="auto"/>
       <w:outlineLvl w:val="0"/>
     </w:pPr>
     <w:rPr>
-      <w:rFonts w:cstheme="majorBidi" w:ascii="Arial" w:hAnsi="Arial" w:eastAsia="Arial" w:cs="Arial"/>
+      <w:rFonts w:cstheme="majorBidi" w:ascii="Arial" w:hAnsi="Arial"/>
       <w:b/>
       <w:bCs/>
       <w:color w:val="000000"/>
-      <w:sz w:val="28"/>
+      <w:sz w:val="26"/>
       <w:szCs w:val="28"/>
     </w:rPr>
   </w:style>
@@ -770,15 +1094,15 @@
     <w:pPr>
       <w:keepNext/>
       <w:keepLines/>
-      <w:spacing w:before="200" w:after="140"/>
+      <w:spacing w:before="200" w:after="120" w:line="259" w:lineRule="auto"/>
       <w:outlineLvl w:val="1"/>
     </w:pPr>
     <w:rPr>
-      <w:rFonts w:cstheme="majorBidi" w:ascii="Arial" w:hAnsi="Arial" w:eastAsia="Arial" w:cs="Arial"/>
+      <w:rFonts w:cstheme="majorBidi" w:ascii="Arial" w:hAnsi="Arial"/>
       <w:b/>
       <w:bCs/>
       <w:color w:val="000000"/>
-      <w:sz w:val="26"/>
+      <w:sz w:val="22"/>
       <w:szCs w:val="26"/>
     </w:rPr>
   </w:style>
@@ -1032,15 +1356,15 @@
     <w:qFormat/>
     <w:rsid w:val="00FC693F"/>
     <w:pPr>
-      <w:spacing w:after="200" w:line="240" w:lineRule="auto"/>
+      <w:spacing w:after="120" w:line="259" w:lineRule="auto"/>
       <w:contextualSpacing/>
     </w:pPr>
     <w:rPr>
-      <w:rFonts w:cstheme="majorBidi" w:ascii="Arial" w:hAnsi="Arial" w:eastAsia="Arial" w:cs="Arial"/>
+      <w:rFonts w:cstheme="majorBidi" w:ascii="Arial" w:hAnsi="Arial"/>
       <w:color w:val="000000"/>
       <w:spacing w:val="5"/>
       <w:kern w:val="28"/>
-      <w:sz w:val="58"/>
+      <w:sz w:val="56"/>
       <w:szCs w:val="52"/>
     </w:rPr>
   </w:style>
@@ -1071,10 +1395,10 @@
       <w:numPr>
         <w:ilvl w:val="1"/>
       </w:numPr>
-      <w:spacing w:after="140"/>
+      <w:spacing w:line="259" w:lineRule="auto" w:after="120"/>
     </w:pPr>
     <w:rPr>
-      <w:rFonts w:cstheme="majorBidi" w:ascii="Arial" w:hAnsi="Arial" w:eastAsia="Arial" w:cs="Arial"/>
+      <w:rFonts w:cstheme="majorBidi" w:ascii="Arial" w:hAnsi="Arial"/>
       <w:i/>
       <w:iCs/>
       <w:color w:val="000000"/>
@@ -1215,8 +1539,14 @@
       <w:numPr>
         <w:numId w:val="1"/>
       </w:numPr>
+      <w:spacing w:line="259" w:lineRule="auto" w:after="120"/>
       <w:contextualSpacing/>
     </w:pPr>
+    <w:rPr>
+      <w:rFonts w:ascii="Arial" w:hAnsi="Arial"/>
+      <w:color w:val="000000"/>
+      <w:sz w:val="20"/>
+    </w:rPr>
   </w:style>
   <w:style w:type="paragraph" w:styleId="ListBullet2">
     <w:name w:val="List Bullet 2"/>

--- a/docs/templates/docx/professional.docx
+++ b/docs/templates/docx/professional.docx
@@ -6,10 +6,10 @@
       <w:r>
         <w:rPr>
           <w:b/>
-          <w:color w:val="244D70"/>
-          <w:sz w:val="18"/>
+          <w:color w:val="164BCA"/>
+          <w:sz w:val="16"/>
         </w:rPr>
-        <w:t>DELIVERY OFFICE</w:t>
+        <w:t>DELIVERY OFFICE   /   01</w:t>
       </w:r>
     </w:p>
     <w:p>
@@ -17,7 +17,7 @@
         <w:pStyle w:val="Title"/>
       </w:pPr>
       <w:r>
-        <w:t>Customer portal launch</w:t>
+        <w:t>Launch with confidence</w:t>
       </w:r>
     </w:p>
     <w:p>
@@ -25,29 +25,19 @@
         <w:pStyle w:val="Subtitle"/>
       </w:pPr>
       <w:r>
+        <w:rPr>
+          <w:i/>
+        </w:rPr>
         <w:t>Weekly delivery report</w:t>
       </w:r>
     </w:p>
     <w:p>
       <w:pPr/>
       <w:r>
-        <w:t>Reporting period  14–18 June 2027     •     Prepared by Maya Chen, Delivery Lead</w:t>
-      </w:r>
-    </w:p>
-    <w:p>
-      <w:pPr>
-        <w:spacing w:before="160" w:after="200"/>
-        <w:shd w:fill="EAF1F7"/>
-      </w:pPr>
-      <w:r>
         <w:rPr>
-          <w:b/>
+          <w:b w:val="0"/>
         </w:rPr>
-        <w:t>AMBER — decision needed by 21 June</w:t>
-        <w:br/>
-      </w:r>
-      <w:r>
-        <w:t>The 12 July launch remains achievable. Identity integration is three days behind; approving a limited pilot keeps the public launch date intact.</w:t>
+        <w:t>PORTAL RELEASE / WEEK 24 / 14–18 JUNE 2027</w:t>
       </w:r>
     </w:p>
     <w:tbl>
@@ -57,9 +47,9 @@
         <w:tblLook w:firstColumn="1" w:firstRow="1" w:lastColumn="0" w:lastRow="0" w:noHBand="0" w:noVBand="1" w:val="04A0"/>
       </w:tblPr>
       <w:tblGrid>
-        <w:gridCol w:w="3389"/>
-        <w:gridCol w:w="3389"/>
-        <w:gridCol w:w="3389"/>
+        <w:gridCol w:w="3485"/>
+        <w:gridCol w:w="3485"/>
+        <w:gridCol w:w="3485"/>
       </w:tblGrid>
       <w:tr>
         <w:trPr>
@@ -68,73 +58,80 @@
         </w:trPr>
         <w:tc>
           <w:tcPr>
-            <w:tcW w:type="dxa" w:w="3389"/>
-            <w:shd w:fill="EAF1F7"/>
+            <w:tcW w:type="dxa" w:w="3485"/>
+            <w:shd w:fill="164BCA"/>
             <w:tcMar>
-              <w:top w:w="80" w:type="dxa"/>
-              <w:left w:w="80" w:type="dxa"/>
-              <w:bottom w:w="80" w:type="dxa"/>
-              <w:right w:w="80" w:type="dxa"/>
+              <w:top w:w="85" w:type="dxa"/>
+              <w:left w:w="85" w:type="dxa"/>
+              <w:bottom w:w="85" w:type="dxa"/>
+              <w:right w:w="85" w:type="dxa"/>
             </w:tcMar>
           </w:tcPr>
           <w:p>
             <w:pPr>
-              <w:spacing w:after="20"/>
+              <w:spacing w:after="0"/>
             </w:pPr>
             <w:r>
               <w:rPr>
+                <w:rFonts w:ascii="Arial" w:hAnsi="Arial"/>
                 <w:b/>
-                <w:sz w:val="18"/>
+                <w:color w:val="FFFFFF"/>
+                <w:sz w:val="58"/>
               </w:rPr>
-              <w:t>Scope complete</w:t>
+              <w:t>75%</w:t>
             </w:r>
           </w:p>
         </w:tc>
         <w:tc>
           <w:tcPr>
-            <w:tcW w:type="dxa" w:w="3389"/>
-            <w:shd w:fill="EAF1F7"/>
+            <w:tcW w:type="dxa" w:w="3485"/>
+            <w:shd w:fill="164BCA"/>
             <w:tcMar>
-              <w:top w:w="80" w:type="dxa"/>
-              <w:left w:w="80" w:type="dxa"/>
-              <w:bottom w:w="80" w:type="dxa"/>
-              <w:right w:w="80" w:type="dxa"/>
+              <w:top w:w="85" w:type="dxa"/>
+              <w:left w:w="85" w:type="dxa"/>
+              <w:bottom w:w="85" w:type="dxa"/>
+              <w:right w:w="85" w:type="dxa"/>
             </w:tcMar>
+            <w:shd w:fill="AE391C"/>
           </w:tcPr>
           <w:p>
             <w:pPr>
-              <w:spacing w:after="20"/>
+              <w:spacing w:after="0"/>
             </w:pPr>
             <w:r>
               <w:rPr>
+                <w:rFonts w:ascii="Arial" w:hAnsi="Arial"/>
                 <w:b/>
-                <w:sz w:val="18"/>
+                <w:color w:val="FFFFFF"/>
+                <w:sz w:val="58"/>
               </w:rPr>
-              <w:t>Budget used</w:t>
+              <w:t>$18k</w:t>
             </w:r>
           </w:p>
         </w:tc>
         <w:tc>
           <w:tcPr>
-            <w:tcW w:type="dxa" w:w="3389"/>
-            <w:shd w:fill="EAF1F7"/>
+            <w:tcW w:type="dxa" w:w="3485"/>
+            <w:shd w:fill="164BCA"/>
             <w:tcMar>
-              <w:top w:w="80" w:type="dxa"/>
-              <w:left w:w="80" w:type="dxa"/>
-              <w:bottom w:w="80" w:type="dxa"/>
-              <w:right w:w="80" w:type="dxa"/>
+              <w:top w:w="85" w:type="dxa"/>
+              <w:left w:w="85" w:type="dxa"/>
+              <w:bottom w:w="85" w:type="dxa"/>
+              <w:right w:w="85" w:type="dxa"/>
             </w:tcMar>
           </w:tcPr>
           <w:p>
             <w:pPr>
-              <w:spacing w:after="20"/>
+              <w:spacing w:after="0"/>
             </w:pPr>
             <w:r>
               <w:rPr>
+                <w:rFonts w:ascii="Arial" w:hAnsi="Arial"/>
                 <w:b/>
-                <w:sz w:val="18"/>
+                <w:color w:val="FFFFFF"/>
+                <w:sz w:val="58"/>
               </w:rPr>
-              <w:t>Next milestone</w:t>
+              <w:t>24</w:t>
             </w:r>
           </w:p>
         </w:tc>
@@ -145,73 +142,79 @@
         </w:trPr>
         <w:tc>
           <w:tcPr>
-            <w:tcW w:type="dxa" w:w="3389"/>
-            <w:shd w:fill="FFFFFF"/>
+            <w:tcW w:type="dxa" w:w="3485"/>
+            <w:shd w:fill="F0F2F6"/>
             <w:tcMar>
-              <w:top w:w="80" w:type="dxa"/>
-              <w:left w:w="80" w:type="dxa"/>
-              <w:bottom w:w="80" w:type="dxa"/>
-              <w:right w:w="80" w:type="dxa"/>
+              <w:top w:w="85" w:type="dxa"/>
+              <w:left w:w="85" w:type="dxa"/>
+              <w:bottom w:w="85" w:type="dxa"/>
+              <w:right w:w="85" w:type="dxa"/>
             </w:tcMar>
           </w:tcPr>
           <w:p>
             <w:pPr>
-              <w:spacing w:after="20"/>
+              <w:spacing w:after="0"/>
             </w:pPr>
             <w:r>
               <w:rPr>
+                <w:rFonts w:ascii="Arial" w:hAnsi="Arial"/>
                 <w:b w:val="0"/>
-                <w:sz w:val="18"/>
+                <w:color w:val="172033"/>
+                <w:sz w:val="20"/>
               </w:rPr>
-              <w:t>18 of 24 deliverables</w:t>
+              <w:t>scope complete</w:t>
             </w:r>
           </w:p>
         </w:tc>
         <w:tc>
           <w:tcPr>
-            <w:tcW w:type="dxa" w:w="3389"/>
-            <w:shd w:fill="FFFFFF"/>
+            <w:tcW w:type="dxa" w:w="3485"/>
+            <w:shd w:fill="F0F2F6"/>
             <w:tcMar>
-              <w:top w:w="80" w:type="dxa"/>
-              <w:left w:w="80" w:type="dxa"/>
-              <w:bottom w:w="80" w:type="dxa"/>
-              <w:right w:w="80" w:type="dxa"/>
+              <w:top w:w="85" w:type="dxa"/>
+              <w:left w:w="85" w:type="dxa"/>
+              <w:bottom w:w="85" w:type="dxa"/>
+              <w:right w:w="85" w:type="dxa"/>
             </w:tcMar>
           </w:tcPr>
           <w:p>
             <w:pPr>
-              <w:spacing w:after="20"/>
+              <w:spacing w:after="0"/>
             </w:pPr>
             <w:r>
               <w:rPr>
+                <w:rFonts w:ascii="Arial" w:hAnsi="Arial"/>
                 <w:b w:val="0"/>
-                <w:sz w:val="18"/>
+                <w:color w:val="172033"/>
+                <w:sz w:val="20"/>
               </w:rPr>
-              <w:t>USD 42,000 of 60,000</w:t>
+              <w:t>budget remaining</w:t>
             </w:r>
           </w:p>
         </w:tc>
         <w:tc>
           <w:tcPr>
-            <w:tcW w:type="dxa" w:w="3389"/>
-            <w:shd w:fill="FFFFFF"/>
+            <w:tcW w:type="dxa" w:w="3485"/>
+            <w:shd w:fill="F0F2F6"/>
             <w:tcMar>
-              <w:top w:w="80" w:type="dxa"/>
-              <w:left w:w="80" w:type="dxa"/>
-              <w:bottom w:w="80" w:type="dxa"/>
-              <w:right w:w="80" w:type="dxa"/>
+              <w:top w:w="85" w:type="dxa"/>
+              <w:left w:w="85" w:type="dxa"/>
+              <w:bottom w:w="85" w:type="dxa"/>
+              <w:right w:w="85" w:type="dxa"/>
             </w:tcMar>
           </w:tcPr>
           <w:p>
             <w:pPr>
-              <w:spacing w:after="20"/>
+              <w:spacing w:after="0"/>
             </w:pPr>
             <w:r>
               <w:rPr>
+                <w:rFonts w:ascii="Arial" w:hAnsi="Arial"/>
                 <w:b w:val="0"/>
-                <w:sz w:val="18"/>
+                <w:color w:val="172033"/>
+                <w:sz w:val="20"/>
               </w:rPr>
-              <w:t>Pilot acceptance • 25 June</w:t>
+              <w:t>days to launch</w:t>
             </w:r>
           </w:p>
         </w:tc>
@@ -219,15 +222,91 @@
     </w:tbl>
     <w:p>
       <w:pPr>
-        <w:spacing w:after="0"/>
+        <w:spacing w:after="0" w:before="0" w:line="60" w:lineRule="exact"/>
       </w:pPr>
+      <w:r>
+        <w:rPr>
+          <w:sz w:val="6"/>
+        </w:rPr>
+      </w:r>
     </w:p>
     <w:p>
       <w:pPr>
-        <w:pStyle w:val="Heading1"/>
+        <w:shd w:fill="EDF2F9"/>
+        <w:spacing w:before="120" w:after="160"/>
       </w:pPr>
       <w:r>
-        <w:t>Delivery against the plan</w:t>
+        <w:rPr>
+          <w:b/>
+          <w:color w:val="164BCA"/>
+          <w:sz w:val="18"/>
+        </w:rPr>
+        <w:t>DECISION / 21 JUNE</w:t>
+        <w:br/>
+      </w:r>
+      <w:r>
+        <w:rPr>
+          <w:b w:val="0"/>
+        </w:rPr>
+        <w:t xml:space="preserve">Approve the 20-customer </w:t>
+      </w:r>
+      <w:r>
+        <w:rPr>
+          <w:b/>
+          <w:color w:val="164BCA"/>
+        </w:rPr>
+        <w:t>pilot</w:t>
+      </w:r>
+      <w:r>
+        <w:rPr>
+          <w:b w:val="0"/>
+        </w:rPr>
+        <w:t>. Identity integration is three days late; a reviewed password fallback protects the 12 July launch.</w:t>
+      </w:r>
+    </w:p>
+    <w:p>
+      <w:pPr>
+        <w:pStyle w:val="Heading2"/>
+        <w:keepNext/>
+      </w:pPr>
+      <w:r>
+        <w:t>Cumulative accepted deliverables</w:t>
+      </w:r>
+    </w:p>
+    <w:p>
+      <w:r>
+        <w:drawing>
+          <wp:inline xmlns:a="http://schemas.openxmlformats.org/drawingml/2006/main" xmlns:pic="http://schemas.openxmlformats.org/drawingml/2006/picture">
+            <wp:extent cx="6080760" cy="1958744"/>
+            <wp:docPr id="1" name="Picture 1"/>
+            <wp:cNvGraphicFramePr>
+              <a:graphicFrameLocks noChangeAspect="1"/>
+            </wp:cNvGraphicFramePr>
+            <a:graphic>
+              <a:graphicData uri="http://schemas.openxmlformats.org/drawingml/2006/picture">
+                <pic:pic>
+                  <pic:nvPicPr>
+                    <pic:cNvPr id="0" name="professional-1.png"/>
+                    <pic:cNvPicPr/>
+                  </pic:nvPicPr>
+                  <pic:blipFill>
+                    <a:blip r:embed="rId10"/>
+                    <a:stretch>
+                      <a:fillRect/>
+                    </a:stretch>
+                  </pic:blipFill>
+                  <pic:spPr>
+                    <a:xfrm>
+                      <a:off x="0" y="0"/>
+                      <a:ext cx="6080760" cy="1958744"/>
+                    </a:xfrm>
+                    <a:prstGeom prst="rect"/>
+                  </pic:spPr>
+                </pic:pic>
+              </a:graphicData>
+            </a:graphic>
+          </wp:inline>
+        </w:drawing>
       </w:r>
     </w:p>
     <w:tbl>
@@ -237,9 +316,9 @@
         <w:tblLook w:firstColumn="1" w:firstRow="1" w:lastColumn="0" w:lastRow="0" w:noHBand="0" w:noVBand="1" w:val="04A0"/>
       </w:tblPr>
       <w:tblGrid>
-        <w:gridCol w:w="2541"/>
-        <w:gridCol w:w="2033"/>
-        <w:gridCol w:w="5591"/>
+        <w:gridCol w:w="4391"/>
+        <w:gridCol w:w="2927"/>
+        <w:gridCol w:w="3136"/>
       </w:tblGrid>
       <w:tr>
         <w:trPr>
@@ -248,23 +327,25 @@
         </w:trPr>
         <w:tc>
           <w:tcPr>
-            <w:tcW w:type="dxa" w:w="2541"/>
-            <w:shd w:fill="EAF1F7"/>
+            <w:tcW w:type="dxa" w:w="4391"/>
+            <w:shd w:fill="164BCA"/>
             <w:tcMar>
-              <w:top w:w="80" w:type="dxa"/>
-              <w:left w:w="80" w:type="dxa"/>
-              <w:bottom w:w="80" w:type="dxa"/>
-              <w:right w:w="80" w:type="dxa"/>
+              <w:top w:w="85" w:type="dxa"/>
+              <w:left w:w="85" w:type="dxa"/>
+              <w:bottom w:w="85" w:type="dxa"/>
+              <w:right w:w="85" w:type="dxa"/>
             </w:tcMar>
           </w:tcPr>
           <w:p>
             <w:pPr>
-              <w:spacing w:after="20"/>
+              <w:spacing w:after="0"/>
             </w:pPr>
             <w:r>
               <w:rPr>
+                <w:rFonts w:ascii="Arial" w:hAnsi="Arial"/>
                 <w:b/>
-                <w:sz w:val="18"/>
+                <w:color w:val="FFFFFF"/>
+                <w:sz w:val="20"/>
               </w:rPr>
               <w:t>Workstream</w:t>
             </w:r>
@@ -272,49 +353,53 @@
         </w:tc>
         <w:tc>
           <w:tcPr>
-            <w:tcW w:type="dxa" w:w="2033"/>
-            <w:shd w:fill="EAF1F7"/>
+            <w:tcW w:type="dxa" w:w="2927"/>
+            <w:shd w:fill="164BCA"/>
             <w:tcMar>
-              <w:top w:w="80" w:type="dxa"/>
-              <w:left w:w="80" w:type="dxa"/>
-              <w:bottom w:w="80" w:type="dxa"/>
-              <w:right w:w="80" w:type="dxa"/>
+              <w:top w:w="85" w:type="dxa"/>
+              <w:left w:w="85" w:type="dxa"/>
+              <w:bottom w:w="85" w:type="dxa"/>
+              <w:right w:w="85" w:type="dxa"/>
             </w:tcMar>
           </w:tcPr>
           <w:p>
             <w:pPr>
-              <w:spacing w:after="20"/>
+              <w:spacing w:after="0"/>
             </w:pPr>
             <w:r>
               <w:rPr>
+                <w:rFonts w:ascii="Arial" w:hAnsi="Arial"/>
                 <w:b/>
-                <w:sz w:val="18"/>
+                <w:color w:val="FFFFFF"/>
+                <w:sz w:val="20"/>
               </w:rPr>
-              <w:t>Owner</w:t>
+              <w:t>Accepted / planned</w:t>
             </w:r>
           </w:p>
         </w:tc>
         <w:tc>
           <w:tcPr>
-            <w:tcW w:type="dxa" w:w="5591"/>
-            <w:shd w:fill="EAF1F7"/>
+            <w:tcW w:type="dxa" w:w="3136"/>
+            <w:shd w:fill="164BCA"/>
             <w:tcMar>
-              <w:top w:w="80" w:type="dxa"/>
-              <w:left w:w="80" w:type="dxa"/>
-              <w:bottom w:w="80" w:type="dxa"/>
-              <w:right w:w="80" w:type="dxa"/>
+              <w:top w:w="85" w:type="dxa"/>
+              <w:left w:w="85" w:type="dxa"/>
+              <w:bottom w:w="85" w:type="dxa"/>
+              <w:right w:w="85" w:type="dxa"/>
             </w:tcMar>
           </w:tcPr>
           <w:p>
             <w:pPr>
-              <w:spacing w:after="20"/>
+              <w:spacing w:after="0"/>
             </w:pPr>
             <w:r>
               <w:rPr>
+                <w:rFonts w:ascii="Arial" w:hAnsi="Arial"/>
                 <w:b/>
-                <w:sz w:val="18"/>
+                <w:color w:val="FFFFFF"/>
+                <w:sz w:val="20"/>
               </w:rPr>
-              <w:t>Status and evidence</w:t>
+              <w:t>Owner</w:t>
             </w:r>
           </w:p>
         </w:tc>
@@ -325,23 +410,25 @@
         </w:trPr>
         <w:tc>
           <w:tcPr>
-            <w:tcW w:type="dxa" w:w="2541"/>
-            <w:shd w:fill="FFFFFF"/>
+            <w:tcW w:type="dxa" w:w="4391"/>
+            <w:shd w:fill="F0F2F6"/>
             <w:tcMar>
-              <w:top w:w="80" w:type="dxa"/>
-              <w:left w:w="80" w:type="dxa"/>
-              <w:bottom w:w="80" w:type="dxa"/>
-              <w:right w:w="80" w:type="dxa"/>
+              <w:top w:w="85" w:type="dxa"/>
+              <w:left w:w="85" w:type="dxa"/>
+              <w:bottom w:w="85" w:type="dxa"/>
+              <w:right w:w="85" w:type="dxa"/>
             </w:tcMar>
           </w:tcPr>
           <w:p>
             <w:pPr>
-              <w:spacing w:after="20"/>
+              <w:spacing w:after="0"/>
             </w:pPr>
             <w:r>
               <w:rPr>
+                <w:rFonts w:ascii="Arial" w:hAnsi="Arial"/>
                 <w:b w:val="0"/>
-                <w:sz w:val="18"/>
+                <w:color w:val="172033"/>
+                <w:sz w:val="20"/>
               </w:rPr>
               <w:t>Account setup</w:t>
             </w:r>
@@ -349,49 +436,53 @@
         </w:tc>
         <w:tc>
           <w:tcPr>
-            <w:tcW w:type="dxa" w:w="2033"/>
-            <w:shd w:fill="FFFFFF"/>
+            <w:tcW w:type="dxa" w:w="2927"/>
+            <w:shd w:fill="F0F2F6"/>
             <w:tcMar>
-              <w:top w:w="80" w:type="dxa"/>
-              <w:left w:w="80" w:type="dxa"/>
-              <w:bottom w:w="80" w:type="dxa"/>
-              <w:right w:w="80" w:type="dxa"/>
+              <w:top w:w="85" w:type="dxa"/>
+              <w:left w:w="85" w:type="dxa"/>
+              <w:bottom w:w="85" w:type="dxa"/>
+              <w:right w:w="85" w:type="dxa"/>
             </w:tcMar>
           </w:tcPr>
           <w:p>
             <w:pPr>
-              <w:spacing w:after="20"/>
+              <w:spacing w:after="0"/>
             </w:pPr>
             <w:r>
               <w:rPr>
+                <w:rFonts w:ascii="Arial" w:hAnsi="Arial"/>
                 <w:b w:val="0"/>
-                <w:sz w:val="18"/>
+                <w:color w:val="172033"/>
+                <w:sz w:val="20"/>
               </w:rPr>
-              <w:t>Alex Rivera</w:t>
+              <w:t>6 / 6</w:t>
             </w:r>
           </w:p>
         </w:tc>
         <w:tc>
           <w:tcPr>
-            <w:tcW w:type="dxa" w:w="5591"/>
-            <w:shd w:fill="FFFFFF"/>
+            <w:tcW w:type="dxa" w:w="3136"/>
+            <w:shd w:fill="F0F2F6"/>
             <w:tcMar>
-              <w:top w:w="80" w:type="dxa"/>
-              <w:left w:w="80" w:type="dxa"/>
-              <w:bottom w:w="80" w:type="dxa"/>
-              <w:right w:w="80" w:type="dxa"/>
+              <w:top w:w="85" w:type="dxa"/>
+              <w:left w:w="85" w:type="dxa"/>
+              <w:bottom w:w="85" w:type="dxa"/>
+              <w:right w:w="85" w:type="dxa"/>
             </w:tcMar>
           </w:tcPr>
           <w:p>
             <w:pPr>
-              <w:spacing w:after="20"/>
+              <w:spacing w:after="0"/>
             </w:pPr>
             <w:r>
               <w:rPr>
+                <w:rFonts w:ascii="Arial" w:hAnsi="Arial"/>
                 <w:b w:val="0"/>
-                <w:sz w:val="18"/>
+                <w:color w:val="172033"/>
+                <w:sz w:val="20"/>
               </w:rPr>
-              <w:t>Complete • 24 acceptance checks passed</w:t>
+              <w:t>Alex Rivera</w:t>
             </w:r>
           </w:p>
         </w:tc>
@@ -402,23 +493,25 @@
         </w:trPr>
         <w:tc>
           <w:tcPr>
-            <w:tcW w:type="dxa" w:w="2541"/>
-            <w:shd w:fill="EAF1F7"/>
+            <w:tcW w:type="dxa" w:w="4391"/>
+            <w:shd w:fill="FFFFFF"/>
             <w:tcMar>
-              <w:top w:w="80" w:type="dxa"/>
-              <w:left w:w="80" w:type="dxa"/>
-              <w:bottom w:w="80" w:type="dxa"/>
-              <w:right w:w="80" w:type="dxa"/>
+              <w:top w:w="85" w:type="dxa"/>
+              <w:left w:w="85" w:type="dxa"/>
+              <w:bottom w:w="85" w:type="dxa"/>
+              <w:right w:w="85" w:type="dxa"/>
             </w:tcMar>
           </w:tcPr>
           <w:p>
             <w:pPr>
-              <w:spacing w:after="20"/>
+              <w:spacing w:after="0"/>
             </w:pPr>
             <w:r>
               <w:rPr>
+                <w:rFonts w:ascii="Arial" w:hAnsi="Arial"/>
                 <w:b w:val="0"/>
-                <w:sz w:val="18"/>
+                <w:color w:val="172033"/>
+                <w:sz w:val="20"/>
               </w:rPr>
               <w:t>Invoice history</w:t>
             </w:r>
@@ -426,49 +519,53 @@
         </w:tc>
         <w:tc>
           <w:tcPr>
-            <w:tcW w:type="dxa" w:w="2033"/>
-            <w:shd w:fill="EAF1F7"/>
+            <w:tcW w:type="dxa" w:w="2927"/>
+            <w:shd w:fill="FFFFFF"/>
             <w:tcMar>
-              <w:top w:w="80" w:type="dxa"/>
-              <w:left w:w="80" w:type="dxa"/>
-              <w:bottom w:w="80" w:type="dxa"/>
-              <w:right w:w="80" w:type="dxa"/>
+              <w:top w:w="85" w:type="dxa"/>
+              <w:left w:w="85" w:type="dxa"/>
+              <w:bottom w:w="85" w:type="dxa"/>
+              <w:right w:w="85" w:type="dxa"/>
             </w:tcMar>
           </w:tcPr>
           <w:p>
             <w:pPr>
-              <w:spacing w:after="20"/>
+              <w:spacing w:after="0"/>
             </w:pPr>
             <w:r>
               <w:rPr>
+                <w:rFonts w:ascii="Arial" w:hAnsi="Arial"/>
                 <w:b w:val="0"/>
-                <w:sz w:val="18"/>
+                <w:color w:val="172033"/>
+                <w:sz w:val="20"/>
               </w:rPr>
-              <w:t>Sam Okafor</w:t>
+              <w:t>5 / 6</w:t>
             </w:r>
           </w:p>
         </w:tc>
         <w:tc>
           <w:tcPr>
-            <w:tcW w:type="dxa" w:w="5591"/>
-            <w:shd w:fill="EAF1F7"/>
+            <w:tcW w:type="dxa" w:w="3136"/>
+            <w:shd w:fill="FFFFFF"/>
             <w:tcMar>
-              <w:top w:w="80" w:type="dxa"/>
-              <w:left w:w="80" w:type="dxa"/>
-              <w:bottom w:w="80" w:type="dxa"/>
-              <w:right w:w="80" w:type="dxa"/>
+              <w:top w:w="85" w:type="dxa"/>
+              <w:left w:w="85" w:type="dxa"/>
+              <w:bottom w:w="85" w:type="dxa"/>
+              <w:right w:w="85" w:type="dxa"/>
             </w:tcMar>
           </w:tcPr>
           <w:p>
             <w:pPr>
-              <w:spacing w:after="20"/>
+              <w:spacing w:after="0"/>
             </w:pPr>
             <w:r>
               <w:rPr>
+                <w:rFonts w:ascii="Arial" w:hAnsi="Arial"/>
                 <w:b w:val="0"/>
-                <w:sz w:val="18"/>
+                <w:color w:val="172033"/>
+                <w:sz w:val="20"/>
               </w:rPr>
-              <w:t>In review • finance sign-off due 21 June</w:t>
+              <w:t>Sam Okafor</w:t>
             </w:r>
           </w:p>
         </w:tc>
@@ -479,73 +576,162 @@
         </w:trPr>
         <w:tc>
           <w:tcPr>
-            <w:tcW w:type="dxa" w:w="2541"/>
-            <w:shd w:fill="FFFFFF"/>
+            <w:tcW w:type="dxa" w:w="4391"/>
+            <w:shd w:fill="F0F2F6"/>
             <w:tcMar>
-              <w:top w:w="80" w:type="dxa"/>
-              <w:left w:w="80" w:type="dxa"/>
-              <w:bottom w:w="80" w:type="dxa"/>
-              <w:right w:w="80" w:type="dxa"/>
+              <w:top w:w="85" w:type="dxa"/>
+              <w:left w:w="85" w:type="dxa"/>
+              <w:bottom w:w="85" w:type="dxa"/>
+              <w:right w:w="85" w:type="dxa"/>
             </w:tcMar>
           </w:tcPr>
           <w:p>
             <w:pPr>
-              <w:spacing w:after="20"/>
+              <w:spacing w:after="0"/>
             </w:pPr>
             <w:r>
               <w:rPr>
+                <w:rFonts w:ascii="Arial" w:hAnsi="Arial"/>
                 <w:b w:val="0"/>
-                <w:sz w:val="18"/>
+                <w:color w:val="172033"/>
+                <w:sz w:val="20"/>
               </w:rPr>
-              <w:t>Single sign-on</w:t>
+              <w:t>Identity</w:t>
             </w:r>
           </w:p>
         </w:tc>
         <w:tc>
           <w:tcPr>
-            <w:tcW w:type="dxa" w:w="2033"/>
-            <w:shd w:fill="FFFFFF"/>
+            <w:tcW w:type="dxa" w:w="2927"/>
+            <w:shd w:fill="F0F2F6"/>
             <w:tcMar>
-              <w:top w:w="80" w:type="dxa"/>
-              <w:left w:w="80" w:type="dxa"/>
-              <w:bottom w:w="80" w:type="dxa"/>
-              <w:right w:w="80" w:type="dxa"/>
+              <w:top w:w="85" w:type="dxa"/>
+              <w:left w:w="85" w:type="dxa"/>
+              <w:bottom w:w="85" w:type="dxa"/>
+              <w:right w:w="85" w:type="dxa"/>
             </w:tcMar>
           </w:tcPr>
           <w:p>
             <w:pPr>
-              <w:spacing w:after="20"/>
+              <w:spacing w:after="0"/>
             </w:pPr>
             <w:r>
               <w:rPr>
+                <w:rFonts w:ascii="Arial" w:hAnsi="Arial"/>
                 <w:b w:val="0"/>
-                <w:sz w:val="18"/>
+                <w:color w:val="172033"/>
+                <w:sz w:val="20"/>
+              </w:rPr>
+              <w:t>3 / 6</w:t>
+            </w:r>
+          </w:p>
+        </w:tc>
+        <w:tc>
+          <w:tcPr>
+            <w:tcW w:type="dxa" w:w="3136"/>
+            <w:shd w:fill="F0F2F6"/>
+            <w:tcMar>
+              <w:top w:w="85" w:type="dxa"/>
+              <w:left w:w="85" w:type="dxa"/>
+              <w:bottom w:w="85" w:type="dxa"/>
+              <w:right w:w="85" w:type="dxa"/>
+            </w:tcMar>
+          </w:tcPr>
+          <w:p>
+            <w:pPr>
+              <w:spacing w:after="0"/>
+            </w:pPr>
+            <w:r>
+              <w:rPr>
+                <w:rFonts w:ascii="Arial" w:hAnsi="Arial"/>
+                <w:b w:val="0"/>
+                <w:color w:val="172033"/>
+                <w:sz w:val="20"/>
               </w:rPr>
               <w:t>Maya Chen</w:t>
             </w:r>
           </w:p>
         </w:tc>
+      </w:tr>
+      <w:tr>
+        <w:trPr>
+          <w:cantSplit/>
+        </w:trPr>
         <w:tc>
           <w:tcPr>
-            <w:tcW w:type="dxa" w:w="5591"/>
+            <w:tcW w:type="dxa" w:w="4391"/>
             <w:shd w:fill="FFFFFF"/>
             <w:tcMar>
-              <w:top w:w="80" w:type="dxa"/>
-              <w:left w:w="80" w:type="dxa"/>
-              <w:bottom w:w="80" w:type="dxa"/>
-              <w:right w:w="80" w:type="dxa"/>
+              <w:top w:w="85" w:type="dxa"/>
+              <w:left w:w="85" w:type="dxa"/>
+              <w:bottom w:w="85" w:type="dxa"/>
+              <w:right w:w="85" w:type="dxa"/>
             </w:tcMar>
           </w:tcPr>
           <w:p>
             <w:pPr>
-              <w:spacing w:after="20"/>
+              <w:spacing w:after="0"/>
             </w:pPr>
             <w:r>
               <w:rPr>
+                <w:rFonts w:ascii="Arial" w:hAnsi="Arial"/>
                 <w:b w:val="0"/>
-                <w:sz w:val="18"/>
+                <w:color w:val="172033"/>
+                <w:sz w:val="20"/>
               </w:rPr>
-              <w:t>At risk • sandbox credentials still pending</w:t>
+              <w:t>Help and training</w:t>
+            </w:r>
+          </w:p>
+        </w:tc>
+        <w:tc>
+          <w:tcPr>
+            <w:tcW w:type="dxa" w:w="2927"/>
+            <w:shd w:fill="FFFFFF"/>
+            <w:tcMar>
+              <w:top w:w="85" w:type="dxa"/>
+              <w:left w:w="85" w:type="dxa"/>
+              <w:bottom w:w="85" w:type="dxa"/>
+              <w:right w:w="85" w:type="dxa"/>
+            </w:tcMar>
+          </w:tcPr>
+          <w:p>
+            <w:pPr>
+              <w:spacing w:after="0"/>
+            </w:pPr>
+            <w:r>
+              <w:rPr>
+                <w:rFonts w:ascii="Arial" w:hAnsi="Arial"/>
+                <w:b w:val="0"/>
+                <w:color w:val="172033"/>
+                <w:sz w:val="20"/>
+              </w:rPr>
+              <w:t>4 / 6</w:t>
+            </w:r>
+          </w:p>
+        </w:tc>
+        <w:tc>
+          <w:tcPr>
+            <w:tcW w:type="dxa" w:w="3136"/>
+            <w:shd w:fill="FFFFFF"/>
+            <w:tcMar>
+              <w:top w:w="85" w:type="dxa"/>
+              <w:left w:w="85" w:type="dxa"/>
+              <w:bottom w:w="85" w:type="dxa"/>
+              <w:right w:w="85" w:type="dxa"/>
+            </w:tcMar>
+          </w:tcPr>
+          <w:p>
+            <w:pPr>
+              <w:spacing w:after="0"/>
+            </w:pPr>
+            <w:r>
+              <w:rPr>
+                <w:rFonts w:ascii="Arial" w:hAnsi="Arial"/>
+                <w:b w:val="0"/>
+                <w:color w:val="172033"/>
+                <w:sz w:val="20"/>
+              </w:rPr>
+              <w:t>Lena Ortiz</w:t>
             </w:r>
           </w:p>
         </w:tc>
@@ -553,21 +739,580 @@
     </w:tbl>
     <w:p>
       <w:pPr>
-        <w:spacing w:after="0"/>
+        <w:spacing w:after="0" w:before="0" w:line="60" w:lineRule="exact"/>
       </w:pPr>
+      <w:r>
+        <w:rPr>
+          <w:sz w:val="6"/>
+        </w:rPr>
+      </w:r>
+    </w:p>
+    <w:p>
+      <w:r>
+        <w:br w:type="page"/>
+      </w:r>
+    </w:p>
+    <w:p>
+      <w:r>
+        <w:rPr>
+          <w:b/>
+          <w:color w:val="164BCA"/>
+          <w:sz w:val="16"/>
+        </w:rPr>
+        <w:t>DELIVERY OFFICE   /   02</w:t>
+      </w:r>
     </w:p>
     <w:p>
       <w:pPr>
-        <w:pStyle w:val="Heading1"/>
+        <w:pStyle w:val="Title"/>
       </w:pPr>
       <w:r>
-        <w:t>Risks and response</w:t>
+        <w:t>Protect the launch window</w:t>
       </w:r>
     </w:p>
+    <w:tbl>
+      <w:tblPr>
+        <w:tblW w:type="auto" w:w="0"/>
+        <w:tblLayout w:type="fixed"/>
+        <w:tblLook w:firstColumn="1" w:firstRow="1" w:lastColumn="0" w:lastRow="0" w:noHBand="0" w:noVBand="1" w:val="04A0"/>
+      </w:tblPr>
+      <w:tblGrid>
+        <w:gridCol w:w="3485"/>
+        <w:gridCol w:w="3485"/>
+        <w:gridCol w:w="3485"/>
+      </w:tblGrid>
+      <w:tr>
+        <w:trPr>
+          <w:cantSplit/>
+          <w:tblHeader/>
+        </w:trPr>
+        <w:tc>
+          <w:tcPr>
+            <w:tcW w:type="dxa" w:w="3485"/>
+            <w:shd w:fill="164BCA"/>
+            <w:tcMar>
+              <w:top w:w="85" w:type="dxa"/>
+              <w:left w:w="85" w:type="dxa"/>
+              <w:bottom w:w="85" w:type="dxa"/>
+              <w:right w:w="85" w:type="dxa"/>
+            </w:tcMar>
+          </w:tcPr>
+          <w:p>
+            <w:pPr>
+              <w:spacing w:after="0"/>
+            </w:pPr>
+            <w:r>
+              <w:rPr>
+                <w:rFonts w:ascii="Arial" w:hAnsi="Arial"/>
+                <w:b/>
+                <w:color w:val="FFFFFF"/>
+                <w:sz w:val="58"/>
+              </w:rPr>
+              <w:t>3</w:t>
+            </w:r>
+          </w:p>
+        </w:tc>
+        <w:tc>
+          <w:tcPr>
+            <w:tcW w:type="dxa" w:w="3485"/>
+            <w:shd w:fill="164BCA"/>
+            <w:tcMar>
+              <w:top w:w="85" w:type="dxa"/>
+              <w:left w:w="85" w:type="dxa"/>
+              <w:bottom w:w="85" w:type="dxa"/>
+              <w:right w:w="85" w:type="dxa"/>
+            </w:tcMar>
+            <w:shd w:fill="AE391C"/>
+          </w:tcPr>
+          <w:p>
+            <w:pPr>
+              <w:spacing w:after="0"/>
+            </w:pPr>
+            <w:r>
+              <w:rPr>
+                <w:rFonts w:ascii="Arial" w:hAnsi="Arial"/>
+                <w:b/>
+                <w:color w:val="FFFFFF"/>
+                <w:sz w:val="58"/>
+              </w:rPr>
+              <w:t>0</w:t>
+            </w:r>
+          </w:p>
+        </w:tc>
+        <w:tc>
+          <w:tcPr>
+            <w:tcW w:type="dxa" w:w="3485"/>
+            <w:shd w:fill="164BCA"/>
+            <w:tcMar>
+              <w:top w:w="85" w:type="dxa"/>
+              <w:left w:w="85" w:type="dxa"/>
+              <w:bottom w:w="85" w:type="dxa"/>
+              <w:right w:w="85" w:type="dxa"/>
+            </w:tcMar>
+          </w:tcPr>
+          <w:p>
+            <w:pPr>
+              <w:spacing w:after="0"/>
+            </w:pPr>
+            <w:r>
+              <w:rPr>
+                <w:rFonts w:ascii="Arial" w:hAnsi="Arial"/>
+                <w:b/>
+                <w:color w:val="FFFFFF"/>
+                <w:sz w:val="58"/>
+              </w:rPr>
+              <w:t>25 Jun</w:t>
+            </w:r>
+          </w:p>
+        </w:tc>
+      </w:tr>
+      <w:tr>
+        <w:trPr>
+          <w:cantSplit/>
+        </w:trPr>
+        <w:tc>
+          <w:tcPr>
+            <w:tcW w:type="dxa" w:w="3485"/>
+            <w:shd w:fill="F0F2F6"/>
+            <w:tcMar>
+              <w:top w:w="85" w:type="dxa"/>
+              <w:left w:w="85" w:type="dxa"/>
+              <w:bottom w:w="85" w:type="dxa"/>
+              <w:right w:w="85" w:type="dxa"/>
+            </w:tcMar>
+          </w:tcPr>
+          <w:p>
+            <w:pPr>
+              <w:spacing w:after="0"/>
+            </w:pPr>
+            <w:r>
+              <w:rPr>
+                <w:rFonts w:ascii="Arial" w:hAnsi="Arial"/>
+                <w:b w:val="0"/>
+                <w:color w:val="172033"/>
+                <w:sz w:val="20"/>
+              </w:rPr>
+              <w:t>tracked risks</w:t>
+            </w:r>
+          </w:p>
+        </w:tc>
+        <w:tc>
+          <w:tcPr>
+            <w:tcW w:type="dxa" w:w="3485"/>
+            <w:shd w:fill="F0F2F6"/>
+            <w:tcMar>
+              <w:top w:w="85" w:type="dxa"/>
+              <w:left w:w="85" w:type="dxa"/>
+              <w:bottom w:w="85" w:type="dxa"/>
+              <w:right w:w="85" w:type="dxa"/>
+            </w:tcMar>
+          </w:tcPr>
+          <w:p>
+            <w:pPr>
+              <w:spacing w:after="0"/>
+            </w:pPr>
+            <w:r>
+              <w:rPr>
+                <w:rFonts w:ascii="Arial" w:hAnsi="Arial"/>
+                <w:b w:val="0"/>
+                <w:color w:val="172033"/>
+                <w:sz w:val="20"/>
+              </w:rPr>
+              <w:t>new funding requested</w:t>
+            </w:r>
+          </w:p>
+        </w:tc>
+        <w:tc>
+          <w:tcPr>
+            <w:tcW w:type="dxa" w:w="3485"/>
+            <w:shd w:fill="F0F2F6"/>
+            <w:tcMar>
+              <w:top w:w="85" w:type="dxa"/>
+              <w:left w:w="85" w:type="dxa"/>
+              <w:bottom w:w="85" w:type="dxa"/>
+              <w:right w:w="85" w:type="dxa"/>
+            </w:tcMar>
+          </w:tcPr>
+          <w:p>
+            <w:pPr>
+              <w:spacing w:after="0"/>
+            </w:pPr>
+            <w:r>
+              <w:rPr>
+                <w:rFonts w:ascii="Arial" w:hAnsi="Arial"/>
+                <w:b w:val="0"/>
+                <w:color w:val="172033"/>
+                <w:sz w:val="20"/>
+              </w:rPr>
+              <w:t>pilot review</w:t>
+            </w:r>
+          </w:p>
+        </w:tc>
+      </w:tr>
+    </w:tbl>
     <w:p>
-      <w:pPr/>
+      <w:pPr>
+        <w:spacing w:after="0" w:before="0" w:line="60" w:lineRule="exact"/>
+      </w:pPr>
       <w:r>
-        <w:t>R-03 • Identity provider access. If credentials arrive after 22 June, the pilot will use password sign-in. Maya owns the fallback; security review is booked for 23 June.</w:t>
+        <w:rPr>
+          <w:sz w:val="6"/>
+        </w:rPr>
+      </w:r>
+    </w:p>
+    <w:tbl>
+      <w:tblPr>
+        <w:tblW w:type="auto" w:w="0"/>
+        <w:tblLayout w:type="fixed"/>
+        <w:tblLook w:firstColumn="1" w:firstRow="1" w:lastColumn="0" w:lastRow="0" w:noHBand="0" w:noVBand="1" w:val="04A0"/>
+      </w:tblPr>
+      <w:tblGrid>
+        <w:gridCol w:w="2927"/>
+        <w:gridCol w:w="3554"/>
+        <w:gridCol w:w="3973"/>
+      </w:tblGrid>
+      <w:tr>
+        <w:trPr>
+          <w:cantSplit/>
+          <w:tblHeader/>
+        </w:trPr>
+        <w:tc>
+          <w:tcPr>
+            <w:tcW w:type="dxa" w:w="2927"/>
+            <w:shd w:fill="164BCA"/>
+            <w:tcMar>
+              <w:top w:w="85" w:type="dxa"/>
+              <w:left w:w="85" w:type="dxa"/>
+              <w:bottom w:w="85" w:type="dxa"/>
+              <w:right w:w="85" w:type="dxa"/>
+            </w:tcMar>
+          </w:tcPr>
+          <w:p>
+            <w:pPr>
+              <w:spacing w:after="0"/>
+            </w:pPr>
+            <w:r>
+              <w:rPr>
+                <w:rFonts w:ascii="Arial" w:hAnsi="Arial"/>
+                <w:b/>
+                <w:color w:val="FFFFFF"/>
+                <w:sz w:val="20"/>
+              </w:rPr>
+              <w:t>Risk / owner</w:t>
+            </w:r>
+          </w:p>
+        </w:tc>
+        <w:tc>
+          <w:tcPr>
+            <w:tcW w:type="dxa" w:w="3554"/>
+            <w:shd w:fill="164BCA"/>
+            <w:tcMar>
+              <w:top w:w="85" w:type="dxa"/>
+              <w:left w:w="85" w:type="dxa"/>
+              <w:bottom w:w="85" w:type="dxa"/>
+              <w:right w:w="85" w:type="dxa"/>
+            </w:tcMar>
+          </w:tcPr>
+          <w:p>
+            <w:pPr>
+              <w:spacing w:after="0"/>
+            </w:pPr>
+            <w:r>
+              <w:rPr>
+                <w:rFonts w:ascii="Arial" w:hAnsi="Arial"/>
+                <w:b/>
+                <w:color w:val="FFFFFF"/>
+                <w:sz w:val="20"/>
+              </w:rPr>
+              <w:t>Trigger</w:t>
+            </w:r>
+          </w:p>
+        </w:tc>
+        <w:tc>
+          <w:tcPr>
+            <w:tcW w:type="dxa" w:w="3973"/>
+            <w:shd w:fill="164BCA"/>
+            <w:tcMar>
+              <w:top w:w="85" w:type="dxa"/>
+              <w:left w:w="85" w:type="dxa"/>
+              <w:bottom w:w="85" w:type="dxa"/>
+              <w:right w:w="85" w:type="dxa"/>
+            </w:tcMar>
+          </w:tcPr>
+          <w:p>
+            <w:pPr>
+              <w:spacing w:after="0"/>
+            </w:pPr>
+            <w:r>
+              <w:rPr>
+                <w:rFonts w:ascii="Arial" w:hAnsi="Arial"/>
+                <w:b/>
+                <w:color w:val="FFFFFF"/>
+                <w:sz w:val="20"/>
+              </w:rPr>
+              <w:t>Response</w:t>
+            </w:r>
+          </w:p>
+        </w:tc>
+      </w:tr>
+      <w:tr>
+        <w:trPr>
+          <w:cantSplit/>
+        </w:trPr>
+        <w:tc>
+          <w:tcPr>
+            <w:tcW w:type="dxa" w:w="2927"/>
+            <w:shd w:fill="F0F2F6"/>
+            <w:tcMar>
+              <w:top w:w="85" w:type="dxa"/>
+              <w:left w:w="85" w:type="dxa"/>
+              <w:bottom w:w="85" w:type="dxa"/>
+              <w:right w:w="85" w:type="dxa"/>
+            </w:tcMar>
+          </w:tcPr>
+          <w:p>
+            <w:pPr>
+              <w:spacing w:after="0"/>
+            </w:pPr>
+            <w:r>
+              <w:rPr>
+                <w:rFonts w:ascii="Arial" w:hAnsi="Arial"/>
+                <w:b w:val="0"/>
+                <w:color w:val="172033"/>
+                <w:sz w:val="20"/>
+              </w:rPr>
+              <w:t>Identity / Maya</w:t>
+            </w:r>
+          </w:p>
+        </w:tc>
+        <w:tc>
+          <w:tcPr>
+            <w:tcW w:type="dxa" w:w="3554"/>
+            <w:shd w:fill="F0F2F6"/>
+            <w:tcMar>
+              <w:top w:w="85" w:type="dxa"/>
+              <w:left w:w="85" w:type="dxa"/>
+              <w:bottom w:w="85" w:type="dxa"/>
+              <w:right w:w="85" w:type="dxa"/>
+            </w:tcMar>
+          </w:tcPr>
+          <w:p>
+            <w:pPr>
+              <w:spacing w:after="0"/>
+            </w:pPr>
+            <w:r>
+              <w:rPr>
+                <w:rFonts w:ascii="Arial" w:hAnsi="Arial"/>
+                <w:b w:val="0"/>
+                <w:color w:val="172033"/>
+                <w:sz w:val="20"/>
+              </w:rPr>
+              <w:t>Access arrives after 22 June</w:t>
+            </w:r>
+          </w:p>
+        </w:tc>
+        <w:tc>
+          <w:tcPr>
+            <w:tcW w:type="dxa" w:w="3973"/>
+            <w:shd w:fill="F0F2F6"/>
+            <w:tcMar>
+              <w:top w:w="85" w:type="dxa"/>
+              <w:left w:w="85" w:type="dxa"/>
+              <w:bottom w:w="85" w:type="dxa"/>
+              <w:right w:w="85" w:type="dxa"/>
+            </w:tcMar>
+          </w:tcPr>
+          <w:p>
+            <w:pPr>
+              <w:spacing w:after="0"/>
+            </w:pPr>
+            <w:r>
+              <w:rPr>
+                <w:rFonts w:ascii="Arial" w:hAnsi="Arial"/>
+                <w:b w:val="0"/>
+                <w:color w:val="172033"/>
+                <w:sz w:val="20"/>
+              </w:rPr>
+              <w:t>Reviewed password fallback</w:t>
+            </w:r>
+          </w:p>
+        </w:tc>
+      </w:tr>
+      <w:tr>
+        <w:trPr>
+          <w:cantSplit/>
+        </w:trPr>
+        <w:tc>
+          <w:tcPr>
+            <w:tcW w:type="dxa" w:w="2927"/>
+            <w:shd w:fill="FFFFFF"/>
+            <w:tcMar>
+              <w:top w:w="85" w:type="dxa"/>
+              <w:left w:w="85" w:type="dxa"/>
+              <w:bottom w:w="85" w:type="dxa"/>
+              <w:right w:w="85" w:type="dxa"/>
+            </w:tcMar>
+          </w:tcPr>
+          <w:p>
+            <w:pPr>
+              <w:spacing w:after="0"/>
+            </w:pPr>
+            <w:r>
+              <w:rPr>
+                <w:rFonts w:ascii="Arial" w:hAnsi="Arial"/>
+                <w:b w:val="0"/>
+                <w:color w:val="172033"/>
+                <w:sz w:val="20"/>
+              </w:rPr>
+              <w:t>Content / Lena</w:t>
+            </w:r>
+          </w:p>
+        </w:tc>
+        <w:tc>
+          <w:tcPr>
+            <w:tcW w:type="dxa" w:w="3554"/>
+            <w:shd w:fill="FFFFFF"/>
+            <w:tcMar>
+              <w:top w:w="85" w:type="dxa"/>
+              <w:left w:w="85" w:type="dxa"/>
+              <w:bottom w:w="85" w:type="dxa"/>
+              <w:right w:w="85" w:type="dxa"/>
+            </w:tcMar>
+          </w:tcPr>
+          <w:p>
+            <w:pPr>
+              <w:spacing w:after="0"/>
+            </w:pPr>
+            <w:r>
+              <w:rPr>
+                <w:rFonts w:ascii="Arial" w:hAnsi="Arial"/>
+                <w:b w:val="0"/>
+                <w:color w:val="172033"/>
+                <w:sz w:val="20"/>
+              </w:rPr>
+              <w:t>Help copy not signed off</w:t>
+            </w:r>
+          </w:p>
+        </w:tc>
+        <w:tc>
+          <w:tcPr>
+            <w:tcW w:type="dxa" w:w="3973"/>
+            <w:shd w:fill="FFFFFF"/>
+            <w:tcMar>
+              <w:top w:w="85" w:type="dxa"/>
+              <w:left w:w="85" w:type="dxa"/>
+              <w:bottom w:w="85" w:type="dxa"/>
+              <w:right w:w="85" w:type="dxa"/>
+            </w:tcMar>
+          </w:tcPr>
+          <w:p>
+            <w:pPr>
+              <w:spacing w:after="0"/>
+            </w:pPr>
+            <w:r>
+              <w:rPr>
+                <w:rFonts w:ascii="Arial" w:hAnsi="Arial"/>
+                <w:b w:val="0"/>
+                <w:color w:val="172033"/>
+                <w:sz w:val="20"/>
+              </w:rPr>
+              <w:t>Limit pilot to reviewed flows</w:t>
+            </w:r>
+          </w:p>
+        </w:tc>
+      </w:tr>
+      <w:tr>
+        <w:trPr>
+          <w:cantSplit/>
+        </w:trPr>
+        <w:tc>
+          <w:tcPr>
+            <w:tcW w:type="dxa" w:w="2927"/>
+            <w:shd w:fill="F0F2F6"/>
+            <w:tcMar>
+              <w:top w:w="85" w:type="dxa"/>
+              <w:left w:w="85" w:type="dxa"/>
+              <w:bottom w:w="85" w:type="dxa"/>
+              <w:right w:w="85" w:type="dxa"/>
+            </w:tcMar>
+          </w:tcPr>
+          <w:p>
+            <w:pPr>
+              <w:spacing w:after="0"/>
+            </w:pPr>
+            <w:r>
+              <w:rPr>
+                <w:rFonts w:ascii="Arial" w:hAnsi="Arial"/>
+                <w:b w:val="0"/>
+                <w:color w:val="172033"/>
+                <w:sz w:val="20"/>
+              </w:rPr>
+              <w:t>Support / Sam</w:t>
+            </w:r>
+          </w:p>
+        </w:tc>
+        <w:tc>
+          <w:tcPr>
+            <w:tcW w:type="dxa" w:w="3554"/>
+            <w:shd w:fill="F0F2F6"/>
+            <w:tcMar>
+              <w:top w:w="85" w:type="dxa"/>
+              <w:left w:w="85" w:type="dxa"/>
+              <w:bottom w:w="85" w:type="dxa"/>
+              <w:right w:w="85" w:type="dxa"/>
+            </w:tcMar>
+          </w:tcPr>
+          <w:p>
+            <w:pPr>
+              <w:spacing w:after="0"/>
+            </w:pPr>
+            <w:r>
+              <w:rPr>
+                <w:rFonts w:ascii="Arial" w:hAnsi="Arial"/>
+                <w:b w:val="0"/>
+                <w:color w:val="172033"/>
+                <w:sz w:val="20"/>
+              </w:rPr>
+              <w:t>More than 5 pilot incidents</w:t>
+            </w:r>
+          </w:p>
+        </w:tc>
+        <w:tc>
+          <w:tcPr>
+            <w:tcW w:type="dxa" w:w="3973"/>
+            <w:shd w:fill="F0F2F6"/>
+            <w:tcMar>
+              <w:top w:w="85" w:type="dxa"/>
+              <w:left w:w="85" w:type="dxa"/>
+              <w:bottom w:w="85" w:type="dxa"/>
+              <w:right w:w="85" w:type="dxa"/>
+            </w:tcMar>
+          </w:tcPr>
+          <w:p>
+            <w:pPr>
+              <w:spacing w:after="0"/>
+            </w:pPr>
+            <w:r>
+              <w:rPr>
+                <w:rFonts w:ascii="Arial" w:hAnsi="Arial"/>
+                <w:b w:val="0"/>
+                <w:color w:val="172033"/>
+                <w:sz w:val="20"/>
+              </w:rPr>
+              <w:t>Pause new invitations</w:t>
+            </w:r>
+          </w:p>
+        </w:tc>
+      </w:tr>
+    </w:tbl>
+    <w:p>
+      <w:pPr>
+        <w:spacing w:after="0" w:before="0" w:line="60" w:lineRule="exact"/>
+      </w:pPr>
+      <w:r>
+        <w:rPr>
+          <w:sz w:val="6"/>
+        </w:rPr>
       </w:r>
     </w:p>
     <w:p>
@@ -575,13 +1320,58 @@
         <w:pStyle w:val="Heading1"/>
       </w:pPr>
       <w:r>
-        <w:t>Decision for the sponsor</w:t>
+        <w:rPr>
+          <w:b w:val="0"/>
+        </w:rPr>
+        <w:t>What success looks like</w:t>
       </w:r>
     </w:p>
     <w:p>
       <w:pPr/>
       <w:r>
-        <w:t>Approve the 20-customer pilot with password sign-in, subject to security review. No additional budget is requested. Priya Shah to confirm by 21 June, 15:00.</w:t>
+        <w:rPr>
+          <w:b w:val="0"/>
+        </w:rPr>
+        <w:t xml:space="preserve">Invite 20 customers, observe setup completion and </w:t>
+      </w:r>
+      <w:r>
+        <w:rPr>
+          <w:b/>
+          <w:color w:val="164BCA"/>
+        </w:rPr>
+        <w:t>review</w:t>
+      </w:r>
+      <w:r>
+        <w:rPr>
+          <w:b w:val="0"/>
+        </w:rPr>
+        <w:t xml:space="preserve"> support handoffs. The sponsor receives a recorded go / revise / pause recommendation after the 25 June </w:t>
+      </w:r>
+      <w:r>
+        <w:rPr>
+          <w:b/>
+          <w:color w:val="164BCA"/>
+        </w:rPr>
+        <w:t>acceptance</w:t>
+      </w:r>
+      <w:r>
+        <w:rPr>
+          <w:b w:val="0"/>
+        </w:rPr>
+        <w:t xml:space="preserve"> </w:t>
+      </w:r>
+      <w:r>
+        <w:rPr>
+          <w:b/>
+          <w:color w:val="164BCA"/>
+        </w:rPr>
+        <w:t>review</w:t>
+      </w:r>
+      <w:r>
+        <w:rPr>
+          <w:b w:val="0"/>
+        </w:rPr>
+        <w:t>.</w:t>
       </w:r>
     </w:p>
     <w:p>
@@ -589,6 +1379,126 @@
         <w:pStyle w:val="Heading1"/>
       </w:pPr>
       <w:r>
+        <w:rPr>
+          <w:b w:val="0"/>
+        </w:rPr>
+        <w:t>Risks and response</w:t>
+      </w:r>
+    </w:p>
+    <w:p>
+      <w:pPr/>
+      <w:r>
+        <w:rPr>
+          <w:b w:val="0"/>
+        </w:rPr>
+        <w:t xml:space="preserve">R-03 • Identity provider access. If credentials arrive after 22 June, the </w:t>
+      </w:r>
+      <w:r>
+        <w:rPr>
+          <w:b/>
+          <w:color w:val="164BCA"/>
+        </w:rPr>
+        <w:t>pilot</w:t>
+      </w:r>
+      <w:r>
+        <w:rPr>
+          <w:b w:val="0"/>
+        </w:rPr>
+        <w:t xml:space="preserve"> will use password sign-in. Maya owns the fallback; security </w:t>
+      </w:r>
+      <w:r>
+        <w:rPr>
+          <w:b/>
+          <w:color w:val="164BCA"/>
+        </w:rPr>
+        <w:t>review</w:t>
+      </w:r>
+      <w:r>
+        <w:rPr>
+          <w:b w:val="0"/>
+        </w:rPr>
+        <w:t xml:space="preserve"> is booked for 23 June.</w:t>
+      </w:r>
+    </w:p>
+    <w:p>
+      <w:pPr>
+        <w:pStyle w:val="Heading1"/>
+      </w:pPr>
+      <w:r>
+        <w:rPr>
+          <w:b w:val="0"/>
+        </w:rPr>
+      </w:r>
+      <w:r>
+        <w:rPr>
+          <w:b/>
+          <w:color w:val="164BCA"/>
+        </w:rPr>
+        <w:t>Decision</w:t>
+      </w:r>
+      <w:r>
+        <w:rPr>
+          <w:b w:val="0"/>
+        </w:rPr>
+        <w:t xml:space="preserve"> for the sponsor</w:t>
+      </w:r>
+    </w:p>
+    <w:p>
+      <w:pPr/>
+      <w:r>
+        <w:rPr>
+          <w:b w:val="0"/>
+        </w:rPr>
+        <w:t xml:space="preserve">Approve the 20-customer </w:t>
+      </w:r>
+      <w:r>
+        <w:rPr>
+          <w:b/>
+          <w:color w:val="164BCA"/>
+        </w:rPr>
+        <w:t>pilot</w:t>
+      </w:r>
+      <w:r>
+        <w:rPr>
+          <w:b w:val="0"/>
+        </w:rPr>
+        <w:t xml:space="preserve"> with password sign-in, subject to security </w:t>
+      </w:r>
+      <w:r>
+        <w:rPr>
+          <w:b/>
+          <w:color w:val="164BCA"/>
+        </w:rPr>
+        <w:t>review</w:t>
+      </w:r>
+      <w:r>
+        <w:rPr>
+          <w:b w:val="0"/>
+        </w:rPr>
+        <w:t xml:space="preserve">. No additional </w:t>
+      </w:r>
+      <w:r>
+        <w:rPr>
+          <w:b/>
+          <w:color w:val="164BCA"/>
+        </w:rPr>
+        <w:t>budget</w:t>
+      </w:r>
+      <w:r>
+        <w:rPr>
+          <w:b w:val="0"/>
+        </w:rPr>
+        <w:t xml:space="preserve"> is requested. Priya Shah to confirm by 21 June, 15:00.</w:t>
+      </w:r>
+    </w:p>
+    <w:p>
+      <w:pPr>
+        <w:pStyle w:val="Heading1"/>
+      </w:pPr>
+      <w:r>
+        <w:rPr>
+          <w:b w:val="0"/>
+        </w:rPr>
         <w:t>Next week</w:t>
       </w:r>
     </w:p>
@@ -597,6 +1507,9 @@
         <w:pStyle w:val="ListBullet"/>
       </w:pPr>
       <w:r>
+        <w:rPr>
+          <w:b w:val="0"/>
+        </w:rPr>
         <w:t>Finance: approve invoice totals and download wording by 21 June.</w:t>
       </w:r>
     </w:p>
@@ -605,7 +1518,23 @@
         <w:pStyle w:val="ListBullet"/>
       </w:pPr>
       <w:r>
-        <w:t>Engineering: complete pilot deployment and rollback rehearsal by 24 June.</w:t>
+        <w:rPr>
+          <w:b w:val="0"/>
+        </w:rPr>
+        <w:t xml:space="preserve">Engineering: complete </w:t>
+      </w:r>
+      <w:r>
+        <w:rPr>
+          <w:b/>
+          <w:color w:val="164BCA"/>
+        </w:rPr>
+        <w:t>pilot</w:t>
+      </w:r>
+      <w:r>
+        <w:rPr>
+          <w:b w:val="0"/>
+        </w:rPr>
+        <w:t xml:space="preserve"> deployment and rollback rehearsal by 24 June.</w:t>
       </w:r>
     </w:p>
     <w:p>
@@ -613,13 +1542,42 @@
         <w:pStyle w:val="ListBullet"/>
       </w:pPr>
       <w:r>
-        <w:t>Customer success: confirm pilot participants and support coverage by 25 June.</w:t>
+        <w:rPr>
+          <w:b w:val="0"/>
+        </w:rPr>
+        <w:t xml:space="preserve">Customer success: confirm </w:t>
+      </w:r>
+      <w:r>
+        <w:rPr>
+          <w:b/>
+          <w:color w:val="164BCA"/>
+        </w:rPr>
+        <w:t>pilot</w:t>
+      </w:r>
+      <w:r>
+        <w:rPr>
+          <w:b w:val="0"/>
+        </w:rPr>
+        <w:t xml:space="preserve"> participants and support coverage by 25 June.</w:t>
+      </w:r>
+    </w:p>
+    <w:p>
+      <w:pPr>
+        <w:spacing w:before="140"/>
+      </w:pPr>
+      <w:r>
+        <w:rPr>
+          <w:i/>
+          <w:color w:val="505968"/>
+          <w:sz w:val="16"/>
+        </w:rPr>
+        <w:t>Design notes: Decision hierarchy, measured progress and owner-led action. Original Dazzler template, Apache-2.0. All sample facts are fictional.</w:t>
       </w:r>
     </w:p>
     <w:sectPr>
       <w:footerReference w:type="default" r:id="rId9"/>
       <w:pgSz w:w="12240" w:h="15840"/>
-      <w:pgMar w:top="864" w:right="1037" w:bottom="864" w:left="1037" w:header="720" w:footer="720" w:gutter="0"/>
+      <w:pgMar w:top="749" w:right="893" w:bottom="749" w:left="893" w:header="720" w:footer="720" w:gutter="0"/>
       <w:cols w:space="720"/>
       <w:docGrid w:linePitch="360"/>
     </w:sectPr>
@@ -635,10 +1593,26 @@
     </w:pPr>
     <w:r>
       <w:rPr>
+        <w:b w:val="0"/>
         <w:sz w:val="16"/>
       </w:rPr>
-      <w:t>Dazzler sample template • professional • Replace fictional details before use</w:t>
     </w:r>
+    <w:r>
+      <w:rPr>
+        <w:b/>
+        <w:color w:val="164BCA"/>
+        <w:sz w:val="16"/>
+      </w:rPr>
+      <w:t>FICTIONAL</w:t>
+    </w:r>
+    <w:r>
+      <w:rPr>
+        <w:b w:val="0"/>
+        <w:sz w:val="16"/>
+      </w:rPr>
+      <w:t xml:space="preserve"> EXAMPLE  /  PROFESSIONAL   •   Dazzler   /   </w:t>
+    </w:r>
+    <w:fldSimple w:instr="PAGE"/>
   </w:p>
 </w:ftr>
 </file>
@@ -1007,12 +1981,12 @@
     <w:qFormat/>
     <w:rsid w:val="00FC693F"/>
     <w:pPr>
-      <w:spacing w:line="259" w:lineRule="auto" w:after="120"/>
+      <w:spacing w:after="140" w:line="264" w:lineRule="auto"/>
     </w:pPr>
     <w:rPr>
       <w:rFonts w:ascii="Arial" w:hAnsi="Arial"/>
-      <w:color w:val="000000"/>
-      <w:sz w:val="20"/>
+      <w:color w:val="172033"/>
+      <w:sz w:val="22"/>
     </w:rPr>
   </w:style>
   <w:style w:type="paragraph" w:styleId="Header">
@@ -1070,15 +2044,15 @@
     <w:pPr>
       <w:keepNext/>
       <w:keepLines/>
-      <w:spacing w:before="240" w:after="120" w:line="259" w:lineRule="auto"/>
+      <w:spacing w:before="180" w:after="140" w:line="264" w:lineRule="auto"/>
       <w:outlineLvl w:val="0"/>
     </w:pPr>
     <w:rPr>
       <w:rFonts w:cstheme="majorBidi" w:ascii="Arial" w:hAnsi="Arial"/>
       <w:b/>
       <w:bCs/>
-      <w:color w:val="000000"/>
-      <w:sz w:val="26"/>
+      <w:color w:val="164BCA"/>
+      <w:sz w:val="30"/>
       <w:szCs w:val="28"/>
     </w:rPr>
   </w:style>
@@ -1094,15 +2068,15 @@
     <w:pPr>
       <w:keepNext/>
       <w:keepLines/>
-      <w:spacing w:before="200" w:after="120" w:line="259" w:lineRule="auto"/>
+      <w:spacing w:before="200" w:after="140" w:line="264" w:lineRule="auto"/>
       <w:outlineLvl w:val="1"/>
     </w:pPr>
     <w:rPr>
       <w:rFonts w:cstheme="majorBidi" w:ascii="Arial" w:hAnsi="Arial"/>
       <w:b/>
       <w:bCs/>
-      <w:color w:val="000000"/>
-      <w:sz w:val="22"/>
+      <w:color w:val="172033"/>
+      <w:sz w:val="24"/>
       <w:szCs w:val="26"/>
     </w:rPr>
   </w:style>
@@ -1122,7 +2096,7 @@
       <w:outlineLvl w:val="2"/>
     </w:pPr>
     <w:rPr>
-      <w:rFonts w:asciiTheme="majorHAnsi" w:eastAsiaTheme="majorEastAsia" w:hAnsiTheme="majorHAnsi" w:cstheme="majorBidi"/>
+      <w:rFonts w:cstheme="majorBidi"/>
       <w:b/>
       <w:bCs/>
       <w:color w:val="4F81BD" w:themeColor="accent1"/>
@@ -1145,7 +2119,7 @@
       <w:outlineLvl w:val="3"/>
     </w:pPr>
     <w:rPr>
-      <w:rFonts w:asciiTheme="majorHAnsi" w:eastAsiaTheme="majorEastAsia" w:hAnsiTheme="majorHAnsi" w:cstheme="majorBidi"/>
+      <w:rFonts w:cstheme="majorBidi"/>
       <w:b/>
       <w:bCs/>
       <w:i/>
@@ -1170,7 +2144,7 @@
       <w:outlineLvl w:val="4"/>
     </w:pPr>
     <w:rPr>
-      <w:rFonts w:asciiTheme="majorHAnsi" w:eastAsiaTheme="majorEastAsia" w:hAnsiTheme="majorHAnsi" w:cstheme="majorBidi"/>
+      <w:rFonts w:cstheme="majorBidi"/>
       <w:color w:val="243F60" w:themeColor="accent1" w:themeShade="7F"/>
     </w:rPr>
   </w:style>
@@ -1191,7 +2165,7 @@
       <w:outlineLvl w:val="5"/>
     </w:pPr>
     <w:rPr>
-      <w:rFonts w:asciiTheme="majorHAnsi" w:eastAsiaTheme="majorEastAsia" w:hAnsiTheme="majorHAnsi" w:cstheme="majorBidi"/>
+      <w:rFonts w:cstheme="majorBidi"/>
       <w:i/>
       <w:iCs/>
       <w:color w:val="243F60" w:themeColor="accent1" w:themeShade="7F"/>
@@ -1214,7 +2188,7 @@
       <w:outlineLvl w:val="6"/>
     </w:pPr>
     <w:rPr>
-      <w:rFonts w:asciiTheme="majorHAnsi" w:eastAsiaTheme="majorEastAsia" w:hAnsiTheme="majorHAnsi" w:cstheme="majorBidi"/>
+      <w:rFonts w:cstheme="majorBidi"/>
       <w:i/>
       <w:iCs/>
       <w:color w:val="404040" w:themeColor="text1" w:themeTint="BF"/>
@@ -1237,7 +2211,7 @@
       <w:outlineLvl w:val="7"/>
     </w:pPr>
     <w:rPr>
-      <w:rFonts w:asciiTheme="majorHAnsi" w:eastAsiaTheme="majorEastAsia" w:hAnsiTheme="majorHAnsi" w:cstheme="majorBidi"/>
+      <w:rFonts w:cstheme="majorBidi"/>
       <w:color w:val="4F81BD" w:themeColor="accent1"/>
       <w:sz w:val="20"/>
       <w:szCs w:val="20"/>
@@ -1260,7 +2234,7 @@
       <w:outlineLvl w:val="8"/>
     </w:pPr>
     <w:rPr>
-      <w:rFonts w:asciiTheme="majorHAnsi" w:eastAsiaTheme="majorEastAsia" w:hAnsiTheme="majorHAnsi" w:cstheme="majorBidi"/>
+      <w:rFonts w:cstheme="majorBidi"/>
       <w:i/>
       <w:iCs/>
       <w:color w:val="404040" w:themeColor="text1" w:themeTint="BF"/>
@@ -1311,7 +2285,7 @@
     <w:uiPriority w:val="9"/>
     <w:rsid w:val="00FC693F"/>
     <w:rPr>
-      <w:rFonts w:asciiTheme="majorHAnsi" w:eastAsiaTheme="majorEastAsia" w:hAnsiTheme="majorHAnsi" w:cstheme="majorBidi"/>
+      <w:rFonts w:cstheme="majorBidi"/>
       <w:b/>
       <w:bCs/>
       <w:color w:val="365F91" w:themeColor="accent1" w:themeShade="BF"/>
@@ -1326,7 +2300,7 @@
     <w:uiPriority w:val="9"/>
     <w:rsid w:val="00FC693F"/>
     <w:rPr>
-      <w:rFonts w:asciiTheme="majorHAnsi" w:eastAsiaTheme="majorEastAsia" w:hAnsiTheme="majorHAnsi" w:cstheme="majorBidi"/>
+      <w:rFonts w:cstheme="majorBidi"/>
       <w:b/>
       <w:bCs/>
       <w:color w:val="4F81BD" w:themeColor="accent1"/>
@@ -1341,7 +2315,7 @@
     <w:uiPriority w:val="9"/>
     <w:rsid w:val="00FC693F"/>
     <w:rPr>
-      <w:rFonts w:asciiTheme="majorHAnsi" w:eastAsiaTheme="majorEastAsia" w:hAnsiTheme="majorHAnsi" w:cstheme="majorBidi"/>
+      <w:rFonts w:cstheme="majorBidi"/>
       <w:b/>
       <w:bCs/>
       <w:color w:val="4F81BD" w:themeColor="accent1"/>
@@ -1356,15 +2330,17 @@
     <w:qFormat/>
     <w:rsid w:val="00FC693F"/>
     <w:pPr>
-      <w:spacing w:after="120" w:line="259" w:lineRule="auto"/>
+      <w:keepNext/>
+      <w:spacing w:after="140" w:line="264" w:lineRule="auto"/>
       <w:contextualSpacing/>
     </w:pPr>
     <w:rPr>
       <w:rFonts w:cstheme="majorBidi" w:ascii="Arial" w:hAnsi="Arial"/>
-      <w:color w:val="000000"/>
+      <w:b/>
+      <w:color w:val="164BCA"/>
       <w:spacing w:val="5"/>
       <w:kern w:val="28"/>
-      <w:sz w:val="56"/>
+      <w:sz w:val="70"/>
       <w:szCs w:val="52"/>
     </w:rPr>
   </w:style>
@@ -1375,7 +2351,7 @@
     <w:uiPriority w:val="10"/>
     <w:rsid w:val="00FC693F"/>
     <w:rPr>
-      <w:rFonts w:asciiTheme="majorHAnsi" w:eastAsiaTheme="majorEastAsia" w:hAnsiTheme="majorHAnsi" w:cstheme="majorBidi"/>
+      <w:rFonts w:cstheme="majorBidi"/>
       <w:color w:val="17365D" w:themeColor="text2" w:themeShade="BF"/>
       <w:spacing w:val="5"/>
       <w:kern w:val="28"/>
@@ -1395,13 +2371,13 @@
       <w:numPr>
         <w:ilvl w:val="1"/>
       </w:numPr>
-      <w:spacing w:line="259" w:lineRule="auto" w:after="120"/>
+      <w:spacing w:after="140" w:line="264" w:lineRule="auto"/>
     </w:pPr>
     <w:rPr>
       <w:rFonts w:cstheme="majorBidi" w:ascii="Arial" w:hAnsi="Arial"/>
       <w:i/>
       <w:iCs/>
-      <w:color w:val="000000"/>
+      <w:color w:val="172033"/>
       <w:spacing w:val="15"/>
       <w:sz w:val="24"/>
       <w:szCs w:val="24"/>
@@ -1414,7 +2390,7 @@
     <w:uiPriority w:val="11"/>
     <w:rsid w:val="00FC693F"/>
     <w:rPr>
-      <w:rFonts w:asciiTheme="majorHAnsi" w:eastAsiaTheme="majorEastAsia" w:hAnsiTheme="majorHAnsi" w:cstheme="majorBidi"/>
+      <w:rFonts w:cstheme="majorBidi"/>
       <w:i/>
       <w:iCs/>
       <w:color w:val="4F81BD" w:themeColor="accent1"/>
@@ -1539,13 +2515,13 @@
       <w:numPr>
         <w:numId w:val="1"/>
       </w:numPr>
-      <w:spacing w:line="259" w:lineRule="auto" w:after="120"/>
+      <w:spacing w:after="140" w:line="264" w:lineRule="auto"/>
       <w:contextualSpacing/>
     </w:pPr>
     <w:rPr>
       <w:rFonts w:ascii="Arial" w:hAnsi="Arial"/>
-      <w:color w:val="000000"/>
-      <w:sz w:val="20"/>
+      <w:color w:val="172033"/>
+      <w:sz w:val="22"/>
     </w:rPr>
   </w:style>
   <w:style w:type="paragraph" w:styleId="ListBullet2">
@@ -1718,7 +2694,7 @@
     <w:semiHidden/>
     <w:rsid w:val="00FC693F"/>
     <w:rPr>
-      <w:rFonts w:asciiTheme="majorHAnsi" w:eastAsiaTheme="majorEastAsia" w:hAnsiTheme="majorHAnsi" w:cstheme="majorBidi"/>
+      <w:rFonts w:cstheme="majorBidi"/>
       <w:b/>
       <w:bCs/>
       <w:i/>
@@ -1734,7 +2710,7 @@
     <w:semiHidden/>
     <w:rsid w:val="00FC693F"/>
     <w:rPr>
-      <w:rFonts w:asciiTheme="majorHAnsi" w:eastAsiaTheme="majorEastAsia" w:hAnsiTheme="majorHAnsi" w:cstheme="majorBidi"/>
+      <w:rFonts w:cstheme="majorBidi"/>
       <w:color w:val="243F60" w:themeColor="accent1" w:themeShade="7F"/>
     </w:rPr>
   </w:style>
@@ -1746,7 +2722,7 @@
     <w:semiHidden/>
     <w:rsid w:val="00FC693F"/>
     <w:rPr>
-      <w:rFonts w:asciiTheme="majorHAnsi" w:eastAsiaTheme="majorEastAsia" w:hAnsiTheme="majorHAnsi" w:cstheme="majorBidi"/>
+      <w:rFonts w:cstheme="majorBidi"/>
       <w:i/>
       <w:iCs/>
       <w:color w:val="243F60" w:themeColor="accent1" w:themeShade="7F"/>
@@ -1760,7 +2736,7 @@
     <w:semiHidden/>
     <w:rsid w:val="00FC693F"/>
     <w:rPr>
-      <w:rFonts w:asciiTheme="majorHAnsi" w:eastAsiaTheme="majorEastAsia" w:hAnsiTheme="majorHAnsi" w:cstheme="majorBidi"/>
+      <w:rFonts w:cstheme="majorBidi"/>
       <w:i/>
       <w:iCs/>
       <w:color w:val="404040" w:themeColor="text1" w:themeTint="BF"/>
@@ -1774,7 +2750,7 @@
     <w:semiHidden/>
     <w:rsid w:val="00FC693F"/>
     <w:rPr>
-      <w:rFonts w:asciiTheme="majorHAnsi" w:eastAsiaTheme="majorEastAsia" w:hAnsiTheme="majorHAnsi" w:cstheme="majorBidi"/>
+      <w:rFonts w:cstheme="majorBidi"/>
       <w:color w:val="4F81BD" w:themeColor="accent1"/>
       <w:sz w:val="20"/>
       <w:szCs w:val="20"/>
@@ -1788,7 +2764,7 @@
     <w:semiHidden/>
     <w:rsid w:val="00FC693F"/>
     <w:rPr>
-      <w:rFonts w:asciiTheme="majorHAnsi" w:eastAsiaTheme="majorEastAsia" w:hAnsiTheme="majorHAnsi" w:cstheme="majorBidi"/>
+      <w:rFonts w:cstheme="majorBidi"/>
       <w:i/>
       <w:iCs/>
       <w:color w:val="404040" w:themeColor="text1" w:themeTint="BF"/>
@@ -3374,7 +4350,7 @@
         <w:spacing w:before="0" w:after="0" w:line="240" w:lineRule="auto"/>
       </w:pPr>
       <w:rPr>
-        <w:rFonts w:asciiTheme="majorHAnsi" w:eastAsiaTheme="majorEastAsia" w:hAnsiTheme="majorHAnsi" w:cstheme="majorBidi"/>
+        <w:rFonts w:cstheme="majorBidi"/>
         <w:b/>
         <w:bCs/>
       </w:rPr>
@@ -3395,7 +4371,7 @@
         <w:spacing w:before="0" w:after="0" w:line="240" w:lineRule="auto"/>
       </w:pPr>
       <w:rPr>
-        <w:rFonts w:asciiTheme="majorHAnsi" w:eastAsiaTheme="majorEastAsia" w:hAnsiTheme="majorHAnsi" w:cstheme="majorBidi"/>
+        <w:rFonts w:cstheme="majorBidi"/>
         <w:b/>
         <w:bCs/>
       </w:rPr>
@@ -3413,14 +4389,14 @@
     </w:tblStylePr>
     <w:tblStylePr w:type="firstCol">
       <w:rPr>
-        <w:rFonts w:asciiTheme="majorHAnsi" w:eastAsiaTheme="majorEastAsia" w:hAnsiTheme="majorHAnsi" w:cstheme="majorBidi"/>
+        <w:rFonts w:cstheme="majorBidi"/>
         <w:b/>
         <w:bCs/>
       </w:rPr>
     </w:tblStylePr>
     <w:tblStylePr w:type="lastCol">
       <w:rPr>
-        <w:rFonts w:asciiTheme="majorHAnsi" w:eastAsiaTheme="majorEastAsia" w:hAnsiTheme="majorHAnsi" w:cstheme="majorBidi"/>
+        <w:rFonts w:cstheme="majorBidi"/>
         <w:b/>
         <w:bCs/>
       </w:rPr>
@@ -3504,7 +4480,7 @@
         <w:spacing w:before="0" w:after="0" w:line="240" w:lineRule="auto"/>
       </w:pPr>
       <w:rPr>
-        <w:rFonts w:asciiTheme="majorHAnsi" w:eastAsiaTheme="majorEastAsia" w:hAnsiTheme="majorHAnsi" w:cstheme="majorBidi"/>
+        <w:rFonts w:cstheme="majorBidi"/>
         <w:b/>
         <w:bCs/>
       </w:rPr>
@@ -3525,7 +4501,7 @@
         <w:spacing w:before="0" w:after="0" w:line="240" w:lineRule="auto"/>
       </w:pPr>
       <w:rPr>
-        <w:rFonts w:asciiTheme="majorHAnsi" w:eastAsiaTheme="majorEastAsia" w:hAnsiTheme="majorHAnsi" w:cstheme="majorBidi"/>
+        <w:rFonts w:cstheme="majorBidi"/>
         <w:b/>
         <w:bCs/>
       </w:rPr>
@@ -3543,14 +4519,14 @@
     </w:tblStylePr>
     <w:tblStylePr w:type="firstCol">
       <w:rPr>
-        <w:rFonts w:asciiTheme="majorHAnsi" w:eastAsiaTheme="majorEastAsia" w:hAnsiTheme="majorHAnsi" w:cstheme="majorBidi"/>
+        <w:rFonts w:cstheme="majorBidi"/>
         <w:b/>
         <w:bCs/>
       </w:rPr>
     </w:tblStylePr>
     <w:tblStylePr w:type="lastCol">
       <w:rPr>
-        <w:rFonts w:asciiTheme="majorHAnsi" w:eastAsiaTheme="majorEastAsia" w:hAnsiTheme="majorHAnsi" w:cstheme="majorBidi"/>
+        <w:rFonts w:cstheme="majorBidi"/>
         <w:b/>
         <w:bCs/>
       </w:rPr>
@@ -3634,7 +4610,7 @@
         <w:spacing w:before="0" w:after="0" w:line="240" w:lineRule="auto"/>
       </w:pPr>
       <w:rPr>
-        <w:rFonts w:asciiTheme="majorHAnsi" w:eastAsiaTheme="majorEastAsia" w:hAnsiTheme="majorHAnsi" w:cstheme="majorBidi"/>
+        <w:rFonts w:cstheme="majorBidi"/>
         <w:b/>
         <w:bCs/>
       </w:rPr>
@@ -3655,7 +4631,7 @@
         <w:spacing w:before="0" w:after="0" w:line="240" w:lineRule="auto"/>
       </w:pPr>
       <w:rPr>
-        <w:rFonts w:asciiTheme="majorHAnsi" w:eastAsiaTheme="majorEastAsia" w:hAnsiTheme="majorHAnsi" w:cstheme="majorBidi"/>
+        <w:rFonts w:cstheme="majorBidi"/>
         <w:b/>
         <w:bCs/>
       </w:rPr>
@@ -3673,14 +4649,14 @@
     </w:tblStylePr>
     <w:tblStylePr w:type="firstCol">
       <w:rPr>
-        <w:rFonts w:asciiTheme="majorHAnsi" w:eastAsiaTheme="majorEastAsia" w:hAnsiTheme="majorHAnsi" w:cstheme="majorBidi"/>
+        <w:rFonts w:cstheme="majorBidi"/>
         <w:b/>
         <w:bCs/>
       </w:rPr>
     </w:tblStylePr>
     <w:tblStylePr w:type="lastCol">
       <w:rPr>
-        <w:rFonts w:asciiTheme="majorHAnsi" w:eastAsiaTheme="majorEastAsia" w:hAnsiTheme="majorHAnsi" w:cstheme="majorBidi"/>
+        <w:rFonts w:cstheme="majorBidi"/>
         <w:b/>
         <w:bCs/>
       </w:rPr>
@@ -3764,7 +4740,7 @@
         <w:spacing w:before="0" w:after="0" w:line="240" w:lineRule="auto"/>
       </w:pPr>
       <w:rPr>
-        <w:rFonts w:asciiTheme="majorHAnsi" w:eastAsiaTheme="majorEastAsia" w:hAnsiTheme="majorHAnsi" w:cstheme="majorBidi"/>
+        <w:rFonts w:cstheme="majorBidi"/>
         <w:b/>
         <w:bCs/>
       </w:rPr>
@@ -3785,7 +4761,7 @@
         <w:spacing w:before="0" w:after="0" w:line="240" w:lineRule="auto"/>
       </w:pPr>
       <w:rPr>
-        <w:rFonts w:asciiTheme="majorHAnsi" w:eastAsiaTheme="majorEastAsia" w:hAnsiTheme="majorHAnsi" w:cstheme="majorBidi"/>
+        <w:rFonts w:cstheme="majorBidi"/>
         <w:b/>
         <w:bCs/>
       </w:rPr>
@@ -3803,14 +4779,14 @@
     </w:tblStylePr>
     <w:tblStylePr w:type="firstCol">
       <w:rPr>
-        <w:rFonts w:asciiTheme="majorHAnsi" w:eastAsiaTheme="majorEastAsia" w:hAnsiTheme="majorHAnsi" w:cstheme="majorBidi"/>
+        <w:rFonts w:cstheme="majorBidi"/>
         <w:b/>
         <w:bCs/>
       </w:rPr>
     </w:tblStylePr>
     <w:tblStylePr w:type="lastCol">
       <w:rPr>
-        <w:rFonts w:asciiTheme="majorHAnsi" w:eastAsiaTheme="majorEastAsia" w:hAnsiTheme="majorHAnsi" w:cstheme="majorBidi"/>
+        <w:rFonts w:cstheme="majorBidi"/>
         <w:b/>
         <w:bCs/>
       </w:rPr>
@@ -3894,7 +4870,7 @@
         <w:spacing w:before="0" w:after="0" w:line="240" w:lineRule="auto"/>
       </w:pPr>
       <w:rPr>
-        <w:rFonts w:asciiTheme="majorHAnsi" w:eastAsiaTheme="majorEastAsia" w:hAnsiTheme="majorHAnsi" w:cstheme="majorBidi"/>
+        <w:rFonts w:cstheme="majorBidi"/>
         <w:b/>
         <w:bCs/>
       </w:rPr>
@@ -3915,7 +4891,7 @@
         <w:spacing w:before="0" w:after="0" w:line="240" w:lineRule="auto"/>
       </w:pPr>
       <w:rPr>
-        <w:rFonts w:asciiTheme="majorHAnsi" w:eastAsiaTheme="majorEastAsia" w:hAnsiTheme="majorHAnsi" w:cstheme="majorBidi"/>
+        <w:rFonts w:cstheme="majorBidi"/>
         <w:b/>
         <w:bCs/>
       </w:rPr>
@@ -3933,14 +4909,14 @@
     </w:tblStylePr>
     <w:tblStylePr w:type="firstCol">
       <w:rPr>
-        <w:rFonts w:asciiTheme="majorHAnsi" w:eastAsiaTheme="majorEastAsia" w:hAnsiTheme="majorHAnsi" w:cstheme="majorBidi"/>
+        <w:rFonts w:cstheme="majorBidi"/>
         <w:b/>
         <w:bCs/>
       </w:rPr>
     </w:tblStylePr>
     <w:tblStylePr w:type="lastCol">
       <w:rPr>
-        <w:rFonts w:asciiTheme="majorHAnsi" w:eastAsiaTheme="majorEastAsia" w:hAnsiTheme="majorHAnsi" w:cstheme="majorBidi"/>
+        <w:rFonts w:cstheme="majorBidi"/>
         <w:b/>
         <w:bCs/>
       </w:rPr>
@@ -4024,7 +5000,7 @@
         <w:spacing w:before="0" w:after="0" w:line="240" w:lineRule="auto"/>
       </w:pPr>
       <w:rPr>
-        <w:rFonts w:asciiTheme="majorHAnsi" w:eastAsiaTheme="majorEastAsia" w:hAnsiTheme="majorHAnsi" w:cstheme="majorBidi"/>
+        <w:rFonts w:cstheme="majorBidi"/>
         <w:b/>
         <w:bCs/>
       </w:rPr>
@@ -4045,7 +5021,7 @@
         <w:spacing w:before="0" w:after="0" w:line="240" w:lineRule="auto"/>
       </w:pPr>
       <w:rPr>
-        <w:rFonts w:asciiTheme="majorHAnsi" w:eastAsiaTheme="majorEastAsia" w:hAnsiTheme="majorHAnsi" w:cstheme="majorBidi"/>
+        <w:rFonts w:cstheme="majorBidi"/>
         <w:b/>
         <w:bCs/>
       </w:rPr>
@@ -4063,14 +5039,14 @@
     </w:tblStylePr>
     <w:tblStylePr w:type="firstCol">
       <w:rPr>
-        <w:rFonts w:asciiTheme="majorHAnsi" w:eastAsiaTheme="majorEastAsia" w:hAnsiTheme="majorHAnsi" w:cstheme="majorBidi"/>
+        <w:rFonts w:cstheme="majorBidi"/>
         <w:b/>
         <w:bCs/>
       </w:rPr>
     </w:tblStylePr>
     <w:tblStylePr w:type="lastCol">
       <w:rPr>
-        <w:rFonts w:asciiTheme="majorHAnsi" w:eastAsiaTheme="majorEastAsia" w:hAnsiTheme="majorHAnsi" w:cstheme="majorBidi"/>
+        <w:rFonts w:cstheme="majorBidi"/>
         <w:b/>
         <w:bCs/>
       </w:rPr>
@@ -4154,7 +5130,7 @@
         <w:spacing w:before="0" w:after="0" w:line="240" w:lineRule="auto"/>
       </w:pPr>
       <w:rPr>
-        <w:rFonts w:asciiTheme="majorHAnsi" w:eastAsiaTheme="majorEastAsia" w:hAnsiTheme="majorHAnsi" w:cstheme="majorBidi"/>
+        <w:rFonts w:cstheme="majorBidi"/>
         <w:b/>
         <w:bCs/>
       </w:rPr>
@@ -4175,7 +5151,7 @@
         <w:spacing w:before="0" w:after="0" w:line="240" w:lineRule="auto"/>
       </w:pPr>
       <w:rPr>
-        <w:rFonts w:asciiTheme="majorHAnsi" w:eastAsiaTheme="majorEastAsia" w:hAnsiTheme="majorHAnsi" w:cstheme="majorBidi"/>
+        <w:rFonts w:cstheme="majorBidi"/>
         <w:b/>
         <w:bCs/>
       </w:rPr>
@@ -4193,14 +5169,14 @@
     </w:tblStylePr>
     <w:tblStylePr w:type="firstCol">
       <w:rPr>
-        <w:rFonts w:asciiTheme="majorHAnsi" w:eastAsiaTheme="majorEastAsia" w:hAnsiTheme="majorHAnsi" w:cstheme="majorBidi"/>
+        <w:rFonts w:cstheme="majorBidi"/>
         <w:b/>
         <w:bCs/>
       </w:rPr>
     </w:tblStylePr>
     <w:tblStylePr w:type="lastCol">
       <w:rPr>
-        <w:rFonts w:asciiTheme="majorHAnsi" w:eastAsiaTheme="majorEastAsia" w:hAnsiTheme="majorHAnsi" w:cstheme="majorBidi"/>
+        <w:rFonts w:cstheme="majorBidi"/>
         <w:b/>
         <w:bCs/>
       </w:rPr>
@@ -6065,7 +7041,7 @@
     </w:tblPr>
     <w:tblStylePr w:type="firstRow">
       <w:rPr>
-        <w:rFonts w:asciiTheme="majorHAnsi" w:eastAsiaTheme="majorEastAsia" w:hAnsiTheme="majorHAnsi" w:cstheme="majorBidi"/>
+        <w:rFonts w:cstheme="majorBidi"/>
       </w:rPr>
       <w:tblPr/>
       <w:tcPr>
@@ -6149,7 +7125,7 @@
     </w:tblPr>
     <w:tblStylePr w:type="firstRow">
       <w:rPr>
-        <w:rFonts w:asciiTheme="majorHAnsi" w:eastAsiaTheme="majorEastAsia" w:hAnsiTheme="majorHAnsi" w:cstheme="majorBidi"/>
+        <w:rFonts w:cstheme="majorBidi"/>
       </w:rPr>
       <w:tblPr/>
       <w:tcPr>
@@ -6233,7 +7209,7 @@
     </w:tblPr>
     <w:tblStylePr w:type="firstRow">
       <w:rPr>
-        <w:rFonts w:asciiTheme="majorHAnsi" w:eastAsiaTheme="majorEastAsia" w:hAnsiTheme="majorHAnsi" w:cstheme="majorBidi"/>
+        <w:rFonts w:cstheme="majorBidi"/>
       </w:rPr>
       <w:tblPr/>
       <w:tcPr>
@@ -6317,7 +7293,7 @@
     </w:tblPr>
     <w:tblStylePr w:type="firstRow">
       <w:rPr>
-        <w:rFonts w:asciiTheme="majorHAnsi" w:eastAsiaTheme="majorEastAsia" w:hAnsiTheme="majorHAnsi" w:cstheme="majorBidi"/>
+        <w:rFonts w:cstheme="majorBidi"/>
       </w:rPr>
       <w:tblPr/>
       <w:tcPr>
@@ -6401,7 +7377,7 @@
     </w:tblPr>
     <w:tblStylePr w:type="firstRow">
       <w:rPr>
-        <w:rFonts w:asciiTheme="majorHAnsi" w:eastAsiaTheme="majorEastAsia" w:hAnsiTheme="majorHAnsi" w:cstheme="majorBidi"/>
+        <w:rFonts w:cstheme="majorBidi"/>
       </w:rPr>
       <w:tblPr/>
       <w:tcPr>
@@ -6485,7 +7461,7 @@
     </w:tblPr>
     <w:tblStylePr w:type="firstRow">
       <w:rPr>
-        <w:rFonts w:asciiTheme="majorHAnsi" w:eastAsiaTheme="majorEastAsia" w:hAnsiTheme="majorHAnsi" w:cstheme="majorBidi"/>
+        <w:rFonts w:cstheme="majorBidi"/>
       </w:rPr>
       <w:tblPr/>
       <w:tcPr>
@@ -6569,7 +7545,7 @@
     </w:tblPr>
     <w:tblStylePr w:type="firstRow">
       <w:rPr>
-        <w:rFonts w:asciiTheme="majorHAnsi" w:eastAsiaTheme="majorEastAsia" w:hAnsiTheme="majorHAnsi" w:cstheme="majorBidi"/>
+        <w:rFonts w:cstheme="majorBidi"/>
       </w:rPr>
       <w:tblPr/>
       <w:tcPr>
@@ -6634,7 +7610,7 @@
       <w:spacing w:after="0" w:line="240" w:lineRule="auto"/>
     </w:pPr>
     <w:rPr>
-      <w:rFonts w:asciiTheme="majorHAnsi" w:eastAsiaTheme="majorEastAsia" w:hAnsiTheme="majorHAnsi" w:cstheme="majorBidi"/>
+      <w:rFonts w:cstheme="majorBidi"/>
       <w:color w:val="000000" w:themeColor="text1"/>
     </w:rPr>
     <w:tblPr>
@@ -6762,7 +7738,7 @@
       <w:spacing w:after="0" w:line="240" w:lineRule="auto"/>
     </w:pPr>
     <w:rPr>
-      <w:rFonts w:asciiTheme="majorHAnsi" w:eastAsiaTheme="majorEastAsia" w:hAnsiTheme="majorHAnsi" w:cstheme="majorBidi"/>
+      <w:rFonts w:cstheme="majorBidi"/>
       <w:color w:val="000000" w:themeColor="text1"/>
     </w:rPr>
     <w:tblPr>
@@ -6890,7 +7866,7 @@
       <w:spacing w:after="0" w:line="240" w:lineRule="auto"/>
     </w:pPr>
     <w:rPr>
-      <w:rFonts w:asciiTheme="majorHAnsi" w:eastAsiaTheme="majorEastAsia" w:hAnsiTheme="majorHAnsi" w:cstheme="majorBidi"/>
+      <w:rFonts w:cstheme="majorBidi"/>
       <w:color w:val="000000" w:themeColor="text1"/>
     </w:rPr>
     <w:tblPr>
@@ -7018,7 +7994,7 @@
       <w:spacing w:after="0" w:line="240" w:lineRule="auto"/>
     </w:pPr>
     <w:rPr>
-      <w:rFonts w:asciiTheme="majorHAnsi" w:eastAsiaTheme="majorEastAsia" w:hAnsiTheme="majorHAnsi" w:cstheme="majorBidi"/>
+      <w:rFonts w:cstheme="majorBidi"/>
       <w:color w:val="000000" w:themeColor="text1"/>
     </w:rPr>
     <w:tblPr>
@@ -7146,7 +8122,7 @@
       <w:spacing w:after="0" w:line="240" w:lineRule="auto"/>
     </w:pPr>
     <w:rPr>
-      <w:rFonts w:asciiTheme="majorHAnsi" w:eastAsiaTheme="majorEastAsia" w:hAnsiTheme="majorHAnsi" w:cstheme="majorBidi"/>
+      <w:rFonts w:cstheme="majorBidi"/>
       <w:color w:val="000000" w:themeColor="text1"/>
     </w:rPr>
     <w:tblPr>
@@ -7274,7 +8250,7 @@
       <w:spacing w:after="0" w:line="240" w:lineRule="auto"/>
     </w:pPr>
     <w:rPr>
-      <w:rFonts w:asciiTheme="majorHAnsi" w:eastAsiaTheme="majorEastAsia" w:hAnsiTheme="majorHAnsi" w:cstheme="majorBidi"/>
+      <w:rFonts w:cstheme="majorBidi"/>
       <w:color w:val="000000" w:themeColor="text1"/>
     </w:rPr>
     <w:tblPr>
@@ -7402,7 +8378,7 @@
       <w:spacing w:after="0" w:line="240" w:lineRule="auto"/>
     </w:pPr>
     <w:rPr>
-      <w:rFonts w:asciiTheme="majorHAnsi" w:eastAsiaTheme="majorEastAsia" w:hAnsiTheme="majorHAnsi" w:cstheme="majorBidi"/>
+      <w:rFonts w:cstheme="majorBidi"/>
       <w:color w:val="000000" w:themeColor="text1"/>
     </w:rPr>
     <w:tblPr>
@@ -8041,7 +9017,7 @@
       <w:spacing w:after="0" w:line="240" w:lineRule="auto"/>
     </w:pPr>
     <w:rPr>
-      <w:rFonts w:asciiTheme="majorHAnsi" w:eastAsiaTheme="majorEastAsia" w:hAnsiTheme="majorHAnsi" w:cstheme="majorBidi"/>
+      <w:rFonts w:cstheme="majorBidi"/>
       <w:color w:val="000000" w:themeColor="text1"/>
     </w:rPr>
     <w:tblPr>
@@ -8166,7 +9142,7 @@
       <w:spacing w:after="0" w:line="240" w:lineRule="auto"/>
     </w:pPr>
     <w:rPr>
-      <w:rFonts w:asciiTheme="majorHAnsi" w:eastAsiaTheme="majorEastAsia" w:hAnsiTheme="majorHAnsi" w:cstheme="majorBidi"/>
+      <w:rFonts w:cstheme="majorBidi"/>
       <w:color w:val="000000" w:themeColor="text1"/>
     </w:rPr>
     <w:tblPr>
@@ -8291,7 +9267,7 @@
       <w:spacing w:after="0" w:line="240" w:lineRule="auto"/>
     </w:pPr>
     <w:rPr>
-      <w:rFonts w:asciiTheme="majorHAnsi" w:eastAsiaTheme="majorEastAsia" w:hAnsiTheme="majorHAnsi" w:cstheme="majorBidi"/>
+      <w:rFonts w:cstheme="majorBidi"/>
       <w:color w:val="000000" w:themeColor="text1"/>
     </w:rPr>
     <w:tblPr>
@@ -8416,7 +9392,7 @@
       <w:spacing w:after="0" w:line="240" w:lineRule="auto"/>
     </w:pPr>
     <w:rPr>
-      <w:rFonts w:asciiTheme="majorHAnsi" w:eastAsiaTheme="majorEastAsia" w:hAnsiTheme="majorHAnsi" w:cstheme="majorBidi"/>
+      <w:rFonts w:cstheme="majorBidi"/>
       <w:color w:val="000000" w:themeColor="text1"/>
     </w:rPr>
     <w:tblPr>
@@ -8541,7 +9517,7 @@
       <w:spacing w:after="0" w:line="240" w:lineRule="auto"/>
     </w:pPr>
     <w:rPr>
-      <w:rFonts w:asciiTheme="majorHAnsi" w:eastAsiaTheme="majorEastAsia" w:hAnsiTheme="majorHAnsi" w:cstheme="majorBidi"/>
+      <w:rFonts w:cstheme="majorBidi"/>
       <w:color w:val="000000" w:themeColor="text1"/>
     </w:rPr>
     <w:tblPr>
@@ -8666,7 +9642,7 @@
       <w:spacing w:after="0" w:line="240" w:lineRule="auto"/>
     </w:pPr>
     <w:rPr>
-      <w:rFonts w:asciiTheme="majorHAnsi" w:eastAsiaTheme="majorEastAsia" w:hAnsiTheme="majorHAnsi" w:cstheme="majorBidi"/>
+      <w:rFonts w:cstheme="majorBidi"/>
       <w:color w:val="000000" w:themeColor="text1"/>
     </w:rPr>
     <w:tblPr>
@@ -8791,7 +9767,7 @@
       <w:spacing w:after="0" w:line="240" w:lineRule="auto"/>
     </w:pPr>
     <w:rPr>
-      <w:rFonts w:asciiTheme="majorHAnsi" w:eastAsiaTheme="majorEastAsia" w:hAnsiTheme="majorHAnsi" w:cstheme="majorBidi"/>
+      <w:rFonts w:cstheme="majorBidi"/>
       <w:color w:val="000000" w:themeColor="text1"/>
     </w:rPr>
     <w:tblPr>

--- a/docs/templates/docx/professional.docx
+++ b/docs/templates/docx/professional.docx
@@ -17,7 +17,7 @@
         <w:pStyle w:val="Title"/>
       </w:pPr>
       <w:r>
-        <w:t>Launch with confidence</w:t>
+        <w:t>Launch With Confidence</w:t>
       </w:r>
     </w:p>
     <w:p>
@@ -234,6 +234,7 @@
       <w:pPr>
         <w:shd w:fill="EDF2F9"/>
         <w:spacing w:before="120" w:after="160"/>
+        <w:ind w:right="3854"/>
       </w:pPr>
       <w:r>
         <w:rPr>
@@ -767,7 +768,7 @@
         <w:pStyle w:val="Title"/>
       </w:pPr>
       <w:r>
-        <w:t>Protect the launch window</w:t>
+        <w:t>Protect the Launch Window</w:t>
       </w:r>
     </w:p>
     <w:tbl>
@@ -1323,11 +1324,13 @@
         <w:rPr>
           <w:b w:val="0"/>
         </w:rPr>
-        <w:t>What success looks like</w:t>
+        <w:t>What Success Looks Like</w:t>
       </w:r>
     </w:p>
     <w:p>
-      <w:pPr/>
+      <w:pPr>
+        <w:ind w:right="3854"/>
+      </w:pPr>
       <w:r>
         <w:rPr>
           <w:b w:val="0"/>
@@ -1382,11 +1385,13 @@
         <w:rPr>
           <w:b w:val="0"/>
         </w:rPr>
-        <w:t>Risks and response</w:t>
+        <w:t>Risks and Response</w:t>
       </w:r>
     </w:p>
     <w:p>
-      <w:pPr/>
+      <w:pPr>
+        <w:ind w:right="3854"/>
+      </w:pPr>
       <w:r>
         <w:rPr>
           <w:b w:val="0"/>
@@ -1440,11 +1445,13 @@
         <w:rPr>
           <w:b w:val="0"/>
         </w:rPr>
-        <w:t xml:space="preserve"> for the sponsor</w:t>
+        <w:t xml:space="preserve"> for the Sponsor</w:t>
       </w:r>
     </w:p>
     <w:p>
-      <w:pPr/>
+      <w:pPr>
+        <w:ind w:right="3854"/>
+      </w:pPr>
       <w:r>
         <w:rPr>
           <w:b w:val="0"/>
@@ -1499,7 +1506,7 @@
         <w:rPr>
           <w:b w:val="0"/>
         </w:rPr>
-        <w:t>Next week</w:t>
+        <w:t>Next Week</w:t>
       </w:r>
     </w:p>
     <w:p>
@@ -1564,6 +1571,7 @@
     <w:p>
       <w:pPr>
         <w:spacing w:before="140"/>
+        <w:ind w:right="3854"/>
       </w:pPr>
       <w:r>
         <w:rPr>

--- a/docs/templates/docx/professional.docx
+++ b/docs/templates/docx/professional.docx
@@ -15,8 +15,12 @@
     <w:p>
       <w:pPr>
         <w:pStyle w:val="Title"/>
+        <w:shd w:fill="164BCA"/>
       </w:pPr>
       <w:r>
+        <w:rPr>
+          <w:color w:val="FFFFFF"/>
+        </w:rPr>
         <w:t>Launch With Confidence</w:t>
       </w:r>
     </w:p>
@@ -143,7 +147,7 @@
         <w:tc>
           <w:tcPr>
             <w:tcW w:type="dxa" w:w="3485"/>
-            <w:shd w:fill="F0F2F6"/>
+            <w:shd w:fill="EDF2FF"/>
             <w:tcMar>
               <w:top w:w="85" w:type="dxa"/>
               <w:left w:w="85" w:type="dxa"/>
@@ -169,7 +173,7 @@
         <w:tc>
           <w:tcPr>
             <w:tcW w:type="dxa" w:w="3485"/>
-            <w:shd w:fill="F0F2F6"/>
+            <w:shd w:fill="EDF2FF"/>
             <w:tcMar>
               <w:top w:w="85" w:type="dxa"/>
               <w:left w:w="85" w:type="dxa"/>
@@ -195,7 +199,7 @@
         <w:tc>
           <w:tcPr>
             <w:tcW w:type="dxa" w:w="3485"/>
-            <w:shd w:fill="F0F2F6"/>
+            <w:shd w:fill="EDF2FF"/>
             <w:tcMar>
               <w:top w:w="85" w:type="dxa"/>
               <w:left w:w="85" w:type="dxa"/>
@@ -232,7 +236,7 @@
     </w:p>
     <w:p>
       <w:pPr>
-        <w:shd w:fill="EDF2F9"/>
+        <w:shd w:fill="EDF2FF"/>
         <w:spacing w:before="120" w:after="160"/>
         <w:ind w:right="3854"/>
       </w:pPr>
@@ -249,20 +253,33 @@
         <w:rPr>
           <w:b w:val="0"/>
         </w:rPr>
-        <w:t xml:space="preserve">Approve the 20-customer </w:t>
+        <w:t xml:space="preserve">Approve the </w:t>
       </w:r>
       <w:r>
         <w:rPr>
           <w:b/>
           <w:color w:val="164BCA"/>
         </w:rPr>
-        <w:t>pilot</w:t>
+        <w:t>20-customer pilot</w:t>
       </w:r>
       <w:r>
         <w:rPr>
           <w:b w:val="0"/>
         </w:rPr>
-        <w:t>. Identity integration is three days late; a reviewed password fallback protects the 12 July launch.</w:t>
+        <w:t xml:space="preserve">. Identity integration is three days late; a reviewed password fallback protects the </w:t>
+      </w:r>
+      <w:r>
+        <w:rPr>
+          <w:b/>
+          <w:color w:val="164BCA"/>
+        </w:rPr>
+        <w:t>12 July launch</w:t>
+      </w:r>
+      <w:r>
+        <w:rPr>
+          <w:b w:val="0"/>
+        </w:rPr>
+        <w:t>.</w:t>
       </w:r>
     </w:p>
     <w:p>
@@ -271,7 +288,7 @@
         <w:keepNext/>
       </w:pPr>
       <w:r>
-        <w:t>Cumulative accepted deliverables</w:t>
+        <w:t>Cumulative Accepted Deliverables</w:t>
       </w:r>
     </w:p>
     <w:p>
@@ -412,7 +429,7 @@
         <w:tc>
           <w:tcPr>
             <w:tcW w:type="dxa" w:w="4391"/>
-            <w:shd w:fill="F0F2F6"/>
+            <w:shd w:fill="EDF2FF"/>
             <w:tcMar>
               <w:top w:w="85" w:type="dxa"/>
               <w:left w:w="85" w:type="dxa"/>
@@ -438,7 +455,7 @@
         <w:tc>
           <w:tcPr>
             <w:tcW w:type="dxa" w:w="2927"/>
-            <w:shd w:fill="F0F2F6"/>
+            <w:shd w:fill="EDF2FF"/>
             <w:tcMar>
               <w:top w:w="85" w:type="dxa"/>
               <w:left w:w="85" w:type="dxa"/>
@@ -464,7 +481,7 @@
         <w:tc>
           <w:tcPr>
             <w:tcW w:type="dxa" w:w="3136"/>
-            <w:shd w:fill="F0F2F6"/>
+            <w:shd w:fill="EDF2FF"/>
             <w:tcMar>
               <w:top w:w="85" w:type="dxa"/>
               <w:left w:w="85" w:type="dxa"/>
@@ -578,7 +595,7 @@
         <w:tc>
           <w:tcPr>
             <w:tcW w:type="dxa" w:w="4391"/>
-            <w:shd w:fill="F0F2F6"/>
+            <w:shd w:fill="EDF2FF"/>
             <w:tcMar>
               <w:top w:w="85" w:type="dxa"/>
               <w:left w:w="85" w:type="dxa"/>
@@ -604,7 +621,7 @@
         <w:tc>
           <w:tcPr>
             <w:tcW w:type="dxa" w:w="2927"/>
-            <w:shd w:fill="F0F2F6"/>
+            <w:shd w:fill="EDF2FF"/>
             <w:tcMar>
               <w:top w:w="85" w:type="dxa"/>
               <w:left w:w="85" w:type="dxa"/>
@@ -630,7 +647,7 @@
         <w:tc>
           <w:tcPr>
             <w:tcW w:type="dxa" w:w="3136"/>
-            <w:shd w:fill="F0F2F6"/>
+            <w:shd w:fill="EDF2FF"/>
             <w:tcMar>
               <w:top w:w="85" w:type="dxa"/>
               <w:left w:w="85" w:type="dxa"/>
@@ -766,8 +783,12 @@
     <w:p>
       <w:pPr>
         <w:pStyle w:val="Title"/>
+        <w:shd w:fill="164BCA"/>
       </w:pPr>
       <w:r>
+        <w:rPr>
+          <w:color w:val="FFFFFF"/>
+        </w:rPr>
         <w:t>Protect the Launch Window</w:t>
       </w:r>
     </w:p>
@@ -874,7 +895,7 @@
         <w:tc>
           <w:tcPr>
             <w:tcW w:type="dxa" w:w="3485"/>
-            <w:shd w:fill="F0F2F6"/>
+            <w:shd w:fill="EDF2FF"/>
             <w:tcMar>
               <w:top w:w="85" w:type="dxa"/>
               <w:left w:w="85" w:type="dxa"/>
@@ -900,7 +921,7 @@
         <w:tc>
           <w:tcPr>
             <w:tcW w:type="dxa" w:w="3485"/>
-            <w:shd w:fill="F0F2F6"/>
+            <w:shd w:fill="EDF2FF"/>
             <w:tcMar>
               <w:top w:w="85" w:type="dxa"/>
               <w:left w:w="85" w:type="dxa"/>
@@ -926,7 +947,7 @@
         <w:tc>
           <w:tcPr>
             <w:tcW w:type="dxa" w:w="3485"/>
-            <w:shd w:fill="F0F2F6"/>
+            <w:shd w:fill="EDF2FF"/>
             <w:tcMar>
               <w:top w:w="85" w:type="dxa"/>
               <w:left w:w="85" w:type="dxa"/>
@@ -1063,7 +1084,7 @@
         <w:tc>
           <w:tcPr>
             <w:tcW w:type="dxa" w:w="2927"/>
-            <w:shd w:fill="F0F2F6"/>
+            <w:shd w:fill="EDF2FF"/>
             <w:tcMar>
               <w:top w:w="85" w:type="dxa"/>
               <w:left w:w="85" w:type="dxa"/>
@@ -1089,7 +1110,7 @@
         <w:tc>
           <w:tcPr>
             <w:tcW w:type="dxa" w:w="3554"/>
-            <w:shd w:fill="F0F2F6"/>
+            <w:shd w:fill="EDF2FF"/>
             <w:tcMar>
               <w:top w:w="85" w:type="dxa"/>
               <w:left w:w="85" w:type="dxa"/>
@@ -1115,7 +1136,7 @@
         <w:tc>
           <w:tcPr>
             <w:tcW w:type="dxa" w:w="3973"/>
-            <w:shd w:fill="F0F2F6"/>
+            <w:shd w:fill="EDF2FF"/>
             <w:tcMar>
               <w:top w:w="85" w:type="dxa"/>
               <w:left w:w="85" w:type="dxa"/>
@@ -1229,7 +1250,7 @@
         <w:tc>
           <w:tcPr>
             <w:tcW w:type="dxa" w:w="2927"/>
-            <w:shd w:fill="F0F2F6"/>
+            <w:shd w:fill="EDF2FF"/>
             <w:tcMar>
               <w:top w:w="85" w:type="dxa"/>
               <w:left w:w="85" w:type="dxa"/>
@@ -1255,7 +1276,7 @@
         <w:tc>
           <w:tcPr>
             <w:tcW w:type="dxa" w:w="3554"/>
-            <w:shd w:fill="F0F2F6"/>
+            <w:shd w:fill="EDF2FF"/>
             <w:tcMar>
               <w:top w:w="85" w:type="dxa"/>
               <w:left w:w="85" w:type="dxa"/>
@@ -1281,7 +1302,7 @@
         <w:tc>
           <w:tcPr>
             <w:tcW w:type="dxa" w:w="3973"/>
-            <w:shd w:fill="F0F2F6"/>
+            <w:shd w:fill="EDF2FF"/>
             <w:tcMar>
               <w:top w:w="85" w:type="dxa"/>
               <w:left w:w="85" w:type="dxa"/>
@@ -1335,46 +1356,20 @@
         <w:rPr>
           <w:b w:val="0"/>
         </w:rPr>
-        <w:t xml:space="preserve">Invite 20 customers, observe setup completion and </w:t>
+        <w:t xml:space="preserve">Invite 20 customers, observe setup completion and review support handoffs. The sponsor receives a recorded </w:t>
       </w:r>
       <w:r>
         <w:rPr>
           <w:b/>
           <w:color w:val="164BCA"/>
         </w:rPr>
-        <w:t>review</w:t>
+        <w:t>go / revise / pause</w:t>
       </w:r>
       <w:r>
         <w:rPr>
           <w:b w:val="0"/>
         </w:rPr>
-        <w:t xml:space="preserve"> support handoffs. The sponsor receives a recorded go / revise / pause recommendation after the 25 June </w:t>
-      </w:r>
-      <w:r>
-        <w:rPr>
-          <w:b/>
-          <w:color w:val="164BCA"/>
-        </w:rPr>
-        <w:t>acceptance</w:t>
-      </w:r>
-      <w:r>
-        <w:rPr>
-          <w:b w:val="0"/>
-        </w:rPr>
-        <w:t xml:space="preserve"> </w:t>
-      </w:r>
-      <w:r>
-        <w:rPr>
-          <w:b/>
-          <w:color w:val="164BCA"/>
-        </w:rPr>
-        <w:t>review</w:t>
-      </w:r>
-      <w:r>
-        <w:rPr>
-          <w:b w:val="0"/>
-        </w:rPr>
-        <w:t>.</w:t>
+        <w:t xml:space="preserve"> recommendation after the 25 June acceptance review.</w:t>
       </w:r>
     </w:p>
     <w:p>
@@ -1396,33 +1391,7 @@
         <w:rPr>
           <w:b w:val="0"/>
         </w:rPr>
-        <w:t xml:space="preserve">R-03 • Identity provider access. If credentials arrive after 22 June, the </w:t>
-      </w:r>
-      <w:r>
-        <w:rPr>
-          <w:b/>
-          <w:color w:val="164BCA"/>
-        </w:rPr>
-        <w:t>pilot</w:t>
-      </w:r>
-      <w:r>
-        <w:rPr>
-          <w:b w:val="0"/>
-        </w:rPr>
-        <w:t xml:space="preserve"> will use password sign-in. Maya owns the fallback; security </w:t>
-      </w:r>
-      <w:r>
-        <w:rPr>
-          <w:b/>
-          <w:color w:val="164BCA"/>
-        </w:rPr>
-        <w:t>review</w:t>
-      </w:r>
-      <w:r>
-        <w:rPr>
-          <w:b w:val="0"/>
-        </w:rPr>
-        <w:t xml:space="preserve"> is booked for 23 June.</w:t>
+        <w:t>R-03 • Identity provider access. If credentials arrive after 22 June, the pilot will use password sign-in. Maya owns the fallback; security review is booked for 23 June.</w:t>
       </w:r>
     </w:p>
     <w:p>
@@ -1433,19 +1402,7 @@
         <w:rPr>
           <w:b w:val="0"/>
         </w:rPr>
-      </w:r>
-      <w:r>
-        <w:rPr>
-          <w:b/>
-          <w:color w:val="164BCA"/>
-        </w:rPr>
-        <w:t>Decision</w:t>
-      </w:r>
-      <w:r>
-        <w:rPr>
-          <w:b w:val="0"/>
-        </w:rPr>
-        <w:t xml:space="preserve"> for the Sponsor</w:t>
+        <w:t>Decision for the Sponsor</w:t>
       </w:r>
     </w:p>
     <w:p>
@@ -1456,46 +1413,20 @@
         <w:rPr>
           <w:b w:val="0"/>
         </w:rPr>
-        <w:t xml:space="preserve">Approve the 20-customer </w:t>
+        <w:t xml:space="preserve">Approve the </w:t>
       </w:r>
       <w:r>
         <w:rPr>
           <w:b/>
           <w:color w:val="164BCA"/>
         </w:rPr>
-        <w:t>pilot</w:t>
+        <w:t>20-customer pilot</w:t>
       </w:r>
       <w:r>
         <w:rPr>
           <w:b w:val="0"/>
         </w:rPr>
-        <w:t xml:space="preserve"> with password sign-in, subject to security </w:t>
-      </w:r>
-      <w:r>
-        <w:rPr>
-          <w:b/>
-          <w:color w:val="164BCA"/>
-        </w:rPr>
-        <w:t>review</w:t>
-      </w:r>
-      <w:r>
-        <w:rPr>
-          <w:b w:val="0"/>
-        </w:rPr>
-        <w:t xml:space="preserve">. No additional </w:t>
-      </w:r>
-      <w:r>
-        <w:rPr>
-          <w:b/>
-          <w:color w:val="164BCA"/>
-        </w:rPr>
-        <w:t>budget</w:t>
-      </w:r>
-      <w:r>
-        <w:rPr>
-          <w:b w:val="0"/>
-        </w:rPr>
-        <w:t xml:space="preserve"> is requested. Priya Shah to confirm by 21 June, 15:00.</w:t>
+        <w:t xml:space="preserve"> with password sign-in, subject to security review. No additional budget is requested. Priya Shah to confirm by 21 June, 15:00.</w:t>
       </w:r>
     </w:p>
     <w:p>
@@ -1528,20 +1459,7 @@
         <w:rPr>
           <w:b w:val="0"/>
         </w:rPr>
-        <w:t xml:space="preserve">Engineering: complete </w:t>
-      </w:r>
-      <w:r>
-        <w:rPr>
-          <w:b/>
-          <w:color w:val="164BCA"/>
-        </w:rPr>
-        <w:t>pilot</w:t>
-      </w:r>
-      <w:r>
-        <w:rPr>
-          <w:b w:val="0"/>
-        </w:rPr>
-        <w:t xml:space="preserve"> deployment and rollback rehearsal by 24 June.</w:t>
+        <w:t>Engineering: complete pilot deployment and rollback rehearsal by 24 June.</w:t>
       </w:r>
     </w:p>
     <w:p>
@@ -1552,20 +1470,7 @@
         <w:rPr>
           <w:b w:val="0"/>
         </w:rPr>
-        <w:t xml:space="preserve">Customer success: confirm </w:t>
-      </w:r>
-      <w:r>
-        <w:rPr>
-          <w:b/>
-          <w:color w:val="164BCA"/>
-        </w:rPr>
-        <w:t>pilot</w:t>
-      </w:r>
-      <w:r>
-        <w:rPr>
-          <w:b w:val="0"/>
-        </w:rPr>
-        <w:t xml:space="preserve"> participants and support coverage by 25 June.</w:t>
+        <w:t>Customer success: confirm pilot participants and support coverage by 25 June.</w:t>
       </w:r>
     </w:p>
     <w:p>
@@ -1604,21 +1509,7 @@
         <w:b w:val="0"/>
         <w:sz w:val="16"/>
       </w:rPr>
-    </w:r>
-    <w:r>
-      <w:rPr>
-        <w:b/>
-        <w:color w:val="164BCA"/>
-        <w:sz w:val="16"/>
-      </w:rPr>
-      <w:t>FICTIONAL</w:t>
-    </w:r>
-    <w:r>
-      <w:rPr>
-        <w:b w:val="0"/>
-        <w:sz w:val="16"/>
-      </w:rPr>
-      <w:t xml:space="preserve"> EXAMPLE  /  PROFESSIONAL   •   Dazzler   /   </w:t>
+      <w:t xml:space="preserve">FICTIONAL EXAMPLE  /  PROFESSIONAL   •   Dazzler   /   </w:t>
     </w:r>
     <w:fldSimple w:instr="PAGE"/>
   </w:p>

--- a/docs/templates/docx/professional.docx
+++ b/docs/templates/docx/professional.docx
@@ -3,45 +3,221 @@
 <w:document xmlns:wpc="http://schemas.microsoft.com/office/word/2010/wordprocessingCanvas" xmlns:mo="http://schemas.microsoft.com/office/mac/office/2008/main" xmlns:mc="http://schemas.openxmlformats.org/markup-compatibility/2006" xmlns:mv="urn:schemas-microsoft-com:mac:vml" xmlns:o="urn:schemas-microsoft-com:office:office" xmlns:r="http://schemas.openxmlformats.org/officeDocument/2006/relationships" xmlns:m="http://schemas.openxmlformats.org/officeDocument/2006/math" xmlns:v="urn:schemas-microsoft-com:vml" xmlns:wp14="http://schemas.microsoft.com/office/word/2010/wordprocessingDrawing" xmlns:wp="http://schemas.openxmlformats.org/drawingml/2006/wordprocessingDrawing" xmlns:w10="urn:schemas-microsoft-com:office:word" xmlns:w="http://schemas.openxmlformats.org/wordprocessingml/2006/main" xmlns:w14="http://schemas.microsoft.com/office/word/2010/wordml" xmlns:wpg="http://schemas.microsoft.com/office/word/2010/wordprocessingGroup" xmlns:wpi="http://schemas.microsoft.com/office/word/2010/wordprocessingInk" xmlns:wne="http://schemas.microsoft.com/office/word/2006/wordml" xmlns:wps="http://schemas.microsoft.com/office/word/2010/wordprocessingShape" mc:Ignorable="w14 wp14">
   <w:body>
     <w:p>
+      <w:pPr>
+        <w:spacing w:after="280" w:line="269" w:lineRule="auto"/>
+      </w:pPr>
       <w:r>
         <w:rPr>
+          <w:rFonts w:ascii="Arial" w:hAnsi="Arial"/>
           <w:b/>
-          <w:color w:val="164BCA"/>
-          <w:sz w:val="16"/>
+          <w:i w:val="0"/>
+          <w:color w:val="123A8C"/>
+          <w:sz w:val="18"/>
         </w:rPr>
-        <w:t>DELIVERY OFFICE   /   01</w:t>
+        <w:t>NORTHLINE / OPERATING REVIEW</w:t>
       </w:r>
     </w:p>
     <w:p>
       <w:pPr>
         <w:pStyle w:val="Title"/>
-        <w:shd w:fill="164BCA"/>
+        <w:spacing w:after="160" w:line="269" w:lineRule="auto"/>
       </w:pPr>
       <w:r>
         <w:rPr>
-          <w:color w:val="FFFFFF"/>
+          <w:rFonts w:ascii="Arial" w:hAnsi="Arial"/>
+          <w:b/>
+          <w:i w:val="0"/>
+          <w:color w:val="123A8C"/>
+          <w:sz w:val="64"/>
         </w:rPr>
-        <w:t>Launch With Confidence</w:t>
+        <w:t>Harbor Exchange Launch Decision</w:t>
       </w:r>
     </w:p>
     <w:p>
       <w:pPr>
-        <w:pStyle w:val="Subtitle"/>
+        <w:spacing w:after="280" w:line="269" w:lineRule="auto"/>
       </w:pPr>
       <w:r>
         <w:rPr>
-          <w:i/>
+          <w:rFonts w:ascii="Arial" w:hAnsi="Arial"/>
+          <w:b w:val="0"/>
+          <w:i w:val="0"/>
+          <w:color w:val="17252B"/>
+          <w:sz w:val="26"/>
         </w:rPr>
-        <w:t>Weekly delivery report</w:t>
+        <w:t>Release the exchange in two stages. Keep the settlement hold until reconciliation is complete.</w:t>
+      </w:r>
+    </w:p>
+    <w:tbl>
+      <w:tblPr>
+        <w:tblW w:type="auto" w:w="0"/>
+        <w:tblLook w:firstColumn="1" w:firstRow="1" w:lastColumn="0" w:lastRow="0" w:noHBand="0" w:noVBand="1" w:val="04A0"/>
+      </w:tblPr>
+      <w:tblGrid>
+        <w:gridCol w:w="3024"/>
+        <w:gridCol w:w="5184"/>
+      </w:tblGrid>
+      <w:tr>
+        <w:tc>
+          <w:tcPr>
+            <w:tcW w:type="dxa" w:w="5184"/>
+            <w:shd w:fill="123A8C"/>
+          </w:tcPr>
+          <w:p>
+            <w:pPr>
+              <w:spacing w:after="160" w:line="269" w:lineRule="auto"/>
+            </w:pPr>
+            <w:r>
+              <w:rPr>
+                <w:rFonts w:ascii="Arial" w:hAnsi="Arial"/>
+                <w:b/>
+                <w:color w:val="FFFFFF"/>
+                <w:sz w:val="64"/>
+              </w:rPr>
+              <w:t>92%</w:t>
+            </w:r>
+          </w:p>
+          <w:p>
+            <w:pPr>
+              <w:spacing w:after="160" w:line="269" w:lineRule="auto"/>
+            </w:pPr>
+            <w:r>
+              <w:rPr>
+                <w:rFonts w:ascii="Arial" w:hAnsi="Arial"/>
+                <w:b w:val="0"/>
+                <w:color w:val="FFFFFF"/>
+                <w:sz w:val="20"/>
+              </w:rPr>
+              <w:t>of pilot transactions reconciled</w:t>
+            </w:r>
+          </w:p>
+        </w:tc>
+        <w:tc>
+          <w:tcPr>
+            <w:tcW w:type="dxa" w:w="5184"/>
+          </w:tcPr>
+          <w:p>
+            <w:pPr>
+              <w:spacing w:after="160" w:line="269" w:lineRule="auto"/>
+            </w:pPr>
+            <w:r>
+              <w:rPr>
+                <w:rFonts w:ascii="Arial" w:hAnsi="Arial"/>
+                <w:b w:val="0"/>
+                <w:color w:val="17252B"/>
+                <w:sz w:val="22"/>
+              </w:rPr>
+              <w:t>The six-week pilot processed 1,250 synthetic transactions. Reconciliation matched 1,150; the remaining 100 need manual review before settlement can be enabled.</w:t>
+            </w:r>
+          </w:p>
+        </w:tc>
+      </w:tr>
+    </w:tbl>
+    <w:p>
+      <w:pPr>
+        <w:spacing w:after="40" w:line="269" w:lineRule="auto"/>
+      </w:pPr>
+      <w:r>
+        <w:rPr>
+          <w:rFonts w:ascii="Arial" w:hAnsi="Arial"/>
+          <w:b w:val="0"/>
+          <w:i w:val="0"/>
+          <w:color w:val="17252B"/>
+          <w:sz w:val="6"/>
+        </w:rPr>
       </w:r>
     </w:p>
     <w:p>
-      <w:pPr/>
+      <w:pPr>
+        <w:pStyle w:val="Heading1"/>
+        <w:spacing w:after="160" w:line="269" w:lineRule="auto"/>
+      </w:pPr>
       <w:r>
         <w:rPr>
+          <w:rFonts w:ascii="Arial" w:hAnsi="Arial"/>
+          <w:b/>
+          <w:i w:val="0"/>
+          <w:color w:val="123A8C"/>
+          <w:sz w:val="28"/>
+        </w:rPr>
+        <w:t>Approve the Limited Release</w:t>
+      </w:r>
+    </w:p>
+    <w:p>
+      <w:pPr>
+        <w:spacing w:after="160" w:line="269" w:lineRule="auto"/>
+      </w:pPr>
+      <w:r>
+        <w:rPr>
+          <w:rFonts w:ascii="Arial" w:hAnsi="Arial"/>
           <w:b w:val="0"/>
+          <w:i w:val="0"/>
+          <w:color w:val="17252B"/>
+          <w:sz w:val="21"/>
         </w:rPr>
-        <w:t>PORTAL RELEASE / WEEK 24 / 14–18 JUNE 2027</w:t>
+        <w:t>Open account setup and order tracking on 14 July. Keep settlement disabled until the exception queue is empty and Finance signs the control record.</w:t>
+      </w:r>
+    </w:p>
+    <w:p>
+      <w:pPr>
+        <w:pStyle w:val="Heading1"/>
+        <w:spacing w:after="160" w:line="269" w:lineRule="auto"/>
+      </w:pPr>
+      <w:r>
+        <w:rPr>
+          <w:rFonts w:ascii="Arial" w:hAnsi="Arial"/>
+          <w:b/>
+          <w:i w:val="0"/>
+          <w:color w:val="123A8C"/>
+          <w:sz w:val="28"/>
+        </w:rPr>
+        <w:t>What Changed</w:t>
+      </w:r>
+    </w:p>
+    <w:p>
+      <w:pPr>
+        <w:spacing w:after="160" w:line="269" w:lineRule="auto"/>
+      </w:pPr>
+      <w:r>
+        <w:rPr>
+          <w:rFonts w:ascii="Arial" w:hAnsi="Arial"/>
+          <w:b w:val="0"/>
+          <w:i w:val="0"/>
+          <w:color w:val="17252B"/>
+          <w:sz w:val="21"/>
+        </w:rPr>
+        <w:t>A single owner now resolves each exception. The support team has a tested escalation route, and the release can be rolled back without losing the review history.</w:t>
+      </w:r>
+    </w:p>
+    <w:p>
+      <w:pPr>
+        <w:pStyle w:val="Heading1"/>
+        <w:spacing w:after="160" w:line="269" w:lineRule="auto"/>
+      </w:pPr>
+      <w:r>
+        <w:rPr>
+          <w:rFonts w:ascii="Arial" w:hAnsi="Arial"/>
+          <w:b/>
+          <w:i w:val="0"/>
+          <w:color w:val="123A8C"/>
+          <w:sz w:val="28"/>
+        </w:rPr>
+        <w:t>Decision Owners</w:t>
+      </w:r>
+    </w:p>
+    <w:p>
+      <w:pPr>
+        <w:spacing w:after="160" w:line="269" w:lineRule="auto"/>
+      </w:pPr>
+      <w:r>
+        <w:rPr>
+          <w:rFonts w:ascii="Arial" w:hAnsi="Arial"/>
+          <w:b w:val="0"/>
+          <w:i w:val="0"/>
+          <w:color w:val="17252B"/>
+          <w:sz w:val="21"/>
+        </w:rPr>
+        <w:t>Mara Chen owns reconciliation; Omar Diaz owns rollback readiness. Both report to the release lead at 09:00 on launch day.</w:t>
       </w:r>
     </w:p>
     <w:tbl>
@@ -49,11 +225,17 @@
         <w:tblW w:type="auto" w:w="0"/>
         <w:tblLayout w:type="fixed"/>
         <w:tblLook w:firstColumn="1" w:firstRow="1" w:lastColumn="0" w:lastRow="0" w:noHBand="0" w:noVBand="1" w:val="04A0"/>
+        <w:tblCellMar>
+          <w:top w:w="90" w:type="dxa"/>
+          <w:left w:w="90" w:type="dxa"/>
+          <w:bottom w:w="90" w:type="dxa"/>
+          <w:right w:w="90" w:type="dxa"/>
+        </w:tblCellMar>
       </w:tblPr>
       <w:tblGrid>
-        <w:gridCol w:w="3485"/>
-        <w:gridCol w:w="3485"/>
-        <w:gridCol w:w="3485"/>
+        <w:gridCol w:w="2592"/>
+        <w:gridCol w:w="4147"/>
+        <w:gridCol w:w="3629"/>
       </w:tblGrid>
       <w:tr>
         <w:trPr>
@@ -62,80 +244,61 @@
         </w:trPr>
         <w:tc>
           <w:tcPr>
-            <w:tcW w:type="dxa" w:w="3485"/>
-            <w:shd w:fill="164BCA"/>
-            <w:tcMar>
-              <w:top w:w="85" w:type="dxa"/>
-              <w:left w:w="85" w:type="dxa"/>
-              <w:bottom w:w="85" w:type="dxa"/>
-              <w:right w:w="85" w:type="dxa"/>
-            </w:tcMar>
+            <w:tcW w:type="dxa" w:w="3456"/>
+            <w:shd w:fill="123A8C"/>
           </w:tcPr>
           <w:p>
             <w:pPr>
-              <w:spacing w:after="0"/>
+              <w:spacing w:after="160" w:line="269" w:lineRule="auto"/>
             </w:pPr>
             <w:r>
               <w:rPr>
                 <w:rFonts w:ascii="Arial" w:hAnsi="Arial"/>
                 <w:b/>
                 <w:color w:val="FFFFFF"/>
-                <w:sz w:val="58"/>
+                <w:sz w:val="20"/>
               </w:rPr>
-              <w:t>75%</w:t>
+              <w:t>Gate</w:t>
             </w:r>
           </w:p>
         </w:tc>
         <w:tc>
           <w:tcPr>
-            <w:tcW w:type="dxa" w:w="3485"/>
-            <w:shd w:fill="164BCA"/>
-            <w:tcMar>
-              <w:top w:w="85" w:type="dxa"/>
-              <w:left w:w="85" w:type="dxa"/>
-              <w:bottom w:w="85" w:type="dxa"/>
-              <w:right w:w="85" w:type="dxa"/>
-            </w:tcMar>
-            <w:shd w:fill="AE391C"/>
+            <w:tcW w:type="dxa" w:w="3456"/>
+            <w:shd w:fill="123A8C"/>
           </w:tcPr>
           <w:p>
             <w:pPr>
-              <w:spacing w:after="0"/>
+              <w:spacing w:after="160" w:line="269" w:lineRule="auto"/>
             </w:pPr>
             <w:r>
               <w:rPr>
                 <w:rFonts w:ascii="Arial" w:hAnsi="Arial"/>
                 <w:b/>
                 <w:color w:val="FFFFFF"/>
-                <w:sz w:val="58"/>
+                <w:sz w:val="20"/>
               </w:rPr>
-              <w:t>$18k</w:t>
+              <w:t>Evidence</w:t>
             </w:r>
           </w:p>
         </w:tc>
         <w:tc>
           <w:tcPr>
-            <w:tcW w:type="dxa" w:w="3485"/>
-            <w:shd w:fill="164BCA"/>
-            <w:tcMar>
-              <w:top w:w="85" w:type="dxa"/>
-              <w:left w:w="85" w:type="dxa"/>
-              <w:bottom w:w="85" w:type="dxa"/>
-              <w:right w:w="85" w:type="dxa"/>
-            </w:tcMar>
+            <w:tcW w:type="dxa" w:w="3456"/>
+            <w:shd w:fill="123A8C"/>
           </w:tcPr>
           <w:p>
             <w:pPr>
-              <w:spacing w:after="0"/>
+              <w:spacing w:after="160" w:line="269" w:lineRule="auto"/>
             </w:pPr>
             <w:r>
               <w:rPr>
                 <w:rFonts w:ascii="Arial" w:hAnsi="Arial"/>
                 <w:b/>
                 <w:color w:val="FFFFFF"/>
-                <w:sz w:val="58"/>
+                <w:sz w:val="20"/>
               </w:rPr>
-              <w:t>24</w:t>
+              <w:t>State</w:t>
             </w:r>
           </w:p>
         </w:tc>
@@ -146,278 +309,61 @@
         </w:trPr>
         <w:tc>
           <w:tcPr>
-            <w:tcW w:type="dxa" w:w="3485"/>
-            <w:shd w:fill="EDF2FF"/>
-            <w:tcMar>
-              <w:top w:w="85" w:type="dxa"/>
-              <w:left w:w="85" w:type="dxa"/>
-              <w:bottom w:w="85" w:type="dxa"/>
-              <w:right w:w="85" w:type="dxa"/>
-            </w:tcMar>
+            <w:tcW w:type="dxa" w:w="2592"/>
+            <w:shd w:fill="EEF3FF"/>
           </w:tcPr>
           <w:p>
             <w:pPr>
-              <w:spacing w:after="0"/>
+              <w:spacing w:after="160" w:line="269" w:lineRule="auto"/>
+            </w:pPr>
+            <w:r>
+              <w:rPr>
+                <w:rFonts w:ascii="Arial" w:hAnsi="Arial"/>
+                <w:b/>
+                <w:color w:val="17252B"/>
+                <w:sz w:val="20"/>
+              </w:rPr>
+              <w:t>Account setup</w:t>
+            </w:r>
+          </w:p>
+        </w:tc>
+        <w:tc>
+          <w:tcPr>
+            <w:tcW w:type="dxa" w:w="4147"/>
+            <w:shd w:fill="EEF3FF"/>
+          </w:tcPr>
+          <w:p>
+            <w:pPr>
+              <w:spacing w:after="160" w:line="269" w:lineRule="auto"/>
             </w:pPr>
             <w:r>
               <w:rPr>
                 <w:rFonts w:ascii="Arial" w:hAnsi="Arial"/>
                 <w:b w:val="0"/>
-                <w:color w:val="172033"/>
+                <w:color w:val="17252B"/>
                 <w:sz w:val="20"/>
               </w:rPr>
-              <w:t>scope complete</w:t>
+              <w:t>240 completed test journeys</w:t>
             </w:r>
           </w:p>
         </w:tc>
         <w:tc>
           <w:tcPr>
-            <w:tcW w:type="dxa" w:w="3485"/>
-            <w:shd w:fill="EDF2FF"/>
-            <w:tcMar>
-              <w:top w:w="85" w:type="dxa"/>
-              <w:left w:w="85" w:type="dxa"/>
-              <w:bottom w:w="85" w:type="dxa"/>
-              <w:right w:w="85" w:type="dxa"/>
-            </w:tcMar>
+            <w:tcW w:type="dxa" w:w="3629"/>
+            <w:shd w:fill="EEF3FF"/>
           </w:tcPr>
           <w:p>
             <w:pPr>
-              <w:spacing w:after="0"/>
+              <w:spacing w:after="160" w:line="269" w:lineRule="auto"/>
             </w:pPr>
             <w:r>
               <w:rPr>
                 <w:rFonts w:ascii="Arial" w:hAnsi="Arial"/>
                 <w:b w:val="0"/>
-                <w:color w:val="172033"/>
+                <w:color w:val="17252B"/>
                 <w:sz w:val="20"/>
               </w:rPr>
-              <w:t>budget remaining</w:t>
-            </w:r>
-          </w:p>
-        </w:tc>
-        <w:tc>
-          <w:tcPr>
-            <w:tcW w:type="dxa" w:w="3485"/>
-            <w:shd w:fill="EDF2FF"/>
-            <w:tcMar>
-              <w:top w:w="85" w:type="dxa"/>
-              <w:left w:w="85" w:type="dxa"/>
-              <w:bottom w:w="85" w:type="dxa"/>
-              <w:right w:w="85" w:type="dxa"/>
-            </w:tcMar>
-          </w:tcPr>
-          <w:p>
-            <w:pPr>
-              <w:spacing w:after="0"/>
-            </w:pPr>
-            <w:r>
-              <w:rPr>
-                <w:rFonts w:ascii="Arial" w:hAnsi="Arial"/>
-                <w:b w:val="0"/>
-                <w:color w:val="172033"/>
-                <w:sz w:val="20"/>
-              </w:rPr>
-              <w:t>days to launch</w:t>
-            </w:r>
-          </w:p>
-        </w:tc>
-      </w:tr>
-    </w:tbl>
-    <w:p>
-      <w:pPr>
-        <w:spacing w:after="0" w:before="0" w:line="60" w:lineRule="exact"/>
-      </w:pPr>
-      <w:r>
-        <w:rPr>
-          <w:sz w:val="6"/>
-        </w:rPr>
-      </w:r>
-    </w:p>
-    <w:p>
-      <w:pPr>
-        <w:shd w:fill="EDF2FF"/>
-        <w:spacing w:before="120" w:after="160"/>
-        <w:ind w:right="3854"/>
-      </w:pPr>
-      <w:r>
-        <w:rPr>
-          <w:b/>
-          <w:color w:val="164BCA"/>
-          <w:sz w:val="18"/>
-        </w:rPr>
-        <w:t>DECISION / 21 JUNE</w:t>
-        <w:br/>
-      </w:r>
-      <w:r>
-        <w:rPr>
-          <w:b w:val="0"/>
-        </w:rPr>
-        <w:t xml:space="preserve">Approve the </w:t>
-      </w:r>
-      <w:r>
-        <w:rPr>
-          <w:b/>
-          <w:color w:val="164BCA"/>
-        </w:rPr>
-        <w:t>20-customer pilot</w:t>
-      </w:r>
-      <w:r>
-        <w:rPr>
-          <w:b w:val="0"/>
-        </w:rPr>
-        <w:t xml:space="preserve">. Identity integration is three days late; a reviewed password fallback protects the </w:t>
-      </w:r>
-      <w:r>
-        <w:rPr>
-          <w:b/>
-          <w:color w:val="164BCA"/>
-        </w:rPr>
-        <w:t>12 July launch</w:t>
-      </w:r>
-      <w:r>
-        <w:rPr>
-          <w:b w:val="0"/>
-        </w:rPr>
-        <w:t>.</w:t>
-      </w:r>
-    </w:p>
-    <w:p>
-      <w:pPr>
-        <w:pStyle w:val="Heading2"/>
-        <w:keepNext/>
-      </w:pPr>
-      <w:r>
-        <w:t>Cumulative Accepted Deliverables</w:t>
-      </w:r>
-    </w:p>
-    <w:p>
-      <w:r>
-        <w:drawing>
-          <wp:inline xmlns:a="http://schemas.openxmlformats.org/drawingml/2006/main" xmlns:pic="http://schemas.openxmlformats.org/drawingml/2006/picture">
-            <wp:extent cx="6080760" cy="1958744"/>
-            <wp:docPr id="1" name="Picture 1"/>
-            <wp:cNvGraphicFramePr>
-              <a:graphicFrameLocks noChangeAspect="1"/>
-            </wp:cNvGraphicFramePr>
-            <a:graphic>
-              <a:graphicData uri="http://schemas.openxmlformats.org/drawingml/2006/picture">
-                <pic:pic>
-                  <pic:nvPicPr>
-                    <pic:cNvPr id="0" name="professional-1.png"/>
-                    <pic:cNvPicPr/>
-                  </pic:nvPicPr>
-                  <pic:blipFill>
-                    <a:blip r:embed="rId10"/>
-                    <a:stretch>
-                      <a:fillRect/>
-                    </a:stretch>
-                  </pic:blipFill>
-                  <pic:spPr>
-                    <a:xfrm>
-                      <a:off x="0" y="0"/>
-                      <a:ext cx="6080760" cy="1958744"/>
-                    </a:xfrm>
-                    <a:prstGeom prst="rect"/>
-                  </pic:spPr>
-                </pic:pic>
-              </a:graphicData>
-            </a:graphic>
-          </wp:inline>
-        </w:drawing>
-      </w:r>
-    </w:p>
-    <w:tbl>
-      <w:tblPr>
-        <w:tblW w:type="auto" w:w="0"/>
-        <w:tblLayout w:type="fixed"/>
-        <w:tblLook w:firstColumn="1" w:firstRow="1" w:lastColumn="0" w:lastRow="0" w:noHBand="0" w:noVBand="1" w:val="04A0"/>
-      </w:tblPr>
-      <w:tblGrid>
-        <w:gridCol w:w="4391"/>
-        <w:gridCol w:w="2927"/>
-        <w:gridCol w:w="3136"/>
-      </w:tblGrid>
-      <w:tr>
-        <w:trPr>
-          <w:cantSplit/>
-          <w:tblHeader/>
-        </w:trPr>
-        <w:tc>
-          <w:tcPr>
-            <w:tcW w:type="dxa" w:w="4391"/>
-            <w:shd w:fill="164BCA"/>
-            <w:tcMar>
-              <w:top w:w="85" w:type="dxa"/>
-              <w:left w:w="85" w:type="dxa"/>
-              <w:bottom w:w="85" w:type="dxa"/>
-              <w:right w:w="85" w:type="dxa"/>
-            </w:tcMar>
-          </w:tcPr>
-          <w:p>
-            <w:pPr>
-              <w:spacing w:after="0"/>
-            </w:pPr>
-            <w:r>
-              <w:rPr>
-                <w:rFonts w:ascii="Arial" w:hAnsi="Arial"/>
-                <w:b/>
-                <w:color w:val="FFFFFF"/>
-                <w:sz w:val="20"/>
-              </w:rPr>
-              <w:t>Workstream</w:t>
-            </w:r>
-          </w:p>
-        </w:tc>
-        <w:tc>
-          <w:tcPr>
-            <w:tcW w:type="dxa" w:w="2927"/>
-            <w:shd w:fill="164BCA"/>
-            <w:tcMar>
-              <w:top w:w="85" w:type="dxa"/>
-              <w:left w:w="85" w:type="dxa"/>
-              <w:bottom w:w="85" w:type="dxa"/>
-              <w:right w:w="85" w:type="dxa"/>
-            </w:tcMar>
-          </w:tcPr>
-          <w:p>
-            <w:pPr>
-              <w:spacing w:after="0"/>
-            </w:pPr>
-            <w:r>
-              <w:rPr>
-                <w:rFonts w:ascii="Arial" w:hAnsi="Arial"/>
-                <w:b/>
-                <w:color w:val="FFFFFF"/>
-                <w:sz w:val="20"/>
-              </w:rPr>
-              <w:t>Accepted / planned</w:t>
-            </w:r>
-          </w:p>
-        </w:tc>
-        <w:tc>
-          <w:tcPr>
-            <w:tcW w:type="dxa" w:w="3136"/>
-            <w:shd w:fill="164BCA"/>
-            <w:tcMar>
-              <w:top w:w="85" w:type="dxa"/>
-              <w:left w:w="85" w:type="dxa"/>
-              <w:bottom w:w="85" w:type="dxa"/>
-              <w:right w:w="85" w:type="dxa"/>
-            </w:tcMar>
-          </w:tcPr>
-          <w:p>
-            <w:pPr>
-              <w:spacing w:after="0"/>
-            </w:pPr>
-            <w:r>
-              <w:rPr>
-                <w:rFonts w:ascii="Arial" w:hAnsi="Arial"/>
-                <w:b/>
-                <w:color w:val="FFFFFF"/>
-                <w:sz w:val="20"/>
-              </w:rPr>
-              <w:t>Owner</w:t>
+              <w:t>Ready</w:t>
             </w:r>
           </w:p>
         </w:tc>
@@ -428,79 +374,61 @@
         </w:trPr>
         <w:tc>
           <w:tcPr>
-            <w:tcW w:type="dxa" w:w="4391"/>
-            <w:shd w:fill="EDF2FF"/>
-            <w:tcMar>
-              <w:top w:w="85" w:type="dxa"/>
-              <w:left w:w="85" w:type="dxa"/>
-              <w:bottom w:w="85" w:type="dxa"/>
-              <w:right w:w="85" w:type="dxa"/>
-            </w:tcMar>
+            <w:tcW w:type="dxa" w:w="2592"/>
+            <w:shd w:fill="FFFFFF"/>
           </w:tcPr>
           <w:p>
             <w:pPr>
-              <w:spacing w:after="0"/>
+              <w:spacing w:after="160" w:line="269" w:lineRule="auto"/>
+            </w:pPr>
+            <w:r>
+              <w:rPr>
+                <w:rFonts w:ascii="Arial" w:hAnsi="Arial"/>
+                <w:b/>
+                <w:color w:val="17252B"/>
+                <w:sz w:val="20"/>
+              </w:rPr>
+              <w:t>Tracking</w:t>
+            </w:r>
+          </w:p>
+        </w:tc>
+        <w:tc>
+          <w:tcPr>
+            <w:tcW w:type="dxa" w:w="4147"/>
+            <w:shd w:fill="FFFFFF"/>
+          </w:tcPr>
+          <w:p>
+            <w:pPr>
+              <w:spacing w:after="160" w:line="269" w:lineRule="auto"/>
             </w:pPr>
             <w:r>
               <w:rPr>
                 <w:rFonts w:ascii="Arial" w:hAnsi="Arial"/>
                 <w:b w:val="0"/>
-                <w:color w:val="172033"/>
+                <w:color w:val="17252B"/>
                 <w:sz w:val="20"/>
               </w:rPr>
-              <w:t>Account setup</w:t>
+              <w:t>98% delivered within 2 seconds</w:t>
             </w:r>
           </w:p>
         </w:tc>
         <w:tc>
           <w:tcPr>
-            <w:tcW w:type="dxa" w:w="2927"/>
-            <w:shd w:fill="EDF2FF"/>
-            <w:tcMar>
-              <w:top w:w="85" w:type="dxa"/>
-              <w:left w:w="85" w:type="dxa"/>
-              <w:bottom w:w="85" w:type="dxa"/>
-              <w:right w:w="85" w:type="dxa"/>
-            </w:tcMar>
+            <w:tcW w:type="dxa" w:w="3629"/>
+            <w:shd w:fill="FFFFFF"/>
           </w:tcPr>
           <w:p>
             <w:pPr>
-              <w:spacing w:after="0"/>
+              <w:spacing w:after="160" w:line="269" w:lineRule="auto"/>
             </w:pPr>
             <w:r>
               <w:rPr>
                 <w:rFonts w:ascii="Arial" w:hAnsi="Arial"/>
                 <w:b w:val="0"/>
-                <w:color w:val="172033"/>
+                <w:color w:val="17252B"/>
                 <w:sz w:val="20"/>
               </w:rPr>
-              <w:t>6 / 6</w:t>
-            </w:r>
-          </w:p>
-        </w:tc>
-        <w:tc>
-          <w:tcPr>
-            <w:tcW w:type="dxa" w:w="3136"/>
-            <w:shd w:fill="EDF2FF"/>
-            <w:tcMar>
-              <w:top w:w="85" w:type="dxa"/>
-              <w:left w:w="85" w:type="dxa"/>
-              <w:bottom w:w="85" w:type="dxa"/>
-              <w:right w:w="85" w:type="dxa"/>
-            </w:tcMar>
-          </w:tcPr>
-          <w:p>
-            <w:pPr>
-              <w:spacing w:after="0"/>
-            </w:pPr>
-            <w:r>
-              <w:rPr>
-                <w:rFonts w:ascii="Arial" w:hAnsi="Arial"/>
-                <w:b w:val="0"/>
-                <w:color w:val="172033"/>
-                <w:sz w:val="20"/>
-              </w:rPr>
-              <w:t>Alex Rivera</w:t>
+              <w:t>Ready</w:t>
             </w:r>
           </w:p>
         </w:tc>
@@ -511,245 +439,61 @@
         </w:trPr>
         <w:tc>
           <w:tcPr>
-            <w:tcW w:type="dxa" w:w="4391"/>
-            <w:shd w:fill="FFFFFF"/>
-            <w:tcMar>
-              <w:top w:w="85" w:type="dxa"/>
-              <w:left w:w="85" w:type="dxa"/>
-              <w:bottom w:w="85" w:type="dxa"/>
-              <w:right w:w="85" w:type="dxa"/>
-            </w:tcMar>
+            <w:tcW w:type="dxa" w:w="2592"/>
+            <w:shd w:fill="EEF3FF"/>
           </w:tcPr>
           <w:p>
             <w:pPr>
-              <w:spacing w:after="0"/>
+              <w:spacing w:after="160" w:line="269" w:lineRule="auto"/>
+            </w:pPr>
+            <w:r>
+              <w:rPr>
+                <w:rFonts w:ascii="Arial" w:hAnsi="Arial"/>
+                <w:b/>
+                <w:color w:val="17252B"/>
+                <w:sz w:val="20"/>
+              </w:rPr>
+              <w:t>Settlement</w:t>
+            </w:r>
+          </w:p>
+        </w:tc>
+        <w:tc>
+          <w:tcPr>
+            <w:tcW w:type="dxa" w:w="4147"/>
+            <w:shd w:fill="EEF3FF"/>
+          </w:tcPr>
+          <w:p>
+            <w:pPr>
+              <w:spacing w:after="160" w:line="269" w:lineRule="auto"/>
             </w:pPr>
             <w:r>
               <w:rPr>
                 <w:rFonts w:ascii="Arial" w:hAnsi="Arial"/>
                 <w:b w:val="0"/>
-                <w:color w:val="172033"/>
+                <w:color w:val="17252B"/>
                 <w:sz w:val="20"/>
               </w:rPr>
-              <w:t>Invoice history</w:t>
+              <w:t>100 unmatched records</w:t>
             </w:r>
           </w:p>
         </w:tc>
         <w:tc>
           <w:tcPr>
-            <w:tcW w:type="dxa" w:w="2927"/>
-            <w:shd w:fill="FFFFFF"/>
-            <w:tcMar>
-              <w:top w:w="85" w:type="dxa"/>
-              <w:left w:w="85" w:type="dxa"/>
-              <w:bottom w:w="85" w:type="dxa"/>
-              <w:right w:w="85" w:type="dxa"/>
-            </w:tcMar>
+            <w:tcW w:type="dxa" w:w="3629"/>
+            <w:shd w:fill="EEF3FF"/>
           </w:tcPr>
           <w:p>
             <w:pPr>
-              <w:spacing w:after="0"/>
+              <w:spacing w:after="160" w:line="269" w:lineRule="auto"/>
             </w:pPr>
             <w:r>
               <w:rPr>
                 <w:rFonts w:ascii="Arial" w:hAnsi="Arial"/>
                 <w:b w:val="0"/>
-                <w:color w:val="172033"/>
+                <w:color w:val="17252B"/>
                 <w:sz w:val="20"/>
               </w:rPr>
-              <w:t>5 / 6</w:t>
-            </w:r>
-          </w:p>
-        </w:tc>
-        <w:tc>
-          <w:tcPr>
-            <w:tcW w:type="dxa" w:w="3136"/>
-            <w:shd w:fill="FFFFFF"/>
-            <w:tcMar>
-              <w:top w:w="85" w:type="dxa"/>
-              <w:left w:w="85" w:type="dxa"/>
-              <w:bottom w:w="85" w:type="dxa"/>
-              <w:right w:w="85" w:type="dxa"/>
-            </w:tcMar>
-          </w:tcPr>
-          <w:p>
-            <w:pPr>
-              <w:spacing w:after="0"/>
-            </w:pPr>
-            <w:r>
-              <w:rPr>
-                <w:rFonts w:ascii="Arial" w:hAnsi="Arial"/>
-                <w:b w:val="0"/>
-                <w:color w:val="172033"/>
-                <w:sz w:val="20"/>
-              </w:rPr>
-              <w:t>Sam Okafor</w:t>
-            </w:r>
-          </w:p>
-        </w:tc>
-      </w:tr>
-      <w:tr>
-        <w:trPr>
-          <w:cantSplit/>
-        </w:trPr>
-        <w:tc>
-          <w:tcPr>
-            <w:tcW w:type="dxa" w:w="4391"/>
-            <w:shd w:fill="EDF2FF"/>
-            <w:tcMar>
-              <w:top w:w="85" w:type="dxa"/>
-              <w:left w:w="85" w:type="dxa"/>
-              <w:bottom w:w="85" w:type="dxa"/>
-              <w:right w:w="85" w:type="dxa"/>
-            </w:tcMar>
-          </w:tcPr>
-          <w:p>
-            <w:pPr>
-              <w:spacing w:after="0"/>
-            </w:pPr>
-            <w:r>
-              <w:rPr>
-                <w:rFonts w:ascii="Arial" w:hAnsi="Arial"/>
-                <w:b w:val="0"/>
-                <w:color w:val="172033"/>
-                <w:sz w:val="20"/>
-              </w:rPr>
-              <w:t>Identity</w:t>
-            </w:r>
-          </w:p>
-        </w:tc>
-        <w:tc>
-          <w:tcPr>
-            <w:tcW w:type="dxa" w:w="2927"/>
-            <w:shd w:fill="EDF2FF"/>
-            <w:tcMar>
-              <w:top w:w="85" w:type="dxa"/>
-              <w:left w:w="85" w:type="dxa"/>
-              <w:bottom w:w="85" w:type="dxa"/>
-              <w:right w:w="85" w:type="dxa"/>
-            </w:tcMar>
-          </w:tcPr>
-          <w:p>
-            <w:pPr>
-              <w:spacing w:after="0"/>
-            </w:pPr>
-            <w:r>
-              <w:rPr>
-                <w:rFonts w:ascii="Arial" w:hAnsi="Arial"/>
-                <w:b w:val="0"/>
-                <w:color w:val="172033"/>
-                <w:sz w:val="20"/>
-              </w:rPr>
-              <w:t>3 / 6</w:t>
-            </w:r>
-          </w:p>
-        </w:tc>
-        <w:tc>
-          <w:tcPr>
-            <w:tcW w:type="dxa" w:w="3136"/>
-            <w:shd w:fill="EDF2FF"/>
-            <w:tcMar>
-              <w:top w:w="85" w:type="dxa"/>
-              <w:left w:w="85" w:type="dxa"/>
-              <w:bottom w:w="85" w:type="dxa"/>
-              <w:right w:w="85" w:type="dxa"/>
-            </w:tcMar>
-          </w:tcPr>
-          <w:p>
-            <w:pPr>
-              <w:spacing w:after="0"/>
-            </w:pPr>
-            <w:r>
-              <w:rPr>
-                <w:rFonts w:ascii="Arial" w:hAnsi="Arial"/>
-                <w:b w:val="0"/>
-                <w:color w:val="172033"/>
-                <w:sz w:val="20"/>
-              </w:rPr>
-              <w:t>Maya Chen</w:t>
-            </w:r>
-          </w:p>
-        </w:tc>
-      </w:tr>
-      <w:tr>
-        <w:trPr>
-          <w:cantSplit/>
-        </w:trPr>
-        <w:tc>
-          <w:tcPr>
-            <w:tcW w:type="dxa" w:w="4391"/>
-            <w:shd w:fill="FFFFFF"/>
-            <w:tcMar>
-              <w:top w:w="85" w:type="dxa"/>
-              <w:left w:w="85" w:type="dxa"/>
-              <w:bottom w:w="85" w:type="dxa"/>
-              <w:right w:w="85" w:type="dxa"/>
-            </w:tcMar>
-          </w:tcPr>
-          <w:p>
-            <w:pPr>
-              <w:spacing w:after="0"/>
-            </w:pPr>
-            <w:r>
-              <w:rPr>
-                <w:rFonts w:ascii="Arial" w:hAnsi="Arial"/>
-                <w:b w:val="0"/>
-                <w:color w:val="172033"/>
-                <w:sz w:val="20"/>
-              </w:rPr>
-              <w:t>Help and training</w:t>
-            </w:r>
-          </w:p>
-        </w:tc>
-        <w:tc>
-          <w:tcPr>
-            <w:tcW w:type="dxa" w:w="2927"/>
-            <w:shd w:fill="FFFFFF"/>
-            <w:tcMar>
-              <w:top w:w="85" w:type="dxa"/>
-              <w:left w:w="85" w:type="dxa"/>
-              <w:bottom w:w="85" w:type="dxa"/>
-              <w:right w:w="85" w:type="dxa"/>
-            </w:tcMar>
-          </w:tcPr>
-          <w:p>
-            <w:pPr>
-              <w:spacing w:after="0"/>
-            </w:pPr>
-            <w:r>
-              <w:rPr>
-                <w:rFonts w:ascii="Arial" w:hAnsi="Arial"/>
-                <w:b w:val="0"/>
-                <w:color w:val="172033"/>
-                <w:sz w:val="20"/>
-              </w:rPr>
-              <w:t>4 / 6</w:t>
-            </w:r>
-          </w:p>
-        </w:tc>
-        <w:tc>
-          <w:tcPr>
-            <w:tcW w:type="dxa" w:w="3136"/>
-            <w:shd w:fill="FFFFFF"/>
-            <w:tcMar>
-              <w:top w:w="85" w:type="dxa"/>
-              <w:left w:w="85" w:type="dxa"/>
-              <w:bottom w:w="85" w:type="dxa"/>
-              <w:right w:w="85" w:type="dxa"/>
-            </w:tcMar>
-          </w:tcPr>
-          <w:p>
-            <w:pPr>
-              <w:spacing w:after="0"/>
-            </w:pPr>
-            <w:r>
-              <w:rPr>
-                <w:rFonts w:ascii="Arial" w:hAnsi="Arial"/>
-                <w:b w:val="0"/>
-                <w:color w:val="172033"/>
-                <w:sz w:val="20"/>
-              </w:rPr>
-              <w:t>Lena Ortiz</w:t>
+              <w:t>Hold</w:t>
             </w:r>
           </w:p>
         </w:tc>
@@ -757,740 +501,23 @@
     </w:tbl>
     <w:p>
       <w:pPr>
-        <w:spacing w:after="0" w:before="0" w:line="60" w:lineRule="exact"/>
+        <w:spacing w:after="80" w:line="269" w:lineRule="auto"/>
       </w:pPr>
       <w:r>
         <w:rPr>
-          <w:sz w:val="6"/>
+          <w:rFonts w:ascii="Arial" w:hAnsi="Arial"/>
+          <w:b/>
+          <w:i w:val="0"/>
+          <w:color w:val="123A8C"/>
+          <w:sz w:val="18"/>
         </w:rPr>
-      </w:r>
-    </w:p>
-    <w:p>
-      <w:r>
-        <w:br w:type="page"/>
-      </w:r>
-    </w:p>
-    <w:p>
-      <w:r>
-        <w:rPr>
-          <w:b/>
-          <w:color w:val="164BCA"/>
-          <w:sz w:val="16"/>
-        </w:rPr>
-        <w:t>DELIVERY OFFICE   /   02</w:t>
-      </w:r>
-    </w:p>
-    <w:p>
-      <w:pPr>
-        <w:pStyle w:val="Title"/>
-        <w:shd w:fill="164BCA"/>
-      </w:pPr>
-      <w:r>
-        <w:rPr>
-          <w:color w:val="FFFFFF"/>
-        </w:rPr>
-        <w:t>Protect the Launch Window</w:t>
-      </w:r>
-    </w:p>
-    <w:tbl>
-      <w:tblPr>
-        <w:tblW w:type="auto" w:w="0"/>
-        <w:tblLayout w:type="fixed"/>
-        <w:tblLook w:firstColumn="1" w:firstRow="1" w:lastColumn="0" w:lastRow="0" w:noHBand="0" w:noVBand="1" w:val="04A0"/>
-      </w:tblPr>
-      <w:tblGrid>
-        <w:gridCol w:w="3485"/>
-        <w:gridCol w:w="3485"/>
-        <w:gridCol w:w="3485"/>
-      </w:tblGrid>
-      <w:tr>
-        <w:trPr>
-          <w:cantSplit/>
-          <w:tblHeader/>
-        </w:trPr>
-        <w:tc>
-          <w:tcPr>
-            <w:tcW w:type="dxa" w:w="3485"/>
-            <w:shd w:fill="164BCA"/>
-            <w:tcMar>
-              <w:top w:w="85" w:type="dxa"/>
-              <w:left w:w="85" w:type="dxa"/>
-              <w:bottom w:w="85" w:type="dxa"/>
-              <w:right w:w="85" w:type="dxa"/>
-            </w:tcMar>
-          </w:tcPr>
-          <w:p>
-            <w:pPr>
-              <w:spacing w:after="0"/>
-            </w:pPr>
-            <w:r>
-              <w:rPr>
-                <w:rFonts w:ascii="Arial" w:hAnsi="Arial"/>
-                <w:b/>
-                <w:color w:val="FFFFFF"/>
-                <w:sz w:val="58"/>
-              </w:rPr>
-              <w:t>3</w:t>
-            </w:r>
-          </w:p>
-        </w:tc>
-        <w:tc>
-          <w:tcPr>
-            <w:tcW w:type="dxa" w:w="3485"/>
-            <w:shd w:fill="164BCA"/>
-            <w:tcMar>
-              <w:top w:w="85" w:type="dxa"/>
-              <w:left w:w="85" w:type="dxa"/>
-              <w:bottom w:w="85" w:type="dxa"/>
-              <w:right w:w="85" w:type="dxa"/>
-            </w:tcMar>
-            <w:shd w:fill="AE391C"/>
-          </w:tcPr>
-          <w:p>
-            <w:pPr>
-              <w:spacing w:after="0"/>
-            </w:pPr>
-            <w:r>
-              <w:rPr>
-                <w:rFonts w:ascii="Arial" w:hAnsi="Arial"/>
-                <w:b/>
-                <w:color w:val="FFFFFF"/>
-                <w:sz w:val="58"/>
-              </w:rPr>
-              <w:t>0</w:t>
-            </w:r>
-          </w:p>
-        </w:tc>
-        <w:tc>
-          <w:tcPr>
-            <w:tcW w:type="dxa" w:w="3485"/>
-            <w:shd w:fill="164BCA"/>
-            <w:tcMar>
-              <w:top w:w="85" w:type="dxa"/>
-              <w:left w:w="85" w:type="dxa"/>
-              <w:bottom w:w="85" w:type="dxa"/>
-              <w:right w:w="85" w:type="dxa"/>
-            </w:tcMar>
-          </w:tcPr>
-          <w:p>
-            <w:pPr>
-              <w:spacing w:after="0"/>
-            </w:pPr>
-            <w:r>
-              <w:rPr>
-                <w:rFonts w:ascii="Arial" w:hAnsi="Arial"/>
-                <w:b/>
-                <w:color w:val="FFFFFF"/>
-                <w:sz w:val="58"/>
-              </w:rPr>
-              <w:t>25 Jun</w:t>
-            </w:r>
-          </w:p>
-        </w:tc>
-      </w:tr>
-      <w:tr>
-        <w:trPr>
-          <w:cantSplit/>
-        </w:trPr>
-        <w:tc>
-          <w:tcPr>
-            <w:tcW w:type="dxa" w:w="3485"/>
-            <w:shd w:fill="EDF2FF"/>
-            <w:tcMar>
-              <w:top w:w="85" w:type="dxa"/>
-              <w:left w:w="85" w:type="dxa"/>
-              <w:bottom w:w="85" w:type="dxa"/>
-              <w:right w:w="85" w:type="dxa"/>
-            </w:tcMar>
-          </w:tcPr>
-          <w:p>
-            <w:pPr>
-              <w:spacing w:after="0"/>
-            </w:pPr>
-            <w:r>
-              <w:rPr>
-                <w:rFonts w:ascii="Arial" w:hAnsi="Arial"/>
-                <w:b w:val="0"/>
-                <w:color w:val="172033"/>
-                <w:sz w:val="20"/>
-              </w:rPr>
-              <w:t>tracked risks</w:t>
-            </w:r>
-          </w:p>
-        </w:tc>
-        <w:tc>
-          <w:tcPr>
-            <w:tcW w:type="dxa" w:w="3485"/>
-            <w:shd w:fill="EDF2FF"/>
-            <w:tcMar>
-              <w:top w:w="85" w:type="dxa"/>
-              <w:left w:w="85" w:type="dxa"/>
-              <w:bottom w:w="85" w:type="dxa"/>
-              <w:right w:w="85" w:type="dxa"/>
-            </w:tcMar>
-          </w:tcPr>
-          <w:p>
-            <w:pPr>
-              <w:spacing w:after="0"/>
-            </w:pPr>
-            <w:r>
-              <w:rPr>
-                <w:rFonts w:ascii="Arial" w:hAnsi="Arial"/>
-                <w:b w:val="0"/>
-                <w:color w:val="172033"/>
-                <w:sz w:val="20"/>
-              </w:rPr>
-              <w:t>new funding requested</w:t>
-            </w:r>
-          </w:p>
-        </w:tc>
-        <w:tc>
-          <w:tcPr>
-            <w:tcW w:type="dxa" w:w="3485"/>
-            <w:shd w:fill="EDF2FF"/>
-            <w:tcMar>
-              <w:top w:w="85" w:type="dxa"/>
-              <w:left w:w="85" w:type="dxa"/>
-              <w:bottom w:w="85" w:type="dxa"/>
-              <w:right w:w="85" w:type="dxa"/>
-            </w:tcMar>
-          </w:tcPr>
-          <w:p>
-            <w:pPr>
-              <w:spacing w:after="0"/>
-            </w:pPr>
-            <w:r>
-              <w:rPr>
-                <w:rFonts w:ascii="Arial" w:hAnsi="Arial"/>
-                <w:b w:val="0"/>
-                <w:color w:val="172033"/>
-                <w:sz w:val="20"/>
-              </w:rPr>
-              <w:t>pilot review</w:t>
-            </w:r>
-          </w:p>
-        </w:tc>
-      </w:tr>
-    </w:tbl>
-    <w:p>
-      <w:pPr>
-        <w:spacing w:after="0" w:before="0" w:line="60" w:lineRule="exact"/>
-      </w:pPr>
-      <w:r>
-        <w:rPr>
-          <w:sz w:val="6"/>
-        </w:rPr>
-      </w:r>
-    </w:p>
-    <w:tbl>
-      <w:tblPr>
-        <w:tblW w:type="auto" w:w="0"/>
-        <w:tblLayout w:type="fixed"/>
-        <w:tblLook w:firstColumn="1" w:firstRow="1" w:lastColumn="0" w:lastRow="0" w:noHBand="0" w:noVBand="1" w:val="04A0"/>
-      </w:tblPr>
-      <w:tblGrid>
-        <w:gridCol w:w="2927"/>
-        <w:gridCol w:w="3554"/>
-        <w:gridCol w:w="3973"/>
-      </w:tblGrid>
-      <w:tr>
-        <w:trPr>
-          <w:cantSplit/>
-          <w:tblHeader/>
-        </w:trPr>
-        <w:tc>
-          <w:tcPr>
-            <w:tcW w:type="dxa" w:w="2927"/>
-            <w:shd w:fill="164BCA"/>
-            <w:tcMar>
-              <w:top w:w="85" w:type="dxa"/>
-              <w:left w:w="85" w:type="dxa"/>
-              <w:bottom w:w="85" w:type="dxa"/>
-              <w:right w:w="85" w:type="dxa"/>
-            </w:tcMar>
-          </w:tcPr>
-          <w:p>
-            <w:pPr>
-              <w:spacing w:after="0"/>
-            </w:pPr>
-            <w:r>
-              <w:rPr>
-                <w:rFonts w:ascii="Arial" w:hAnsi="Arial"/>
-                <w:b/>
-                <w:color w:val="FFFFFF"/>
-                <w:sz w:val="20"/>
-              </w:rPr>
-              <w:t>Risk / owner</w:t>
-            </w:r>
-          </w:p>
-        </w:tc>
-        <w:tc>
-          <w:tcPr>
-            <w:tcW w:type="dxa" w:w="3554"/>
-            <w:shd w:fill="164BCA"/>
-            <w:tcMar>
-              <w:top w:w="85" w:type="dxa"/>
-              <w:left w:w="85" w:type="dxa"/>
-              <w:bottom w:w="85" w:type="dxa"/>
-              <w:right w:w="85" w:type="dxa"/>
-            </w:tcMar>
-          </w:tcPr>
-          <w:p>
-            <w:pPr>
-              <w:spacing w:after="0"/>
-            </w:pPr>
-            <w:r>
-              <w:rPr>
-                <w:rFonts w:ascii="Arial" w:hAnsi="Arial"/>
-                <w:b/>
-                <w:color w:val="FFFFFF"/>
-                <w:sz w:val="20"/>
-              </w:rPr>
-              <w:t>Trigger</w:t>
-            </w:r>
-          </w:p>
-        </w:tc>
-        <w:tc>
-          <w:tcPr>
-            <w:tcW w:type="dxa" w:w="3973"/>
-            <w:shd w:fill="164BCA"/>
-            <w:tcMar>
-              <w:top w:w="85" w:type="dxa"/>
-              <w:left w:w="85" w:type="dxa"/>
-              <w:bottom w:w="85" w:type="dxa"/>
-              <w:right w:w="85" w:type="dxa"/>
-            </w:tcMar>
-          </w:tcPr>
-          <w:p>
-            <w:pPr>
-              <w:spacing w:after="0"/>
-            </w:pPr>
-            <w:r>
-              <w:rPr>
-                <w:rFonts w:ascii="Arial" w:hAnsi="Arial"/>
-                <w:b/>
-                <w:color w:val="FFFFFF"/>
-                <w:sz w:val="20"/>
-              </w:rPr>
-              <w:t>Response</w:t>
-            </w:r>
-          </w:p>
-        </w:tc>
-      </w:tr>
-      <w:tr>
-        <w:trPr>
-          <w:cantSplit/>
-        </w:trPr>
-        <w:tc>
-          <w:tcPr>
-            <w:tcW w:type="dxa" w:w="2927"/>
-            <w:shd w:fill="EDF2FF"/>
-            <w:tcMar>
-              <w:top w:w="85" w:type="dxa"/>
-              <w:left w:w="85" w:type="dxa"/>
-              <w:bottom w:w="85" w:type="dxa"/>
-              <w:right w:w="85" w:type="dxa"/>
-            </w:tcMar>
-          </w:tcPr>
-          <w:p>
-            <w:pPr>
-              <w:spacing w:after="0"/>
-            </w:pPr>
-            <w:r>
-              <w:rPr>
-                <w:rFonts w:ascii="Arial" w:hAnsi="Arial"/>
-                <w:b w:val="0"/>
-                <w:color w:val="172033"/>
-                <w:sz w:val="20"/>
-              </w:rPr>
-              <w:t>Identity / Maya</w:t>
-            </w:r>
-          </w:p>
-        </w:tc>
-        <w:tc>
-          <w:tcPr>
-            <w:tcW w:type="dxa" w:w="3554"/>
-            <w:shd w:fill="EDF2FF"/>
-            <w:tcMar>
-              <w:top w:w="85" w:type="dxa"/>
-              <w:left w:w="85" w:type="dxa"/>
-              <w:bottom w:w="85" w:type="dxa"/>
-              <w:right w:w="85" w:type="dxa"/>
-            </w:tcMar>
-          </w:tcPr>
-          <w:p>
-            <w:pPr>
-              <w:spacing w:after="0"/>
-            </w:pPr>
-            <w:r>
-              <w:rPr>
-                <w:rFonts w:ascii="Arial" w:hAnsi="Arial"/>
-                <w:b w:val="0"/>
-                <w:color w:val="172033"/>
-                <w:sz w:val="20"/>
-              </w:rPr>
-              <w:t>Access arrives after 22 June</w:t>
-            </w:r>
-          </w:p>
-        </w:tc>
-        <w:tc>
-          <w:tcPr>
-            <w:tcW w:type="dxa" w:w="3973"/>
-            <w:shd w:fill="EDF2FF"/>
-            <w:tcMar>
-              <w:top w:w="85" w:type="dxa"/>
-              <w:left w:w="85" w:type="dxa"/>
-              <w:bottom w:w="85" w:type="dxa"/>
-              <w:right w:w="85" w:type="dxa"/>
-            </w:tcMar>
-          </w:tcPr>
-          <w:p>
-            <w:pPr>
-              <w:spacing w:after="0"/>
-            </w:pPr>
-            <w:r>
-              <w:rPr>
-                <w:rFonts w:ascii="Arial" w:hAnsi="Arial"/>
-                <w:b w:val="0"/>
-                <w:color w:val="172033"/>
-                <w:sz w:val="20"/>
-              </w:rPr>
-              <w:t>Reviewed password fallback</w:t>
-            </w:r>
-          </w:p>
-        </w:tc>
-      </w:tr>
-      <w:tr>
-        <w:trPr>
-          <w:cantSplit/>
-        </w:trPr>
-        <w:tc>
-          <w:tcPr>
-            <w:tcW w:type="dxa" w:w="2927"/>
-            <w:shd w:fill="FFFFFF"/>
-            <w:tcMar>
-              <w:top w:w="85" w:type="dxa"/>
-              <w:left w:w="85" w:type="dxa"/>
-              <w:bottom w:w="85" w:type="dxa"/>
-              <w:right w:w="85" w:type="dxa"/>
-            </w:tcMar>
-          </w:tcPr>
-          <w:p>
-            <w:pPr>
-              <w:spacing w:after="0"/>
-            </w:pPr>
-            <w:r>
-              <w:rPr>
-                <w:rFonts w:ascii="Arial" w:hAnsi="Arial"/>
-                <w:b w:val="0"/>
-                <w:color w:val="172033"/>
-                <w:sz w:val="20"/>
-              </w:rPr>
-              <w:t>Content / Lena</w:t>
-            </w:r>
-          </w:p>
-        </w:tc>
-        <w:tc>
-          <w:tcPr>
-            <w:tcW w:type="dxa" w:w="3554"/>
-            <w:shd w:fill="FFFFFF"/>
-            <w:tcMar>
-              <w:top w:w="85" w:type="dxa"/>
-              <w:left w:w="85" w:type="dxa"/>
-              <w:bottom w:w="85" w:type="dxa"/>
-              <w:right w:w="85" w:type="dxa"/>
-            </w:tcMar>
-          </w:tcPr>
-          <w:p>
-            <w:pPr>
-              <w:spacing w:after="0"/>
-            </w:pPr>
-            <w:r>
-              <w:rPr>
-                <w:rFonts w:ascii="Arial" w:hAnsi="Arial"/>
-                <w:b w:val="0"/>
-                <w:color w:val="172033"/>
-                <w:sz w:val="20"/>
-              </w:rPr>
-              <w:t>Help copy not signed off</w:t>
-            </w:r>
-          </w:p>
-        </w:tc>
-        <w:tc>
-          <w:tcPr>
-            <w:tcW w:type="dxa" w:w="3973"/>
-            <w:shd w:fill="FFFFFF"/>
-            <w:tcMar>
-              <w:top w:w="85" w:type="dxa"/>
-              <w:left w:w="85" w:type="dxa"/>
-              <w:bottom w:w="85" w:type="dxa"/>
-              <w:right w:w="85" w:type="dxa"/>
-            </w:tcMar>
-          </w:tcPr>
-          <w:p>
-            <w:pPr>
-              <w:spacing w:after="0"/>
-            </w:pPr>
-            <w:r>
-              <w:rPr>
-                <w:rFonts w:ascii="Arial" w:hAnsi="Arial"/>
-                <w:b w:val="0"/>
-                <w:color w:val="172033"/>
-                <w:sz w:val="20"/>
-              </w:rPr>
-              <w:t>Limit pilot to reviewed flows</w:t>
-            </w:r>
-          </w:p>
-        </w:tc>
-      </w:tr>
-      <w:tr>
-        <w:trPr>
-          <w:cantSplit/>
-        </w:trPr>
-        <w:tc>
-          <w:tcPr>
-            <w:tcW w:type="dxa" w:w="2927"/>
-            <w:shd w:fill="EDF2FF"/>
-            <w:tcMar>
-              <w:top w:w="85" w:type="dxa"/>
-              <w:left w:w="85" w:type="dxa"/>
-              <w:bottom w:w="85" w:type="dxa"/>
-              <w:right w:w="85" w:type="dxa"/>
-            </w:tcMar>
-          </w:tcPr>
-          <w:p>
-            <w:pPr>
-              <w:spacing w:after="0"/>
-            </w:pPr>
-            <w:r>
-              <w:rPr>
-                <w:rFonts w:ascii="Arial" w:hAnsi="Arial"/>
-                <w:b w:val="0"/>
-                <w:color w:val="172033"/>
-                <w:sz w:val="20"/>
-              </w:rPr>
-              <w:t>Support / Sam</w:t>
-            </w:r>
-          </w:p>
-        </w:tc>
-        <w:tc>
-          <w:tcPr>
-            <w:tcW w:type="dxa" w:w="3554"/>
-            <w:shd w:fill="EDF2FF"/>
-            <w:tcMar>
-              <w:top w:w="85" w:type="dxa"/>
-              <w:left w:w="85" w:type="dxa"/>
-              <w:bottom w:w="85" w:type="dxa"/>
-              <w:right w:w="85" w:type="dxa"/>
-            </w:tcMar>
-          </w:tcPr>
-          <w:p>
-            <w:pPr>
-              <w:spacing w:after="0"/>
-            </w:pPr>
-            <w:r>
-              <w:rPr>
-                <w:rFonts w:ascii="Arial" w:hAnsi="Arial"/>
-                <w:b w:val="0"/>
-                <w:color w:val="172033"/>
-                <w:sz w:val="20"/>
-              </w:rPr>
-              <w:t>More than 5 pilot incidents</w:t>
-            </w:r>
-          </w:p>
-        </w:tc>
-        <w:tc>
-          <w:tcPr>
-            <w:tcW w:type="dxa" w:w="3973"/>
-            <w:shd w:fill="EDF2FF"/>
-            <w:tcMar>
-              <w:top w:w="85" w:type="dxa"/>
-              <w:left w:w="85" w:type="dxa"/>
-              <w:bottom w:w="85" w:type="dxa"/>
-              <w:right w:w="85" w:type="dxa"/>
-            </w:tcMar>
-          </w:tcPr>
-          <w:p>
-            <w:pPr>
-              <w:spacing w:after="0"/>
-            </w:pPr>
-            <w:r>
-              <w:rPr>
-                <w:rFonts w:ascii="Arial" w:hAnsi="Arial"/>
-                <w:b w:val="0"/>
-                <w:color w:val="172033"/>
-                <w:sz w:val="20"/>
-              </w:rPr>
-              <w:t>Pause new invitations</w:t>
-            </w:r>
-          </w:p>
-        </w:tc>
-      </w:tr>
-    </w:tbl>
-    <w:p>
-      <w:pPr>
-        <w:spacing w:after="0" w:before="0" w:line="60" w:lineRule="exact"/>
-      </w:pPr>
-      <w:r>
-        <w:rPr>
-          <w:sz w:val="6"/>
-        </w:rPr>
-      </w:r>
-    </w:p>
-    <w:p>
-      <w:pPr>
-        <w:pStyle w:val="Heading1"/>
-      </w:pPr>
-      <w:r>
-        <w:rPr>
-          <w:b w:val="0"/>
-        </w:rPr>
-        <w:t>What Success Looks Like</w:t>
-      </w:r>
-    </w:p>
-    <w:p>
-      <w:pPr>
-        <w:ind w:right="3854"/>
-      </w:pPr>
-      <w:r>
-        <w:rPr>
-          <w:b w:val="0"/>
-        </w:rPr>
-        <w:t xml:space="preserve">Invite 20 customers, observe setup completion and review support handoffs. The sponsor receives a recorded </w:t>
-      </w:r>
-      <w:r>
-        <w:rPr>
-          <w:b/>
-          <w:color w:val="164BCA"/>
-        </w:rPr>
-        <w:t>go / revise / pause</w:t>
-      </w:r>
-      <w:r>
-        <w:rPr>
-          <w:b w:val="0"/>
-        </w:rPr>
-        <w:t xml:space="preserve"> recommendation after the 25 June acceptance review.</w:t>
-      </w:r>
-    </w:p>
-    <w:p>
-      <w:pPr>
-        <w:pStyle w:val="Heading1"/>
-      </w:pPr>
-      <w:r>
-        <w:rPr>
-          <w:b w:val="0"/>
-        </w:rPr>
-        <w:t>Risks and Response</w:t>
-      </w:r>
-    </w:p>
-    <w:p>
-      <w:pPr>
-        <w:ind w:right="3854"/>
-      </w:pPr>
-      <w:r>
-        <w:rPr>
-          <w:b w:val="0"/>
-        </w:rPr>
-        <w:t>R-03 • Identity provider access. If credentials arrive after 22 June, the pilot will use password sign-in. Maya owns the fallback; security review is booked for 23 June.</w:t>
-      </w:r>
-    </w:p>
-    <w:p>
-      <w:pPr>
-        <w:pStyle w:val="Heading1"/>
-      </w:pPr>
-      <w:r>
-        <w:rPr>
-          <w:b w:val="0"/>
-        </w:rPr>
-        <w:t>Decision for the Sponsor</w:t>
-      </w:r>
-    </w:p>
-    <w:p>
-      <w:pPr>
-        <w:ind w:right="3854"/>
-      </w:pPr>
-      <w:r>
-        <w:rPr>
-          <w:b w:val="0"/>
-        </w:rPr>
-        <w:t xml:space="preserve">Approve the </w:t>
-      </w:r>
-      <w:r>
-        <w:rPr>
-          <w:b/>
-          <w:color w:val="164BCA"/>
-        </w:rPr>
-        <w:t>20-customer pilot</w:t>
-      </w:r>
-      <w:r>
-        <w:rPr>
-          <w:b w:val="0"/>
-        </w:rPr>
-        <w:t xml:space="preserve"> with password sign-in, subject to security review. No additional budget is requested. Priya Shah to confirm by 21 June, 15:00.</w:t>
-      </w:r>
-    </w:p>
-    <w:p>
-      <w:pPr>
-        <w:pStyle w:val="Heading1"/>
-      </w:pPr>
-      <w:r>
-        <w:rPr>
-          <w:b w:val="0"/>
-        </w:rPr>
-        <w:t>Next Week</w:t>
-      </w:r>
-    </w:p>
-    <w:p>
-      <w:pPr>
-        <w:pStyle w:val="ListBullet"/>
-      </w:pPr>
-      <w:r>
-        <w:rPr>
-          <w:b w:val="0"/>
-        </w:rPr>
-        <w:t>Finance: approve invoice totals and download wording by 21 June.</w:t>
-      </w:r>
-    </w:p>
-    <w:p>
-      <w:pPr>
-        <w:pStyle w:val="ListBullet"/>
-      </w:pPr>
-      <w:r>
-        <w:rPr>
-          <w:b w:val="0"/>
-        </w:rPr>
-        <w:t>Engineering: complete pilot deployment and rollback rehearsal by 24 June.</w:t>
-      </w:r>
-    </w:p>
-    <w:p>
-      <w:pPr>
-        <w:pStyle w:val="ListBullet"/>
-      </w:pPr>
-      <w:r>
-        <w:rPr>
-          <w:b w:val="0"/>
-        </w:rPr>
-        <w:t>Customer success: confirm pilot participants and support coverage by 25 June.</w:t>
-      </w:r>
-    </w:p>
-    <w:p>
-      <w:pPr>
-        <w:spacing w:before="140"/>
-        <w:ind w:right="3854"/>
-      </w:pPr>
-      <w:r>
-        <w:rPr>
-          <w:i/>
-          <w:color w:val="505968"/>
-          <w:sz w:val="16"/>
-        </w:rPr>
-        <w:t>Design notes: Decision hierarchy, measured progress and owner-led action. Original Dazzler template, Apache-2.0. All sample facts are fictional.</w:t>
+        <w:t>Decision due 10 July · Approve the limited scope, not settlement.</w:t>
       </w:r>
     </w:p>
     <w:sectPr>
       <w:footerReference w:type="default" r:id="rId9"/>
       <w:pgSz w:w="12240" w:h="15840"/>
-      <w:pgMar w:top="749" w:right="893" w:bottom="749" w:left="893" w:header="720" w:footer="720" w:gutter="0"/>
+      <w:pgMar w:top="792" w:right="936" w:bottom="792" w:left="936" w:header="720" w:footer="720" w:gutter="0"/>
       <w:cols w:space="720"/>
       <w:docGrid w:linePitch="360"/>
     </w:sectPr>
@@ -1506,12 +533,11 @@
     </w:pPr>
     <w:r>
       <w:rPr>
-        <w:b w:val="0"/>
+        <w:color w:val="123A8C"/>
         <w:sz w:val="16"/>
       </w:rPr>
-      <w:t xml:space="preserve">FICTIONAL EXAMPLE  /  PROFESSIONAL   •   Dazzler   /   </w:t>
+      <w:t>DAZZLER  /  FICTIONAL EXAMPLE  /  PROFESSIONAL</w:t>
     </w:r>
-    <w:fldSimple w:instr="PAGE"/>
   </w:p>
 </w:ftr>
 </file>
@@ -1880,12 +906,11 @@
     <w:qFormat/>
     <w:rsid w:val="00FC693F"/>
     <w:pPr>
-      <w:spacing w:after="140" w:line="264" w:lineRule="auto"/>
+      <w:spacing w:after="160"/>
     </w:pPr>
     <w:rPr>
       <w:rFonts w:ascii="Arial" w:hAnsi="Arial"/>
-      <w:color w:val="172033"/>
-      <w:sz w:val="22"/>
+      <w:sz w:val="21"/>
     </w:rPr>
   </w:style>
   <w:style w:type="paragraph" w:styleId="Header">
@@ -1943,15 +968,15 @@
     <w:pPr>
       <w:keepNext/>
       <w:keepLines/>
-      <w:spacing w:before="180" w:after="140" w:line="264" w:lineRule="auto"/>
+      <w:spacing w:before="480" w:after="0"/>
       <w:outlineLvl w:val="0"/>
     </w:pPr>
     <w:rPr>
-      <w:rFonts w:cstheme="majorBidi" w:ascii="Arial" w:hAnsi="Arial"/>
+      <w:rFonts w:asciiTheme="majorHAnsi" w:eastAsiaTheme="majorEastAsia" w:hAnsiTheme="majorHAnsi" w:cstheme="majorBidi"/>
       <w:b/>
       <w:bCs/>
-      <w:color w:val="164BCA"/>
-      <w:sz w:val="30"/>
+      <w:color w:val="365F91" w:themeColor="accent1" w:themeShade="BF"/>
+      <w:sz w:val="28"/>
       <w:szCs w:val="28"/>
     </w:rPr>
   </w:style>
@@ -1967,15 +992,15 @@
     <w:pPr>
       <w:keepNext/>
       <w:keepLines/>
-      <w:spacing w:before="200" w:after="140" w:line="264" w:lineRule="auto"/>
+      <w:spacing w:before="200" w:after="0"/>
       <w:outlineLvl w:val="1"/>
     </w:pPr>
     <w:rPr>
-      <w:rFonts w:cstheme="majorBidi" w:ascii="Arial" w:hAnsi="Arial"/>
+      <w:rFonts w:asciiTheme="majorHAnsi" w:eastAsiaTheme="majorEastAsia" w:hAnsiTheme="majorHAnsi" w:cstheme="majorBidi"/>
       <w:b/>
       <w:bCs/>
-      <w:color w:val="172033"/>
-      <w:sz w:val="24"/>
+      <w:color w:val="4F81BD" w:themeColor="accent1"/>
+      <w:sz w:val="26"/>
       <w:szCs w:val="26"/>
     </w:rPr>
   </w:style>
@@ -1995,7 +1020,7 @@
       <w:outlineLvl w:val="2"/>
     </w:pPr>
     <w:rPr>
-      <w:rFonts w:cstheme="majorBidi"/>
+      <w:rFonts w:asciiTheme="majorHAnsi" w:eastAsiaTheme="majorEastAsia" w:hAnsiTheme="majorHAnsi" w:cstheme="majorBidi"/>
       <w:b/>
       <w:bCs/>
       <w:color w:val="4F81BD" w:themeColor="accent1"/>
@@ -2018,7 +1043,7 @@
       <w:outlineLvl w:val="3"/>
     </w:pPr>
     <w:rPr>
-      <w:rFonts w:cstheme="majorBidi"/>
+      <w:rFonts w:asciiTheme="majorHAnsi" w:eastAsiaTheme="majorEastAsia" w:hAnsiTheme="majorHAnsi" w:cstheme="majorBidi"/>
       <w:b/>
       <w:bCs/>
       <w:i/>
@@ -2043,7 +1068,7 @@
       <w:outlineLvl w:val="4"/>
     </w:pPr>
     <w:rPr>
-      <w:rFonts w:cstheme="majorBidi"/>
+      <w:rFonts w:asciiTheme="majorHAnsi" w:eastAsiaTheme="majorEastAsia" w:hAnsiTheme="majorHAnsi" w:cstheme="majorBidi"/>
       <w:color w:val="243F60" w:themeColor="accent1" w:themeShade="7F"/>
     </w:rPr>
   </w:style>
@@ -2064,7 +1089,7 @@
       <w:outlineLvl w:val="5"/>
     </w:pPr>
     <w:rPr>
-      <w:rFonts w:cstheme="majorBidi"/>
+      <w:rFonts w:asciiTheme="majorHAnsi" w:eastAsiaTheme="majorEastAsia" w:hAnsiTheme="majorHAnsi" w:cstheme="majorBidi"/>
       <w:i/>
       <w:iCs/>
       <w:color w:val="243F60" w:themeColor="accent1" w:themeShade="7F"/>
@@ -2087,7 +1112,7 @@
       <w:outlineLvl w:val="6"/>
     </w:pPr>
     <w:rPr>
-      <w:rFonts w:cstheme="majorBidi"/>
+      <w:rFonts w:asciiTheme="majorHAnsi" w:eastAsiaTheme="majorEastAsia" w:hAnsiTheme="majorHAnsi" w:cstheme="majorBidi"/>
       <w:i/>
       <w:iCs/>
       <w:color w:val="404040" w:themeColor="text1" w:themeTint="BF"/>
@@ -2110,7 +1135,7 @@
       <w:outlineLvl w:val="7"/>
     </w:pPr>
     <w:rPr>
-      <w:rFonts w:cstheme="majorBidi"/>
+      <w:rFonts w:asciiTheme="majorHAnsi" w:eastAsiaTheme="majorEastAsia" w:hAnsiTheme="majorHAnsi" w:cstheme="majorBidi"/>
       <w:color w:val="4F81BD" w:themeColor="accent1"/>
       <w:sz w:val="20"/>
       <w:szCs w:val="20"/>
@@ -2133,7 +1158,7 @@
       <w:outlineLvl w:val="8"/>
     </w:pPr>
     <w:rPr>
-      <w:rFonts w:cstheme="majorBidi"/>
+      <w:rFonts w:asciiTheme="majorHAnsi" w:eastAsiaTheme="majorEastAsia" w:hAnsiTheme="majorHAnsi" w:cstheme="majorBidi"/>
       <w:i/>
       <w:iCs/>
       <w:color w:val="404040" w:themeColor="text1" w:themeTint="BF"/>
@@ -2184,7 +1209,7 @@
     <w:uiPriority w:val="9"/>
     <w:rsid w:val="00FC693F"/>
     <w:rPr>
-      <w:rFonts w:cstheme="majorBidi"/>
+      <w:rFonts w:asciiTheme="majorHAnsi" w:eastAsiaTheme="majorEastAsia" w:hAnsiTheme="majorHAnsi" w:cstheme="majorBidi"/>
       <w:b/>
       <w:bCs/>
       <w:color w:val="365F91" w:themeColor="accent1" w:themeShade="BF"/>
@@ -2199,7 +1224,7 @@
     <w:uiPriority w:val="9"/>
     <w:rsid w:val="00FC693F"/>
     <w:rPr>
-      <w:rFonts w:cstheme="majorBidi"/>
+      <w:rFonts w:asciiTheme="majorHAnsi" w:eastAsiaTheme="majorEastAsia" w:hAnsiTheme="majorHAnsi" w:cstheme="majorBidi"/>
       <w:b/>
       <w:bCs/>
       <w:color w:val="4F81BD" w:themeColor="accent1"/>
@@ -2214,7 +1239,7 @@
     <w:uiPriority w:val="9"/>
     <w:rsid w:val="00FC693F"/>
     <w:rPr>
-      <w:rFonts w:cstheme="majorBidi"/>
+      <w:rFonts w:asciiTheme="majorHAnsi" w:eastAsiaTheme="majorEastAsia" w:hAnsiTheme="majorHAnsi" w:cstheme="majorBidi"/>
       <w:b/>
       <w:bCs/>
       <w:color w:val="4F81BD" w:themeColor="accent1"/>
@@ -2229,17 +1254,15 @@
     <w:qFormat/>
     <w:rsid w:val="00FC693F"/>
     <w:pPr>
-      <w:keepNext/>
-      <w:spacing w:after="140" w:line="264" w:lineRule="auto"/>
+      <w:spacing w:after="300" w:line="240" w:lineRule="auto"/>
       <w:contextualSpacing/>
     </w:pPr>
     <w:rPr>
-      <w:rFonts w:cstheme="majorBidi" w:ascii="Arial" w:hAnsi="Arial"/>
-      <w:b/>
-      <w:color w:val="164BCA"/>
+      <w:rFonts w:asciiTheme="majorHAnsi" w:eastAsiaTheme="majorEastAsia" w:hAnsiTheme="majorHAnsi" w:cstheme="majorBidi"/>
+      <w:color w:val="17365D" w:themeColor="text2" w:themeShade="BF"/>
       <w:spacing w:val="5"/>
       <w:kern w:val="28"/>
-      <w:sz w:val="70"/>
+      <w:sz w:val="52"/>
       <w:szCs w:val="52"/>
     </w:rPr>
   </w:style>
@@ -2250,7 +1273,7 @@
     <w:uiPriority w:val="10"/>
     <w:rsid w:val="00FC693F"/>
     <w:rPr>
-      <w:rFonts w:cstheme="majorBidi"/>
+      <w:rFonts w:asciiTheme="majorHAnsi" w:eastAsiaTheme="majorEastAsia" w:hAnsiTheme="majorHAnsi" w:cstheme="majorBidi"/>
       <w:color w:val="17365D" w:themeColor="text2" w:themeShade="BF"/>
       <w:spacing w:val="5"/>
       <w:kern w:val="28"/>
@@ -2270,13 +1293,12 @@
       <w:numPr>
         <w:ilvl w:val="1"/>
       </w:numPr>
-      <w:spacing w:after="140" w:line="264" w:lineRule="auto"/>
     </w:pPr>
     <w:rPr>
-      <w:rFonts w:cstheme="majorBidi" w:ascii="Arial" w:hAnsi="Arial"/>
+      <w:rFonts w:asciiTheme="majorHAnsi" w:eastAsiaTheme="majorEastAsia" w:hAnsiTheme="majorHAnsi" w:cstheme="majorBidi"/>
       <w:i/>
       <w:iCs/>
-      <w:color w:val="172033"/>
+      <w:color w:val="4F81BD" w:themeColor="accent1"/>
       <w:spacing w:val="15"/>
       <w:sz w:val="24"/>
       <w:szCs w:val="24"/>
@@ -2289,7 +1311,7 @@
     <w:uiPriority w:val="11"/>
     <w:rsid w:val="00FC693F"/>
     <w:rPr>
-      <w:rFonts w:cstheme="majorBidi"/>
+      <w:rFonts w:asciiTheme="majorHAnsi" w:eastAsiaTheme="majorEastAsia" w:hAnsiTheme="majorHAnsi" w:cstheme="majorBidi"/>
       <w:i/>
       <w:iCs/>
       <w:color w:val="4F81BD" w:themeColor="accent1"/>
@@ -2414,14 +1436,8 @@
       <w:numPr>
         <w:numId w:val="1"/>
       </w:numPr>
-      <w:spacing w:after="140" w:line="264" w:lineRule="auto"/>
       <w:contextualSpacing/>
     </w:pPr>
-    <w:rPr>
-      <w:rFonts w:ascii="Arial" w:hAnsi="Arial"/>
-      <w:color w:val="172033"/>
-      <w:sz w:val="22"/>
-    </w:rPr>
   </w:style>
   <w:style w:type="paragraph" w:styleId="ListBullet2">
     <w:name w:val="List Bullet 2"/>
@@ -2593,7 +1609,7 @@
     <w:semiHidden/>
     <w:rsid w:val="00FC693F"/>
     <w:rPr>
-      <w:rFonts w:cstheme="majorBidi"/>
+      <w:rFonts w:asciiTheme="majorHAnsi" w:eastAsiaTheme="majorEastAsia" w:hAnsiTheme="majorHAnsi" w:cstheme="majorBidi"/>
       <w:b/>
       <w:bCs/>
       <w:i/>
@@ -2609,7 +1625,7 @@
     <w:semiHidden/>
     <w:rsid w:val="00FC693F"/>
     <w:rPr>
-      <w:rFonts w:cstheme="majorBidi"/>
+      <w:rFonts w:asciiTheme="majorHAnsi" w:eastAsiaTheme="majorEastAsia" w:hAnsiTheme="majorHAnsi" w:cstheme="majorBidi"/>
       <w:color w:val="243F60" w:themeColor="accent1" w:themeShade="7F"/>
     </w:rPr>
   </w:style>
@@ -2621,7 +1637,7 @@
     <w:semiHidden/>
     <w:rsid w:val="00FC693F"/>
     <w:rPr>
-      <w:rFonts w:cstheme="majorBidi"/>
+      <w:rFonts w:asciiTheme="majorHAnsi" w:eastAsiaTheme="majorEastAsia" w:hAnsiTheme="majorHAnsi" w:cstheme="majorBidi"/>
       <w:i/>
       <w:iCs/>
       <w:color w:val="243F60" w:themeColor="accent1" w:themeShade="7F"/>
@@ -2635,7 +1651,7 @@
     <w:semiHidden/>
     <w:rsid w:val="00FC693F"/>
     <w:rPr>
-      <w:rFonts w:cstheme="majorBidi"/>
+      <w:rFonts w:asciiTheme="majorHAnsi" w:eastAsiaTheme="majorEastAsia" w:hAnsiTheme="majorHAnsi" w:cstheme="majorBidi"/>
       <w:i/>
       <w:iCs/>
       <w:color w:val="404040" w:themeColor="text1" w:themeTint="BF"/>
@@ -2649,7 +1665,7 @@
     <w:semiHidden/>
     <w:rsid w:val="00FC693F"/>
     <w:rPr>
-      <w:rFonts w:cstheme="majorBidi"/>
+      <w:rFonts w:asciiTheme="majorHAnsi" w:eastAsiaTheme="majorEastAsia" w:hAnsiTheme="majorHAnsi" w:cstheme="majorBidi"/>
       <w:color w:val="4F81BD" w:themeColor="accent1"/>
       <w:sz w:val="20"/>
       <w:szCs w:val="20"/>
@@ -2663,7 +1679,7 @@
     <w:semiHidden/>
     <w:rsid w:val="00FC693F"/>
     <w:rPr>
-      <w:rFonts w:cstheme="majorBidi"/>
+      <w:rFonts w:asciiTheme="majorHAnsi" w:eastAsiaTheme="majorEastAsia" w:hAnsiTheme="majorHAnsi" w:cstheme="majorBidi"/>
       <w:i/>
       <w:iCs/>
       <w:color w:val="404040" w:themeColor="text1" w:themeTint="BF"/>
@@ -4249,7 +3265,7 @@
         <w:spacing w:before="0" w:after="0" w:line="240" w:lineRule="auto"/>
       </w:pPr>
       <w:rPr>
-        <w:rFonts w:cstheme="majorBidi"/>
+        <w:rFonts w:asciiTheme="majorHAnsi" w:eastAsiaTheme="majorEastAsia" w:hAnsiTheme="majorHAnsi" w:cstheme="majorBidi"/>
         <w:b/>
         <w:bCs/>
       </w:rPr>
@@ -4270,7 +3286,7 @@
         <w:spacing w:before="0" w:after="0" w:line="240" w:lineRule="auto"/>
       </w:pPr>
       <w:rPr>
-        <w:rFonts w:cstheme="majorBidi"/>
+        <w:rFonts w:asciiTheme="majorHAnsi" w:eastAsiaTheme="majorEastAsia" w:hAnsiTheme="majorHAnsi" w:cstheme="majorBidi"/>
         <w:b/>
         <w:bCs/>
       </w:rPr>
@@ -4288,14 +3304,14 @@
     </w:tblStylePr>
     <w:tblStylePr w:type="firstCol">
       <w:rPr>
-        <w:rFonts w:cstheme="majorBidi"/>
+        <w:rFonts w:asciiTheme="majorHAnsi" w:eastAsiaTheme="majorEastAsia" w:hAnsiTheme="majorHAnsi" w:cstheme="majorBidi"/>
         <w:b/>
         <w:bCs/>
       </w:rPr>
     </w:tblStylePr>
     <w:tblStylePr w:type="lastCol">
       <w:rPr>
-        <w:rFonts w:cstheme="majorBidi"/>
+        <w:rFonts w:asciiTheme="majorHAnsi" w:eastAsiaTheme="majorEastAsia" w:hAnsiTheme="majorHAnsi" w:cstheme="majorBidi"/>
         <w:b/>
         <w:bCs/>
       </w:rPr>
@@ -4379,7 +3395,7 @@
         <w:spacing w:before="0" w:after="0" w:line="240" w:lineRule="auto"/>
       </w:pPr>
       <w:rPr>
-        <w:rFonts w:cstheme="majorBidi"/>
+        <w:rFonts w:asciiTheme="majorHAnsi" w:eastAsiaTheme="majorEastAsia" w:hAnsiTheme="majorHAnsi" w:cstheme="majorBidi"/>
         <w:b/>
         <w:bCs/>
       </w:rPr>
@@ -4400,7 +3416,7 @@
         <w:spacing w:before="0" w:after="0" w:line="240" w:lineRule="auto"/>
       </w:pPr>
       <w:rPr>
-        <w:rFonts w:cstheme="majorBidi"/>
+        <w:rFonts w:asciiTheme="majorHAnsi" w:eastAsiaTheme="majorEastAsia" w:hAnsiTheme="majorHAnsi" w:cstheme="majorBidi"/>
         <w:b/>
         <w:bCs/>
       </w:rPr>
@@ -4418,14 +3434,14 @@
     </w:tblStylePr>
     <w:tblStylePr w:type="firstCol">
       <w:rPr>
-        <w:rFonts w:cstheme="majorBidi"/>
+        <w:rFonts w:asciiTheme="majorHAnsi" w:eastAsiaTheme="majorEastAsia" w:hAnsiTheme="majorHAnsi" w:cstheme="majorBidi"/>
         <w:b/>
         <w:bCs/>
       </w:rPr>
     </w:tblStylePr>
     <w:tblStylePr w:type="lastCol">
       <w:rPr>
-        <w:rFonts w:cstheme="majorBidi"/>
+        <w:rFonts w:asciiTheme="majorHAnsi" w:eastAsiaTheme="majorEastAsia" w:hAnsiTheme="majorHAnsi" w:cstheme="majorBidi"/>
         <w:b/>
         <w:bCs/>
       </w:rPr>
@@ -4509,7 +3525,7 @@
         <w:spacing w:before="0" w:after="0" w:line="240" w:lineRule="auto"/>
       </w:pPr>
       <w:rPr>
-        <w:rFonts w:cstheme="majorBidi"/>
+        <w:rFonts w:asciiTheme="majorHAnsi" w:eastAsiaTheme="majorEastAsia" w:hAnsiTheme="majorHAnsi" w:cstheme="majorBidi"/>
         <w:b/>
         <w:bCs/>
       </w:rPr>
@@ -4530,7 +3546,7 @@
         <w:spacing w:before="0" w:after="0" w:line="240" w:lineRule="auto"/>
       </w:pPr>
       <w:rPr>
-        <w:rFonts w:cstheme="majorBidi"/>
+        <w:rFonts w:asciiTheme="majorHAnsi" w:eastAsiaTheme="majorEastAsia" w:hAnsiTheme="majorHAnsi" w:cstheme="majorBidi"/>
         <w:b/>
         <w:bCs/>
       </w:rPr>
@@ -4548,14 +3564,14 @@
     </w:tblStylePr>
     <w:tblStylePr w:type="firstCol">
       <w:rPr>
-        <w:rFonts w:cstheme="majorBidi"/>
+        <w:rFonts w:asciiTheme="majorHAnsi" w:eastAsiaTheme="majorEastAsia" w:hAnsiTheme="majorHAnsi" w:cstheme="majorBidi"/>
         <w:b/>
         <w:bCs/>
       </w:rPr>
     </w:tblStylePr>
     <w:tblStylePr w:type="lastCol">
       <w:rPr>
-        <w:rFonts w:cstheme="majorBidi"/>
+        <w:rFonts w:asciiTheme="majorHAnsi" w:eastAsiaTheme="majorEastAsia" w:hAnsiTheme="majorHAnsi" w:cstheme="majorBidi"/>
         <w:b/>
         <w:bCs/>
       </w:rPr>
@@ -4639,7 +3655,7 @@
         <w:spacing w:before="0" w:after="0" w:line="240" w:lineRule="auto"/>
       </w:pPr>
       <w:rPr>
-        <w:rFonts w:cstheme="majorBidi"/>
+        <w:rFonts w:asciiTheme="majorHAnsi" w:eastAsiaTheme="majorEastAsia" w:hAnsiTheme="majorHAnsi" w:cstheme="majorBidi"/>
         <w:b/>
         <w:bCs/>
       </w:rPr>
@@ -4660,7 +3676,7 @@
         <w:spacing w:before="0" w:after="0" w:line="240" w:lineRule="auto"/>
       </w:pPr>
       <w:rPr>
-        <w:rFonts w:cstheme="majorBidi"/>
+        <w:rFonts w:asciiTheme="majorHAnsi" w:eastAsiaTheme="majorEastAsia" w:hAnsiTheme="majorHAnsi" w:cstheme="majorBidi"/>
         <w:b/>
         <w:bCs/>
       </w:rPr>
@@ -4678,14 +3694,14 @@
     </w:tblStylePr>
     <w:tblStylePr w:type="firstCol">
       <w:rPr>
-        <w:rFonts w:cstheme="majorBidi"/>
+        <w:rFonts w:asciiTheme="majorHAnsi" w:eastAsiaTheme="majorEastAsia" w:hAnsiTheme="majorHAnsi" w:cstheme="majorBidi"/>
         <w:b/>
         <w:bCs/>
       </w:rPr>
     </w:tblStylePr>
     <w:tblStylePr w:type="lastCol">
       <w:rPr>
-        <w:rFonts w:cstheme="majorBidi"/>
+        <w:rFonts w:asciiTheme="majorHAnsi" w:eastAsiaTheme="majorEastAsia" w:hAnsiTheme="majorHAnsi" w:cstheme="majorBidi"/>
         <w:b/>
         <w:bCs/>
       </w:rPr>
@@ -4769,7 +3785,7 @@
         <w:spacing w:before="0" w:after="0" w:line="240" w:lineRule="auto"/>
       </w:pPr>
       <w:rPr>
-        <w:rFonts w:cstheme="majorBidi"/>
+        <w:rFonts w:asciiTheme="majorHAnsi" w:eastAsiaTheme="majorEastAsia" w:hAnsiTheme="majorHAnsi" w:cstheme="majorBidi"/>
         <w:b/>
         <w:bCs/>
       </w:rPr>
@@ -4790,7 +3806,7 @@
         <w:spacing w:before="0" w:after="0" w:line="240" w:lineRule="auto"/>
       </w:pPr>
       <w:rPr>
-        <w:rFonts w:cstheme="majorBidi"/>
+        <w:rFonts w:asciiTheme="majorHAnsi" w:eastAsiaTheme="majorEastAsia" w:hAnsiTheme="majorHAnsi" w:cstheme="majorBidi"/>
         <w:b/>
         <w:bCs/>
       </w:rPr>
@@ -4808,14 +3824,14 @@
     </w:tblStylePr>
     <w:tblStylePr w:type="firstCol">
       <w:rPr>
-        <w:rFonts w:cstheme="majorBidi"/>
+        <w:rFonts w:asciiTheme="majorHAnsi" w:eastAsiaTheme="majorEastAsia" w:hAnsiTheme="majorHAnsi" w:cstheme="majorBidi"/>
         <w:b/>
         <w:bCs/>
       </w:rPr>
     </w:tblStylePr>
     <w:tblStylePr w:type="lastCol">
       <w:rPr>
-        <w:rFonts w:cstheme="majorBidi"/>
+        <w:rFonts w:asciiTheme="majorHAnsi" w:eastAsiaTheme="majorEastAsia" w:hAnsiTheme="majorHAnsi" w:cstheme="majorBidi"/>
         <w:b/>
         <w:bCs/>
       </w:rPr>
@@ -4899,7 +3915,7 @@
         <w:spacing w:before="0" w:after="0" w:line="240" w:lineRule="auto"/>
       </w:pPr>
       <w:rPr>
-        <w:rFonts w:cstheme="majorBidi"/>
+        <w:rFonts w:asciiTheme="majorHAnsi" w:eastAsiaTheme="majorEastAsia" w:hAnsiTheme="majorHAnsi" w:cstheme="majorBidi"/>
         <w:b/>
         <w:bCs/>
       </w:rPr>
@@ -4920,7 +3936,7 @@
         <w:spacing w:before="0" w:after="0" w:line="240" w:lineRule="auto"/>
       </w:pPr>
       <w:rPr>
-        <w:rFonts w:cstheme="majorBidi"/>
+        <w:rFonts w:asciiTheme="majorHAnsi" w:eastAsiaTheme="majorEastAsia" w:hAnsiTheme="majorHAnsi" w:cstheme="majorBidi"/>
         <w:b/>
         <w:bCs/>
       </w:rPr>
@@ -4938,14 +3954,14 @@
     </w:tblStylePr>
     <w:tblStylePr w:type="firstCol">
       <w:rPr>
-        <w:rFonts w:cstheme="majorBidi"/>
+        <w:rFonts w:asciiTheme="majorHAnsi" w:eastAsiaTheme="majorEastAsia" w:hAnsiTheme="majorHAnsi" w:cstheme="majorBidi"/>
         <w:b/>
         <w:bCs/>
       </w:rPr>
     </w:tblStylePr>
     <w:tblStylePr w:type="lastCol">
       <w:rPr>
-        <w:rFonts w:cstheme="majorBidi"/>
+        <w:rFonts w:asciiTheme="majorHAnsi" w:eastAsiaTheme="majorEastAsia" w:hAnsiTheme="majorHAnsi" w:cstheme="majorBidi"/>
         <w:b/>
         <w:bCs/>
       </w:rPr>
@@ -5029,7 +4045,7 @@
         <w:spacing w:before="0" w:after="0" w:line="240" w:lineRule="auto"/>
       </w:pPr>
       <w:rPr>
-        <w:rFonts w:cstheme="majorBidi"/>
+        <w:rFonts w:asciiTheme="majorHAnsi" w:eastAsiaTheme="majorEastAsia" w:hAnsiTheme="majorHAnsi" w:cstheme="majorBidi"/>
         <w:b/>
         <w:bCs/>
       </w:rPr>
@@ -5050,7 +4066,7 @@
         <w:spacing w:before="0" w:after="0" w:line="240" w:lineRule="auto"/>
       </w:pPr>
       <w:rPr>
-        <w:rFonts w:cstheme="majorBidi"/>
+        <w:rFonts w:asciiTheme="majorHAnsi" w:eastAsiaTheme="majorEastAsia" w:hAnsiTheme="majorHAnsi" w:cstheme="majorBidi"/>
         <w:b/>
         <w:bCs/>
       </w:rPr>
@@ -5068,14 +4084,14 @@
     </w:tblStylePr>
     <w:tblStylePr w:type="firstCol">
       <w:rPr>
-        <w:rFonts w:cstheme="majorBidi"/>
+        <w:rFonts w:asciiTheme="majorHAnsi" w:eastAsiaTheme="majorEastAsia" w:hAnsiTheme="majorHAnsi" w:cstheme="majorBidi"/>
         <w:b/>
         <w:bCs/>
       </w:rPr>
     </w:tblStylePr>
     <w:tblStylePr w:type="lastCol">
       <w:rPr>
-        <w:rFonts w:cstheme="majorBidi"/>
+        <w:rFonts w:asciiTheme="majorHAnsi" w:eastAsiaTheme="majorEastAsia" w:hAnsiTheme="majorHAnsi" w:cstheme="majorBidi"/>
         <w:b/>
         <w:bCs/>
       </w:rPr>
@@ -6940,7 +5956,7 @@
     </w:tblPr>
     <w:tblStylePr w:type="firstRow">
       <w:rPr>
-        <w:rFonts w:cstheme="majorBidi"/>
+        <w:rFonts w:asciiTheme="majorHAnsi" w:eastAsiaTheme="majorEastAsia" w:hAnsiTheme="majorHAnsi" w:cstheme="majorBidi"/>
       </w:rPr>
       <w:tblPr/>
       <w:tcPr>
@@ -7024,7 +6040,7 @@
     </w:tblPr>
     <w:tblStylePr w:type="firstRow">
       <w:rPr>
-        <w:rFonts w:cstheme="majorBidi"/>
+        <w:rFonts w:asciiTheme="majorHAnsi" w:eastAsiaTheme="majorEastAsia" w:hAnsiTheme="majorHAnsi" w:cstheme="majorBidi"/>
       </w:rPr>
       <w:tblPr/>
       <w:tcPr>
@@ -7108,7 +6124,7 @@
     </w:tblPr>
     <w:tblStylePr w:type="firstRow">
       <w:rPr>
-        <w:rFonts w:cstheme="majorBidi"/>
+        <w:rFonts w:asciiTheme="majorHAnsi" w:eastAsiaTheme="majorEastAsia" w:hAnsiTheme="majorHAnsi" w:cstheme="majorBidi"/>
       </w:rPr>
       <w:tblPr/>
       <w:tcPr>
@@ -7192,7 +6208,7 @@
     </w:tblPr>
     <w:tblStylePr w:type="firstRow">
       <w:rPr>
-        <w:rFonts w:cstheme="majorBidi"/>
+        <w:rFonts w:asciiTheme="majorHAnsi" w:eastAsiaTheme="majorEastAsia" w:hAnsiTheme="majorHAnsi" w:cstheme="majorBidi"/>
       </w:rPr>
       <w:tblPr/>
       <w:tcPr>
@@ -7276,7 +6292,7 @@
     </w:tblPr>
     <w:tblStylePr w:type="firstRow">
       <w:rPr>
-        <w:rFonts w:cstheme="majorBidi"/>
+        <w:rFonts w:asciiTheme="majorHAnsi" w:eastAsiaTheme="majorEastAsia" w:hAnsiTheme="majorHAnsi" w:cstheme="majorBidi"/>
       </w:rPr>
       <w:tblPr/>
       <w:tcPr>
@@ -7360,7 +6376,7 @@
     </w:tblPr>
     <w:tblStylePr w:type="firstRow">
       <w:rPr>
-        <w:rFonts w:cstheme="majorBidi"/>
+        <w:rFonts w:asciiTheme="majorHAnsi" w:eastAsiaTheme="majorEastAsia" w:hAnsiTheme="majorHAnsi" w:cstheme="majorBidi"/>
       </w:rPr>
       <w:tblPr/>
       <w:tcPr>
@@ -7444,7 +6460,7 @@
     </w:tblPr>
     <w:tblStylePr w:type="firstRow">
       <w:rPr>
-        <w:rFonts w:cstheme="majorBidi"/>
+        <w:rFonts w:asciiTheme="majorHAnsi" w:eastAsiaTheme="majorEastAsia" w:hAnsiTheme="majorHAnsi" w:cstheme="majorBidi"/>
       </w:rPr>
       <w:tblPr/>
       <w:tcPr>
@@ -7509,7 +6525,7 @@
       <w:spacing w:after="0" w:line="240" w:lineRule="auto"/>
     </w:pPr>
     <w:rPr>
-      <w:rFonts w:cstheme="majorBidi"/>
+      <w:rFonts w:asciiTheme="majorHAnsi" w:eastAsiaTheme="majorEastAsia" w:hAnsiTheme="majorHAnsi" w:cstheme="majorBidi"/>
       <w:color w:val="000000" w:themeColor="text1"/>
     </w:rPr>
     <w:tblPr>
@@ -7637,7 +6653,7 @@
       <w:spacing w:after="0" w:line="240" w:lineRule="auto"/>
     </w:pPr>
     <w:rPr>
-      <w:rFonts w:cstheme="majorBidi"/>
+      <w:rFonts w:asciiTheme="majorHAnsi" w:eastAsiaTheme="majorEastAsia" w:hAnsiTheme="majorHAnsi" w:cstheme="majorBidi"/>
       <w:color w:val="000000" w:themeColor="text1"/>
     </w:rPr>
     <w:tblPr>
@@ -7765,7 +6781,7 @@
       <w:spacing w:after="0" w:line="240" w:lineRule="auto"/>
     </w:pPr>
     <w:rPr>
-      <w:rFonts w:cstheme="majorBidi"/>
+      <w:rFonts w:asciiTheme="majorHAnsi" w:eastAsiaTheme="majorEastAsia" w:hAnsiTheme="majorHAnsi" w:cstheme="majorBidi"/>
       <w:color w:val="000000" w:themeColor="text1"/>
     </w:rPr>
     <w:tblPr>
@@ -7893,7 +6909,7 @@
       <w:spacing w:after="0" w:line="240" w:lineRule="auto"/>
     </w:pPr>
     <w:rPr>
-      <w:rFonts w:cstheme="majorBidi"/>
+      <w:rFonts w:asciiTheme="majorHAnsi" w:eastAsiaTheme="majorEastAsia" w:hAnsiTheme="majorHAnsi" w:cstheme="majorBidi"/>
       <w:color w:val="000000" w:themeColor="text1"/>
     </w:rPr>
     <w:tblPr>
@@ -8021,7 +7037,7 @@
       <w:spacing w:after="0" w:line="240" w:lineRule="auto"/>
     </w:pPr>
     <w:rPr>
-      <w:rFonts w:cstheme="majorBidi"/>
+      <w:rFonts w:asciiTheme="majorHAnsi" w:eastAsiaTheme="majorEastAsia" w:hAnsiTheme="majorHAnsi" w:cstheme="majorBidi"/>
       <w:color w:val="000000" w:themeColor="text1"/>
     </w:rPr>
     <w:tblPr>
@@ -8149,7 +7165,7 @@
       <w:spacing w:after="0" w:line="240" w:lineRule="auto"/>
     </w:pPr>
     <w:rPr>
-      <w:rFonts w:cstheme="majorBidi"/>
+      <w:rFonts w:asciiTheme="majorHAnsi" w:eastAsiaTheme="majorEastAsia" w:hAnsiTheme="majorHAnsi" w:cstheme="majorBidi"/>
       <w:color w:val="000000" w:themeColor="text1"/>
     </w:rPr>
     <w:tblPr>
@@ -8277,7 +7293,7 @@
       <w:spacing w:after="0" w:line="240" w:lineRule="auto"/>
     </w:pPr>
     <w:rPr>
-      <w:rFonts w:cstheme="majorBidi"/>
+      <w:rFonts w:asciiTheme="majorHAnsi" w:eastAsiaTheme="majorEastAsia" w:hAnsiTheme="majorHAnsi" w:cstheme="majorBidi"/>
       <w:color w:val="000000" w:themeColor="text1"/>
     </w:rPr>
     <w:tblPr>
@@ -8916,7 +7932,7 @@
       <w:spacing w:after="0" w:line="240" w:lineRule="auto"/>
     </w:pPr>
     <w:rPr>
-      <w:rFonts w:cstheme="majorBidi"/>
+      <w:rFonts w:asciiTheme="majorHAnsi" w:eastAsiaTheme="majorEastAsia" w:hAnsiTheme="majorHAnsi" w:cstheme="majorBidi"/>
       <w:color w:val="000000" w:themeColor="text1"/>
     </w:rPr>
     <w:tblPr>
@@ -9041,7 +8057,7 @@
       <w:spacing w:after="0" w:line="240" w:lineRule="auto"/>
     </w:pPr>
     <w:rPr>
-      <w:rFonts w:cstheme="majorBidi"/>
+      <w:rFonts w:asciiTheme="majorHAnsi" w:eastAsiaTheme="majorEastAsia" w:hAnsiTheme="majorHAnsi" w:cstheme="majorBidi"/>
       <w:color w:val="000000" w:themeColor="text1"/>
     </w:rPr>
     <w:tblPr>
@@ -9166,7 +8182,7 @@
       <w:spacing w:after="0" w:line="240" w:lineRule="auto"/>
     </w:pPr>
     <w:rPr>
-      <w:rFonts w:cstheme="majorBidi"/>
+      <w:rFonts w:asciiTheme="majorHAnsi" w:eastAsiaTheme="majorEastAsia" w:hAnsiTheme="majorHAnsi" w:cstheme="majorBidi"/>
       <w:color w:val="000000" w:themeColor="text1"/>
     </w:rPr>
     <w:tblPr>
@@ -9291,7 +8307,7 @@
       <w:spacing w:after="0" w:line="240" w:lineRule="auto"/>
     </w:pPr>
     <w:rPr>
-      <w:rFonts w:cstheme="majorBidi"/>
+      <w:rFonts w:asciiTheme="majorHAnsi" w:eastAsiaTheme="majorEastAsia" w:hAnsiTheme="majorHAnsi" w:cstheme="majorBidi"/>
       <w:color w:val="000000" w:themeColor="text1"/>
     </w:rPr>
     <w:tblPr>
@@ -9416,7 +8432,7 @@
       <w:spacing w:after="0" w:line="240" w:lineRule="auto"/>
     </w:pPr>
     <w:rPr>
-      <w:rFonts w:cstheme="majorBidi"/>
+      <w:rFonts w:asciiTheme="majorHAnsi" w:eastAsiaTheme="majorEastAsia" w:hAnsiTheme="majorHAnsi" w:cstheme="majorBidi"/>
       <w:color w:val="000000" w:themeColor="text1"/>
     </w:rPr>
     <w:tblPr>
@@ -9541,7 +8557,7 @@
       <w:spacing w:after="0" w:line="240" w:lineRule="auto"/>
     </w:pPr>
     <w:rPr>
-      <w:rFonts w:cstheme="majorBidi"/>
+      <w:rFonts w:asciiTheme="majorHAnsi" w:eastAsiaTheme="majorEastAsia" w:hAnsiTheme="majorHAnsi" w:cstheme="majorBidi"/>
       <w:color w:val="000000" w:themeColor="text1"/>
     </w:rPr>
     <w:tblPr>
@@ -9666,7 +8682,7 @@
       <w:spacing w:after="0" w:line="240" w:lineRule="auto"/>
     </w:pPr>
     <w:rPr>
-      <w:rFonts w:cstheme="majorBidi"/>
+      <w:rFonts w:asciiTheme="majorHAnsi" w:eastAsiaTheme="majorEastAsia" w:hAnsiTheme="majorHAnsi" w:cstheme="majorBidi"/>
       <w:color w:val="000000" w:themeColor="text1"/>
     </w:rPr>
     <w:tblPr>

--- a/docs/templates/docx/professional.docx
+++ b/docs/templates/docx/professional.docx
@@ -11,7 +11,7 @@
           <w:rFonts w:ascii="Arial" w:hAnsi="Arial"/>
           <w:b/>
           <w:i w:val="0"/>
-          <w:color w:val="123A8C"/>
+          <w:color w:val="084DC0"/>
           <w:sz w:val="18"/>
         </w:rPr>
         <w:t>NORTHLINE / OPERATING REVIEW</w:t>
@@ -27,7 +27,7 @@
           <w:rFonts w:ascii="Arial" w:hAnsi="Arial"/>
           <w:b/>
           <w:i w:val="0"/>
-          <w:color w:val="123A8C"/>
+          <w:color w:val="084DC0"/>
           <w:sz w:val="64"/>
         </w:rPr>
         <w:t>Harbor Exchange Launch Decision</w:t>
@@ -42,7 +42,7 @@
           <w:rFonts w:ascii="Arial" w:hAnsi="Arial"/>
           <w:b w:val="0"/>
           <w:i w:val="0"/>
-          <w:color w:val="17252B"/>
+          <w:color w:val="1A1719"/>
           <w:sz w:val="26"/>
         </w:rPr>
         <w:t>Release the exchange in two stages. Keep the settlement hold until reconciliation is complete.</w:t>
@@ -61,7 +61,7 @@
         <w:tc>
           <w:tcPr>
             <w:tcW w:type="dxa" w:w="5184"/>
-            <w:shd w:fill="123A8C"/>
+            <w:shd w:fill="084DC0"/>
           </w:tcPr>
           <w:p>
             <w:pPr>
@@ -104,7 +104,7 @@
               <w:rPr>
                 <w:rFonts w:ascii="Arial" w:hAnsi="Arial"/>
                 <w:b w:val="0"/>
-                <w:color w:val="17252B"/>
+                <w:color w:val="1A1719"/>
                 <w:sz w:val="22"/>
               </w:rPr>
               <w:t>The six-week pilot processed 1,250 synthetic transactions. Reconciliation matched 1,150; the remaining 100 need manual review before settlement can be enabled.</w:t>
@@ -122,7 +122,7 @@
           <w:rFonts w:ascii="Arial" w:hAnsi="Arial"/>
           <w:b w:val="0"/>
           <w:i w:val="0"/>
-          <w:color w:val="17252B"/>
+          <w:color w:val="1A1719"/>
           <w:sz w:val="6"/>
         </w:rPr>
       </w:r>
@@ -137,7 +137,7 @@
           <w:rFonts w:ascii="Arial" w:hAnsi="Arial"/>
           <w:b/>
           <w:i w:val="0"/>
-          <w:color w:val="123A8C"/>
+          <w:color w:val="084DC0"/>
           <w:sz w:val="28"/>
         </w:rPr>
         <w:t>Approve the Limited Release</w:t>
@@ -152,7 +152,7 @@
           <w:rFonts w:ascii="Arial" w:hAnsi="Arial"/>
           <w:b w:val="0"/>
           <w:i w:val="0"/>
-          <w:color w:val="17252B"/>
+          <w:color w:val="1A1719"/>
           <w:sz w:val="21"/>
         </w:rPr>
         <w:t>Open account setup and order tracking on 14 July. Keep settlement disabled until the exception queue is empty and Finance signs the control record.</w:t>
@@ -168,7 +168,7 @@
           <w:rFonts w:ascii="Arial" w:hAnsi="Arial"/>
           <w:b/>
           <w:i w:val="0"/>
-          <w:color w:val="123A8C"/>
+          <w:color w:val="084DC0"/>
           <w:sz w:val="28"/>
         </w:rPr>
         <w:t>What Changed</w:t>
@@ -183,7 +183,7 @@
           <w:rFonts w:ascii="Arial" w:hAnsi="Arial"/>
           <w:b w:val="0"/>
           <w:i w:val="0"/>
-          <w:color w:val="17252B"/>
+          <w:color w:val="1A1719"/>
           <w:sz w:val="21"/>
         </w:rPr>
         <w:t>A single owner now resolves each exception. The support team has a tested escalation route, and the release can be rolled back without losing the review history.</w:t>
@@ -199,7 +199,7 @@
           <w:rFonts w:ascii="Arial" w:hAnsi="Arial"/>
           <w:b/>
           <w:i w:val="0"/>
-          <w:color w:val="123A8C"/>
+          <w:color w:val="084DC0"/>
           <w:sz w:val="28"/>
         </w:rPr>
         <w:t>Decision Owners</w:t>
@@ -214,7 +214,7 @@
           <w:rFonts w:ascii="Arial" w:hAnsi="Arial"/>
           <w:b w:val="0"/>
           <w:i w:val="0"/>
-          <w:color w:val="17252B"/>
+          <w:color w:val="1A1719"/>
           <w:sz w:val="21"/>
         </w:rPr>
         <w:t>Mara Chen owns reconciliation; Omar Diaz owns rollback readiness. Both report to the release lead at 09:00 on launch day.</w:t>
@@ -245,7 +245,7 @@
         <w:tc>
           <w:tcPr>
             <w:tcW w:type="dxa" w:w="3456"/>
-            <w:shd w:fill="123A8C"/>
+            <w:shd w:fill="084DC0"/>
           </w:tcPr>
           <w:p>
             <w:pPr>
@@ -265,7 +265,7 @@
         <w:tc>
           <w:tcPr>
             <w:tcW w:type="dxa" w:w="3456"/>
-            <w:shd w:fill="123A8C"/>
+            <w:shd w:fill="084DC0"/>
           </w:tcPr>
           <w:p>
             <w:pPr>
@@ -285,7 +285,7 @@
         <w:tc>
           <w:tcPr>
             <w:tcW w:type="dxa" w:w="3456"/>
-            <w:shd w:fill="123A8C"/>
+            <w:shd w:fill="084DC0"/>
           </w:tcPr>
           <w:p>
             <w:pPr>
@@ -310,7 +310,7 @@
         <w:tc>
           <w:tcPr>
             <w:tcW w:type="dxa" w:w="2592"/>
-            <w:shd w:fill="EEF3FF"/>
+            <w:shd w:fill="FFFFFF"/>
           </w:tcPr>
           <w:p>
             <w:pPr>
@@ -320,7 +320,7 @@
               <w:rPr>
                 <w:rFonts w:ascii="Arial" w:hAnsi="Arial"/>
                 <w:b/>
-                <w:color w:val="17252B"/>
+                <w:color w:val="1A1719"/>
                 <w:sz w:val="20"/>
               </w:rPr>
               <w:t>Account setup</w:t>
@@ -330,7 +330,7 @@
         <w:tc>
           <w:tcPr>
             <w:tcW w:type="dxa" w:w="4147"/>
-            <w:shd w:fill="EEF3FF"/>
+            <w:shd w:fill="FFFFFF"/>
           </w:tcPr>
           <w:p>
             <w:pPr>
@@ -340,7 +340,7 @@
               <w:rPr>
                 <w:rFonts w:ascii="Arial" w:hAnsi="Arial"/>
                 <w:b w:val="0"/>
-                <w:color w:val="17252B"/>
+                <w:color w:val="1A1719"/>
                 <w:sz w:val="20"/>
               </w:rPr>
               <w:t>240 completed test journeys</w:t>
@@ -350,7 +350,7 @@
         <w:tc>
           <w:tcPr>
             <w:tcW w:type="dxa" w:w="3629"/>
-            <w:shd w:fill="EEF3FF"/>
+            <w:shd w:fill="FFFFFF"/>
           </w:tcPr>
           <w:p>
             <w:pPr>
@@ -360,7 +360,7 @@
               <w:rPr>
                 <w:rFonts w:ascii="Arial" w:hAnsi="Arial"/>
                 <w:b w:val="0"/>
-                <w:color w:val="17252B"/>
+                <w:color w:val="1A1719"/>
                 <w:sz w:val="20"/>
               </w:rPr>
               <w:t>Ready</w:t>
@@ -385,7 +385,7 @@
               <w:rPr>
                 <w:rFonts w:ascii="Arial" w:hAnsi="Arial"/>
                 <w:b/>
-                <w:color w:val="17252B"/>
+                <w:color w:val="1A1719"/>
                 <w:sz w:val="20"/>
               </w:rPr>
               <w:t>Tracking</w:t>
@@ -405,7 +405,7 @@
               <w:rPr>
                 <w:rFonts w:ascii="Arial" w:hAnsi="Arial"/>
                 <w:b w:val="0"/>
-                <w:color w:val="17252B"/>
+                <w:color w:val="1A1719"/>
                 <w:sz w:val="20"/>
               </w:rPr>
               <w:t>98% delivered within 2 seconds</w:t>
@@ -425,7 +425,7 @@
               <w:rPr>
                 <w:rFonts w:ascii="Arial" w:hAnsi="Arial"/>
                 <w:b w:val="0"/>
-                <w:color w:val="17252B"/>
+                <w:color w:val="1A1719"/>
                 <w:sz w:val="20"/>
               </w:rPr>
               <w:t>Ready</w:t>
@@ -440,7 +440,7 @@
         <w:tc>
           <w:tcPr>
             <w:tcW w:type="dxa" w:w="2592"/>
-            <w:shd w:fill="EEF3FF"/>
+            <w:shd w:fill="FFFFFF"/>
           </w:tcPr>
           <w:p>
             <w:pPr>
@@ -450,7 +450,7 @@
               <w:rPr>
                 <w:rFonts w:ascii="Arial" w:hAnsi="Arial"/>
                 <w:b/>
-                <w:color w:val="17252B"/>
+                <w:color w:val="1A1719"/>
                 <w:sz w:val="20"/>
               </w:rPr>
               <w:t>Settlement</w:t>
@@ -460,7 +460,7 @@
         <w:tc>
           <w:tcPr>
             <w:tcW w:type="dxa" w:w="4147"/>
-            <w:shd w:fill="EEF3FF"/>
+            <w:shd w:fill="FFFFFF"/>
           </w:tcPr>
           <w:p>
             <w:pPr>
@@ -470,7 +470,7 @@
               <w:rPr>
                 <w:rFonts w:ascii="Arial" w:hAnsi="Arial"/>
                 <w:b w:val="0"/>
-                <w:color w:val="17252B"/>
+                <w:color w:val="1A1719"/>
                 <w:sz w:val="20"/>
               </w:rPr>
               <w:t>100 unmatched records</w:t>
@@ -480,7 +480,7 @@
         <w:tc>
           <w:tcPr>
             <w:tcW w:type="dxa" w:w="3629"/>
-            <w:shd w:fill="EEF3FF"/>
+            <w:shd w:fill="FFFFFF"/>
           </w:tcPr>
           <w:p>
             <w:pPr>
@@ -490,7 +490,7 @@
               <w:rPr>
                 <w:rFonts w:ascii="Arial" w:hAnsi="Arial"/>
                 <w:b w:val="0"/>
-                <w:color w:val="17252B"/>
+                <w:color w:val="1A1719"/>
                 <w:sz w:val="20"/>
               </w:rPr>
               <w:t>Hold</w:t>
@@ -508,7 +508,7 @@
           <w:rFonts w:ascii="Arial" w:hAnsi="Arial"/>
           <w:b/>
           <w:i w:val="0"/>
-          <w:color w:val="123A8C"/>
+          <w:color w:val="084DC0"/>
           <w:sz w:val="18"/>
         </w:rPr>
         <w:t>Decision due 10 July · Approve the limited scope, not settlement.</w:t>
@@ -516,6 +516,7 @@
     </w:p>
     <w:sectPr>
       <w:footerReference w:type="default" r:id="rId9"/>
+      <w:headerReference w:type="default" r:id="rId10"/>
       <w:pgSz w:w="12240" w:h="15840"/>
       <w:pgMar w:top="792" w:right="936" w:bottom="792" w:left="936" w:header="720" w:footer="720" w:gutter="0"/>
       <w:cols w:space="720"/>
@@ -533,13 +534,30 @@
     </w:pPr>
     <w:r>
       <w:rPr>
-        <w:color w:val="123A8C"/>
+        <w:color w:val="1A1719"/>
         <w:sz w:val="16"/>
       </w:rPr>
       <w:t>DAZZLER  /  FICTIONAL EXAMPLE  /  PROFESSIONAL</w:t>
     </w:r>
   </w:p>
 </w:ftr>
+</file>
+
+<file path=word/header1.xml><?xml version="1.0" encoding="utf-8"?>
+<w:hdr xmlns:m="http://schemas.openxmlformats.org/officeDocument/2006/math" xmlns:mc="http://schemas.openxmlformats.org/markup-compatibility/2006" xmlns:mo="http://schemas.microsoft.com/office/mac/office/2008/main" xmlns:mv="urn:schemas-microsoft-com:mac:vml" xmlns:o="urn:schemas-microsoft-com:office:office" xmlns:r="http://schemas.openxmlformats.org/officeDocument/2006/relationships" xmlns:v="urn:schemas-microsoft-com:vml" xmlns:w10="urn:schemas-microsoft-com:office:word" xmlns:w14="http://schemas.microsoft.com/office/word/2010/wordml" xmlns:w="http://schemas.openxmlformats.org/wordprocessingml/2006/main" xmlns:wne="http://schemas.microsoft.com/office/word/2006/wordml" xmlns:wp14="http://schemas.microsoft.com/office/word/2010/wordprocessingDrawing" xmlns:wp="http://schemas.openxmlformats.org/drawingml/2006/wordprocessingDrawing" xmlns:wpc="http://schemas.microsoft.com/office/word/2010/wordprocessingCanvas" xmlns:wpg="http://schemas.microsoft.com/office/word/2010/wordprocessingGroup" xmlns:wpi="http://schemas.microsoft.com/office/word/2010/wordprocessingInk" xmlns:wps="http://schemas.microsoft.com/office/word/2010/wordprocessingShape" mc:Ignorable="w14 wp14">
+  <w:p>
+    <w:pPr>
+      <w:pStyle w:val="Header"/>
+    </w:pPr>
+    <w:r>
+      <w:pict>
+        <v:rect id="DazzlerPageSurface" style="position:absolute;margin-left:0;margin-top:0;width:612.0pt;height:792.0pt;z-index:-251654144;mso-position-horizontal-relative:page;mso-position-vertical-relative:page" fillcolor="#FFFFFF" stroked="f">
+          <v:fill color="#FFFFFF"/>
+        </v:rect>
+      </w:pict>
+    </w:r>
+  </w:p>
+</w:hdr>
 </file>
 
 <file path=word/numbering.xml><?xml version="1.0" encoding="utf-8"?>

--- a/docs/templates/docx/professional.docx
+++ b/docs/templates/docx/professional.docx
@@ -4,30 +4,28 @@
   <w:body>
     <w:p>
       <w:pPr>
-        <w:spacing w:after="280" w:line="269" w:lineRule="auto"/>
+        <w:spacing w:after="140" w:line="269" w:lineRule="auto"/>
       </w:pPr>
       <w:r>
         <w:rPr>
           <w:rFonts w:ascii="Arial" w:hAnsi="Arial"/>
           <w:b/>
-          <w:i w:val="0"/>
-          <w:color w:val="084DC0"/>
+          <w:color w:val="004EC4"/>
           <w:sz w:val="18"/>
         </w:rPr>
-        <w:t>NORTHLINE / OPERATING REVIEW</w:t>
+        <w:t>NORTHLINE / OPERATING REVIEW / RELEASE GATE MAP</w:t>
       </w:r>
     </w:p>
     <w:p>
       <w:pPr>
         <w:pStyle w:val="Title"/>
-        <w:spacing w:after="160" w:line="269" w:lineRule="auto"/>
+        <w:spacing w:after="140" w:line="269" w:lineRule="auto"/>
       </w:pPr>
       <w:r>
         <w:rPr>
           <w:rFonts w:ascii="Arial" w:hAnsi="Arial"/>
           <w:b/>
-          <w:i w:val="0"/>
-          <w:color w:val="084DC0"/>
+          <w:color w:val="000000"/>
           <w:sz w:val="64"/>
         </w:rPr>
         <w:t>Harbor Exchange Launch Decision</w:t>
@@ -35,15 +33,14 @@
     </w:p>
     <w:p>
       <w:pPr>
-        <w:spacing w:after="280" w:line="269" w:lineRule="auto"/>
+        <w:spacing w:after="140" w:line="269" w:lineRule="auto"/>
       </w:pPr>
       <w:r>
         <w:rPr>
           <w:rFonts w:ascii="Arial" w:hAnsi="Arial"/>
-          <w:b w:val="0"/>
-          <w:i w:val="0"/>
-          <w:color w:val="1A1719"/>
-          <w:sz w:val="26"/>
+          <w:b/>
+          <w:color w:val="004EC4"/>
+          <w:sz w:val="24"/>
         </w:rPr>
         <w:t>Release the exchange in two stages. Keep the settlement hold until reconciliation is complete.</w:t>
       </w:r>
@@ -54,60 +51,27 @@
         <w:tblLook w:firstColumn="1" w:firstRow="1" w:lastColumn="0" w:lastRow="0" w:noHBand="0" w:noVBand="1" w:val="04A0"/>
       </w:tblPr>
       <w:tblGrid>
-        <w:gridCol w:w="3024"/>
-        <w:gridCol w:w="5184"/>
+        <w:gridCol w:w="10224"/>
       </w:tblGrid>
       <w:tr>
         <w:tc>
           <w:tcPr>
-            <w:tcW w:type="dxa" w:w="5184"/>
-            <w:shd w:fill="084DC0"/>
+            <w:tcW w:type="dxa" w:w="10224"/>
+            <w:shd w:fill="004EC4"/>
           </w:tcPr>
+          <w:p/>
           <w:p>
             <w:pPr>
-              <w:spacing w:after="160" w:line="269" w:lineRule="auto"/>
+              <w:spacing w:after="140" w:line="269" w:lineRule="auto"/>
             </w:pPr>
             <w:r>
               <w:rPr>
                 <w:rFonts w:ascii="Arial" w:hAnsi="Arial"/>
                 <w:b/>
                 <w:color w:val="FFFFFF"/>
-                <w:sz w:val="64"/>
+                <w:sz w:val="38"/>
               </w:rPr>
-              <w:t>92%</w:t>
-            </w:r>
-          </w:p>
-          <w:p>
-            <w:pPr>
-              <w:spacing w:after="160" w:line="269" w:lineRule="auto"/>
-            </w:pPr>
-            <w:r>
-              <w:rPr>
-                <w:rFonts w:ascii="Arial" w:hAnsi="Arial"/>
-                <w:b w:val="0"/>
-                <w:color w:val="FFFFFF"/>
-                <w:sz w:val="20"/>
-              </w:rPr>
-              <w:t>of pilot transactions reconciled</w:t>
-            </w:r>
-          </w:p>
-        </w:tc>
-        <w:tc>
-          <w:tcPr>
-            <w:tcW w:type="dxa" w:w="5184"/>
-          </w:tcPr>
-          <w:p>
-            <w:pPr>
-              <w:spacing w:after="160" w:line="269" w:lineRule="auto"/>
-            </w:pPr>
-            <w:r>
-              <w:rPr>
-                <w:rFonts w:ascii="Arial" w:hAnsi="Arial"/>
-                <w:b w:val="0"/>
-                <w:color w:val="1A1719"/>
-                <w:sz w:val="22"/>
-              </w:rPr>
-              <w:t>The six-week pilot processed 1,250 synthetic transactions. Reconciliation matched 1,150; the remaining 100 need manual review before settlement can be enabled.</w:t>
+              <w:t>LIMITED RELEASE  /  SETTLEMENT ON HOLD</w:t>
             </w:r>
           </w:p>
         </w:tc>
@@ -115,141 +79,40 @@
     </w:tbl>
     <w:p>
       <w:pPr>
-        <w:spacing w:after="40" w:line="269" w:lineRule="auto"/>
+        <w:spacing w:after="140" w:line="269" w:lineRule="auto"/>
       </w:pPr>
       <w:r>
         <w:rPr>
           <w:rFonts w:ascii="Arial" w:hAnsi="Arial"/>
           <w:b w:val="0"/>
-          <w:i w:val="0"/>
-          <w:color w:val="1A1719"/>
-          <w:sz w:val="6"/>
+          <w:color w:val="17212B"/>
+          <w:sz w:val="24"/>
         </w:rPr>
-      </w:r>
-    </w:p>
-    <w:p>
-      <w:pPr>
-        <w:pStyle w:val="Heading1"/>
-        <w:spacing w:after="160" w:line="269" w:lineRule="auto"/>
-      </w:pPr>
-      <w:r>
-        <w:rPr>
-          <w:rFonts w:ascii="Arial" w:hAnsi="Arial"/>
-          <w:b/>
-          <w:i w:val="0"/>
-          <w:color w:val="084DC0"/>
-          <w:sz w:val="28"/>
-        </w:rPr>
-        <w:t>Approve the Limited Release</w:t>
-      </w:r>
-    </w:p>
-    <w:p>
-      <w:pPr>
-        <w:spacing w:after="160" w:line="269" w:lineRule="auto"/>
-      </w:pPr>
-      <w:r>
-        <w:rPr>
-          <w:rFonts w:ascii="Arial" w:hAnsi="Arial"/>
-          <w:b w:val="0"/>
-          <w:i w:val="0"/>
-          <w:color w:val="1A1719"/>
-          <w:sz w:val="21"/>
-        </w:rPr>
-        <w:t>Open account setup and order tracking on 14 July. Keep settlement disabled until the exception queue is empty and Finance signs the control record.</w:t>
-      </w:r>
-    </w:p>
-    <w:p>
-      <w:pPr>
-        <w:pStyle w:val="Heading1"/>
-        <w:spacing w:after="160" w:line="269" w:lineRule="auto"/>
-      </w:pPr>
-      <w:r>
-        <w:rPr>
-          <w:rFonts w:ascii="Arial" w:hAnsi="Arial"/>
-          <w:b/>
-          <w:i w:val="0"/>
-          <w:color w:val="084DC0"/>
-          <w:sz w:val="28"/>
-        </w:rPr>
-        <w:t>What Changed</w:t>
-      </w:r>
-    </w:p>
-    <w:p>
-      <w:pPr>
-        <w:spacing w:after="160" w:line="269" w:lineRule="auto"/>
-      </w:pPr>
-      <w:r>
-        <w:rPr>
-          <w:rFonts w:ascii="Arial" w:hAnsi="Arial"/>
-          <w:b w:val="0"/>
-          <w:i w:val="0"/>
-          <w:color w:val="1A1719"/>
-          <w:sz w:val="21"/>
-        </w:rPr>
-        <w:t>A single owner now resolves each exception. The support team has a tested escalation route, and the release can be rolled back without losing the review history.</w:t>
-      </w:r>
-    </w:p>
-    <w:p>
-      <w:pPr>
-        <w:pStyle w:val="Heading1"/>
-        <w:spacing w:after="160" w:line="269" w:lineRule="auto"/>
-      </w:pPr>
-      <w:r>
-        <w:rPr>
-          <w:rFonts w:ascii="Arial" w:hAnsi="Arial"/>
-          <w:b/>
-          <w:i w:val="0"/>
-          <w:color w:val="084DC0"/>
-          <w:sz w:val="28"/>
-        </w:rPr>
-        <w:t>Decision Owners</w:t>
-      </w:r>
-    </w:p>
-    <w:p>
-      <w:pPr>
-        <w:spacing w:after="160" w:line="269" w:lineRule="auto"/>
-      </w:pPr>
-      <w:r>
-        <w:rPr>
-          <w:rFonts w:ascii="Arial" w:hAnsi="Arial"/>
-          <w:b w:val="0"/>
-          <w:i w:val="0"/>
-          <w:color w:val="1A1719"/>
-          <w:sz w:val="21"/>
-        </w:rPr>
-        <w:t>Mara Chen owns reconciliation; Omar Diaz owns rollback readiness. Both report to the release lead at 09:00 on launch day.</w:t>
+        <w:t>The six-week pilot processed 1,250 synthetic transactions. Reconciliation matched 1,150; the remaining 100 need manual review before settlement can be enabled.</w:t>
       </w:r>
     </w:p>
     <w:tbl>
       <w:tblPr>
         <w:tblW w:type="auto" w:w="0"/>
-        <w:tblLayout w:type="fixed"/>
         <w:tblLook w:firstColumn="1" w:firstRow="1" w:lastColumn="0" w:lastRow="0" w:noHBand="0" w:noVBand="1" w:val="04A0"/>
-        <w:tblCellMar>
-          <w:top w:w="90" w:type="dxa"/>
-          <w:left w:w="90" w:type="dxa"/>
-          <w:bottom w:w="90" w:type="dxa"/>
-          <w:right w:w="90" w:type="dxa"/>
-        </w:tblCellMar>
       </w:tblPr>
       <w:tblGrid>
-        <w:gridCol w:w="2592"/>
-        <w:gridCol w:w="4147"/>
-        <w:gridCol w:w="3629"/>
+        <w:gridCol w:w="3408"/>
+        <w:gridCol w:w="3408"/>
+        <w:gridCol w:w="3408"/>
       </w:tblGrid>
       <w:tr>
         <w:trPr>
-          <w:cantSplit/>
           <w:tblHeader/>
         </w:trPr>
         <w:tc>
           <w:tcPr>
-            <w:tcW w:type="dxa" w:w="3456"/>
-            <w:shd w:fill="084DC0"/>
+            <w:tcW w:type="dxa" w:w="3408"/>
+            <w:shd w:fill="004EC4"/>
           </w:tcPr>
           <w:p>
             <w:pPr>
-              <w:spacing w:after="160" w:line="269" w:lineRule="auto"/>
+              <w:spacing w:after="160" w:before="100"/>
             </w:pPr>
             <w:r>
               <w:rPr>
@@ -264,12 +127,12 @@
         </w:tc>
         <w:tc>
           <w:tcPr>
-            <w:tcW w:type="dxa" w:w="3456"/>
-            <w:shd w:fill="084DC0"/>
+            <w:tcW w:type="dxa" w:w="3408"/>
+            <w:shd w:fill="004EC4"/>
           </w:tcPr>
           <w:p>
             <w:pPr>
-              <w:spacing w:after="160" w:line="269" w:lineRule="auto"/>
+              <w:spacing w:after="160" w:before="100"/>
             </w:pPr>
             <w:r>
               <w:rPr>
@@ -284,12 +147,12 @@
         </w:tc>
         <w:tc>
           <w:tcPr>
-            <w:tcW w:type="dxa" w:w="3456"/>
-            <w:shd w:fill="084DC0"/>
+            <w:tcW w:type="dxa" w:w="3408"/>
+            <w:shd w:fill="004EC4"/>
           </w:tcPr>
           <w:p>
             <w:pPr>
-              <w:spacing w:after="160" w:line="269" w:lineRule="auto"/>
+              <w:spacing w:after="160" w:before="100"/>
             </w:pPr>
             <w:r>
               <w:rPr>
@@ -304,23 +167,20 @@
         </w:tc>
       </w:tr>
       <w:tr>
-        <w:trPr>
-          <w:cantSplit/>
-        </w:trPr>
         <w:tc>
           <w:tcPr>
-            <w:tcW w:type="dxa" w:w="2592"/>
+            <w:tcW w:type="dxa" w:w="3408"/>
             <w:shd w:fill="FFFFFF"/>
           </w:tcPr>
           <w:p>
             <w:pPr>
-              <w:spacing w:after="160" w:line="269" w:lineRule="auto"/>
+              <w:spacing w:after="160" w:before="100"/>
             </w:pPr>
             <w:r>
               <w:rPr>
                 <w:rFonts w:ascii="Arial" w:hAnsi="Arial"/>
-                <w:b/>
-                <w:color w:val="1A1719"/>
+                <w:b w:val="0"/>
+                <w:color w:val="17212B"/>
                 <w:sz w:val="20"/>
               </w:rPr>
               <w:t>Account setup</w:t>
@@ -329,18 +189,18 @@
         </w:tc>
         <w:tc>
           <w:tcPr>
-            <w:tcW w:type="dxa" w:w="4147"/>
+            <w:tcW w:type="dxa" w:w="3408"/>
             <w:shd w:fill="FFFFFF"/>
           </w:tcPr>
           <w:p>
             <w:pPr>
-              <w:spacing w:after="160" w:line="269" w:lineRule="auto"/>
+              <w:spacing w:after="160" w:before="100"/>
             </w:pPr>
             <w:r>
               <w:rPr>
                 <w:rFonts w:ascii="Arial" w:hAnsi="Arial"/>
                 <w:b w:val="0"/>
-                <w:color w:val="1A1719"/>
+                <w:color w:val="17212B"/>
                 <w:sz w:val="20"/>
               </w:rPr>
               <w:t>240 completed test journeys</w:t>
@@ -349,18 +209,18 @@
         </w:tc>
         <w:tc>
           <w:tcPr>
-            <w:tcW w:type="dxa" w:w="3629"/>
+            <w:tcW w:type="dxa" w:w="3408"/>
             <w:shd w:fill="FFFFFF"/>
           </w:tcPr>
           <w:p>
             <w:pPr>
-              <w:spacing w:after="160" w:line="269" w:lineRule="auto"/>
+              <w:spacing w:after="160" w:before="100"/>
             </w:pPr>
             <w:r>
               <w:rPr>
                 <w:rFonts w:ascii="Arial" w:hAnsi="Arial"/>
                 <w:b w:val="0"/>
-                <w:color w:val="1A1719"/>
+                <w:color w:val="17212B"/>
                 <w:sz w:val="20"/>
               </w:rPr>
               <w:t>Ready</w:t>
@@ -369,23 +229,20 @@
         </w:tc>
       </w:tr>
       <w:tr>
-        <w:trPr>
-          <w:cantSplit/>
-        </w:trPr>
         <w:tc>
           <w:tcPr>
-            <w:tcW w:type="dxa" w:w="2592"/>
+            <w:tcW w:type="dxa" w:w="3408"/>
             <w:shd w:fill="FFFFFF"/>
           </w:tcPr>
           <w:p>
             <w:pPr>
-              <w:spacing w:after="160" w:line="269" w:lineRule="auto"/>
+              <w:spacing w:after="160" w:before="100"/>
             </w:pPr>
             <w:r>
               <w:rPr>
                 <w:rFonts w:ascii="Arial" w:hAnsi="Arial"/>
-                <w:b/>
-                <w:color w:val="1A1719"/>
+                <w:b w:val="0"/>
+                <w:color w:val="17212B"/>
                 <w:sz w:val="20"/>
               </w:rPr>
               <w:t>Tracking</w:t>
@@ -394,18 +251,18 @@
         </w:tc>
         <w:tc>
           <w:tcPr>
-            <w:tcW w:type="dxa" w:w="4147"/>
+            <w:tcW w:type="dxa" w:w="3408"/>
             <w:shd w:fill="FFFFFF"/>
           </w:tcPr>
           <w:p>
             <w:pPr>
-              <w:spacing w:after="160" w:line="269" w:lineRule="auto"/>
+              <w:spacing w:after="160" w:before="100"/>
             </w:pPr>
             <w:r>
               <w:rPr>
                 <w:rFonts w:ascii="Arial" w:hAnsi="Arial"/>
                 <w:b w:val="0"/>
-                <w:color w:val="1A1719"/>
+                <w:color w:val="17212B"/>
                 <w:sz w:val="20"/>
               </w:rPr>
               <w:t>98% delivered within 2 seconds</w:t>
@@ -414,18 +271,18 @@
         </w:tc>
         <w:tc>
           <w:tcPr>
-            <w:tcW w:type="dxa" w:w="3629"/>
+            <w:tcW w:type="dxa" w:w="3408"/>
             <w:shd w:fill="FFFFFF"/>
           </w:tcPr>
           <w:p>
             <w:pPr>
-              <w:spacing w:after="160" w:line="269" w:lineRule="auto"/>
+              <w:spacing w:after="160" w:before="100"/>
             </w:pPr>
             <w:r>
               <w:rPr>
                 <w:rFonts w:ascii="Arial" w:hAnsi="Arial"/>
                 <w:b w:val="0"/>
-                <w:color w:val="1A1719"/>
+                <w:color w:val="17212B"/>
                 <w:sz w:val="20"/>
               </w:rPr>
               <w:t>Ready</w:t>
@@ -434,23 +291,20 @@
         </w:tc>
       </w:tr>
       <w:tr>
-        <w:trPr>
-          <w:cantSplit/>
-        </w:trPr>
         <w:tc>
           <w:tcPr>
-            <w:tcW w:type="dxa" w:w="2592"/>
+            <w:tcW w:type="dxa" w:w="3408"/>
             <w:shd w:fill="FFFFFF"/>
           </w:tcPr>
           <w:p>
             <w:pPr>
-              <w:spacing w:after="160" w:line="269" w:lineRule="auto"/>
+              <w:spacing w:after="160" w:before="100"/>
             </w:pPr>
             <w:r>
               <w:rPr>
                 <w:rFonts w:ascii="Arial" w:hAnsi="Arial"/>
-                <w:b/>
-                <w:color w:val="1A1719"/>
+                <w:b w:val="0"/>
+                <w:color w:val="17212B"/>
                 <w:sz w:val="20"/>
               </w:rPr>
               <w:t>Settlement</w:t>
@@ -459,18 +313,18 @@
         </w:tc>
         <w:tc>
           <w:tcPr>
-            <w:tcW w:type="dxa" w:w="4147"/>
+            <w:tcW w:type="dxa" w:w="3408"/>
             <w:shd w:fill="FFFFFF"/>
           </w:tcPr>
           <w:p>
             <w:pPr>
-              <w:spacing w:after="160" w:line="269" w:lineRule="auto"/>
+              <w:spacing w:after="160" w:before="100"/>
             </w:pPr>
             <w:r>
               <w:rPr>
                 <w:rFonts w:ascii="Arial" w:hAnsi="Arial"/>
                 <w:b w:val="0"/>
-                <w:color w:val="1A1719"/>
+                <w:color w:val="17212B"/>
                 <w:sz w:val="20"/>
               </w:rPr>
               <w:t>100 unmatched records</w:t>
@@ -479,18 +333,18 @@
         </w:tc>
         <w:tc>
           <w:tcPr>
-            <w:tcW w:type="dxa" w:w="3629"/>
+            <w:tcW w:type="dxa" w:w="3408"/>
             <w:shd w:fill="FFFFFF"/>
           </w:tcPr>
           <w:p>
             <w:pPr>
-              <w:spacing w:after="160" w:line="269" w:lineRule="auto"/>
+              <w:spacing w:after="160" w:before="100"/>
             </w:pPr>
             <w:r>
               <w:rPr>
                 <w:rFonts w:ascii="Arial" w:hAnsi="Arial"/>
                 <w:b w:val="0"/>
-                <w:color w:val="1A1719"/>
+                <w:color w:val="17212B"/>
                 <w:sz w:val="20"/>
               </w:rPr>
               <w:t>Hold</w:t>
@@ -501,24 +355,124 @@
     </w:tbl>
     <w:p>
       <w:pPr>
-        <w:spacing w:after="80" w:line="269" w:lineRule="auto"/>
+        <w:pStyle w:val="Heading1"/>
+        <w:spacing w:after="140" w:line="269" w:lineRule="auto"/>
       </w:pPr>
       <w:r>
         <w:rPr>
           <w:rFonts w:ascii="Arial" w:hAnsi="Arial"/>
           <w:b/>
-          <w:i w:val="0"/>
-          <w:color w:val="084DC0"/>
-          <w:sz w:val="18"/>
+          <w:color w:val="004EC4"/>
+          <w:sz w:val="36"/>
+        </w:rPr>
+        <w:t>92% Reconciled Is Not Full Release Readiness</w:t>
+      </w:r>
+    </w:p>
+    <w:p>
+      <w:pPr>
+        <w:pStyle w:val="Heading1"/>
+        <w:spacing w:after="140" w:line="269" w:lineRule="auto"/>
+      </w:pPr>
+      <w:r>
+        <w:rPr>
+          <w:rFonts w:ascii="Arial" w:hAnsi="Arial"/>
+          <w:b/>
+          <w:color w:val="004EC4"/>
+          <w:sz w:val="30"/>
+        </w:rPr>
+        <w:t>Approve the Limited Release</w:t>
+      </w:r>
+    </w:p>
+    <w:p>
+      <w:pPr>
+        <w:spacing w:after="140" w:line="269" w:lineRule="auto"/>
+      </w:pPr>
+      <w:r>
+        <w:rPr>
+          <w:rFonts w:ascii="Arial" w:hAnsi="Arial"/>
+          <w:b w:val="0"/>
+          <w:color w:val="17212B"/>
+          <w:sz w:val="22"/>
+        </w:rPr>
+        <w:t>Open account setup and order tracking on 14 July. Keep settlement disabled until the exception queue is empty and Finance signs the control record.</w:t>
+      </w:r>
+    </w:p>
+    <w:p>
+      <w:pPr>
+        <w:pStyle w:val="Heading1"/>
+        <w:spacing w:after="140" w:line="269" w:lineRule="auto"/>
+      </w:pPr>
+      <w:r>
+        <w:rPr>
+          <w:rFonts w:ascii="Arial" w:hAnsi="Arial"/>
+          <w:b/>
+          <w:color w:val="004EC4"/>
+          <w:sz w:val="30"/>
+        </w:rPr>
+        <w:t>What Changed</w:t>
+      </w:r>
+    </w:p>
+    <w:p>
+      <w:pPr>
+        <w:spacing w:after="140" w:line="269" w:lineRule="auto"/>
+      </w:pPr>
+      <w:r>
+        <w:rPr>
+          <w:rFonts w:ascii="Arial" w:hAnsi="Arial"/>
+          <w:b w:val="0"/>
+          <w:color w:val="17212B"/>
+          <w:sz w:val="22"/>
+        </w:rPr>
+        <w:t>A single owner now resolves each exception. The support team has a tested escalation route, and the release can be rolled back without losing the review history.</w:t>
+      </w:r>
+    </w:p>
+    <w:p>
+      <w:pPr>
+        <w:pStyle w:val="Heading1"/>
+        <w:spacing w:after="140" w:line="269" w:lineRule="auto"/>
+      </w:pPr>
+      <w:r>
+        <w:rPr>
+          <w:rFonts w:ascii="Arial" w:hAnsi="Arial"/>
+          <w:b/>
+          <w:color w:val="004EC4"/>
+          <w:sz w:val="30"/>
+        </w:rPr>
+        <w:t>Decision Owners</w:t>
+      </w:r>
+    </w:p>
+    <w:p>
+      <w:pPr>
+        <w:spacing w:after="140" w:line="269" w:lineRule="auto"/>
+      </w:pPr>
+      <w:r>
+        <w:rPr>
+          <w:rFonts w:ascii="Arial" w:hAnsi="Arial"/>
+          <w:b w:val="0"/>
+          <w:color w:val="17212B"/>
+          <w:sz w:val="22"/>
+        </w:rPr>
+        <w:t>Mara Chen owns reconciliation; Omar Diaz owns rollback readiness. Both report to the release lead at 09:00 on launch day.</w:t>
+      </w:r>
+    </w:p>
+    <w:p>
+      <w:pPr>
+        <w:spacing w:after="140" w:line="269" w:lineRule="auto"/>
+      </w:pPr>
+      <w:r>
+        <w:rPr>
+          <w:rFonts w:ascii="Arial" w:hAnsi="Arial"/>
+          <w:b/>
+          <w:color w:val="004EC4"/>
+          <w:sz w:val="20"/>
         </w:rPr>
         <w:t>Decision due 10 July · Approve the limited scope, not settlement.</w:t>
       </w:r>
     </w:p>
     <w:sectPr>
       <w:footerReference w:type="default" r:id="rId9"/>
-      <w:headerReference w:type="default" r:id="rId10"/>
-      <w:pgSz w:w="12240" w:h="15840"/>
-      <w:pgMar w:top="792" w:right="936" w:bottom="792" w:left="936" w:header="720" w:footer="720" w:gutter="0"/>
+      <w:pgSz w:w="11952" w:h="16848"/>
+      <w:pgMar w:top="792" w:right="864" w:bottom="792" w:left="864" w:header="720" w:footer="720" w:gutter="0"/>
       <w:cols w:space="720"/>
       <w:docGrid w:linePitch="360"/>
     </w:sectPr>
@@ -532,32 +486,22 @@
     <w:pPr>
       <w:pStyle w:val="Footer"/>
     </w:pPr>
+  </w:p>
+  <w:p>
+    <w:pPr>
+      <w:spacing w:after="140" w:line="269" w:lineRule="auto"/>
+    </w:pPr>
     <w:r>
       <w:rPr>
-        <w:color w:val="1A1719"/>
+        <w:rFonts w:ascii="Arial" w:hAnsi="Arial"/>
+        <w:b w:val="0"/>
+        <w:color w:val="17212B"/>
         <w:sz w:val="16"/>
       </w:rPr>
-      <w:t>DAZZLER  /  FICTIONAL EXAMPLE  /  PROFESSIONAL</w:t>
+      <w:t>Fictional Worked Example / Release Gate Map / 01</w:t>
     </w:r>
   </w:p>
 </w:ftr>
-</file>
-
-<file path=word/header1.xml><?xml version="1.0" encoding="utf-8"?>
-<w:hdr xmlns:m="http://schemas.openxmlformats.org/officeDocument/2006/math" xmlns:mc="http://schemas.openxmlformats.org/markup-compatibility/2006" xmlns:mo="http://schemas.microsoft.com/office/mac/office/2008/main" xmlns:mv="urn:schemas-microsoft-com:mac:vml" xmlns:o="urn:schemas-microsoft-com:office:office" xmlns:r="http://schemas.openxmlformats.org/officeDocument/2006/relationships" xmlns:v="urn:schemas-microsoft-com:vml" xmlns:w10="urn:schemas-microsoft-com:office:word" xmlns:w14="http://schemas.microsoft.com/office/word/2010/wordml" xmlns:w="http://schemas.openxmlformats.org/wordprocessingml/2006/main" xmlns:wne="http://schemas.microsoft.com/office/word/2006/wordml" xmlns:wp14="http://schemas.microsoft.com/office/word/2010/wordprocessingDrawing" xmlns:wp="http://schemas.openxmlformats.org/drawingml/2006/wordprocessingDrawing" xmlns:wpc="http://schemas.microsoft.com/office/word/2010/wordprocessingCanvas" xmlns:wpg="http://schemas.microsoft.com/office/word/2010/wordprocessingGroup" xmlns:wpi="http://schemas.microsoft.com/office/word/2010/wordprocessingInk" xmlns:wps="http://schemas.microsoft.com/office/word/2010/wordprocessingShape" mc:Ignorable="w14 wp14">
-  <w:p>
-    <w:pPr>
-      <w:pStyle w:val="Header"/>
-    </w:pPr>
-    <w:r>
-      <w:pict>
-        <v:rect id="DazzlerPageSurface" style="position:absolute;margin-left:0;margin-top:0;width:612.0pt;height:792.0pt;z-index:-251654144;mso-position-horizontal-relative:page;mso-position-vertical-relative:page" fillcolor="#FFFFFF" stroked="f">
-          <v:fill color="#FFFFFF"/>
-        </v:rect>
-      </w:pict>
-    </w:r>
-  </w:p>
-</w:hdr>
 </file>
 
 <file path=word/numbering.xml><?xml version="1.0" encoding="utf-8"?>
@@ -923,12 +867,9 @@
     <w:name w:val="Normal"/>
     <w:qFormat/>
     <w:rsid w:val="00FC693F"/>
-    <w:pPr>
-      <w:spacing w:after="160"/>
-    </w:pPr>
     <w:rPr>
       <w:rFonts w:ascii="Arial" w:hAnsi="Arial"/>
-      <w:sz w:val="21"/>
+      <w:sz w:val="22"/>
     </w:rPr>
   </w:style>
   <w:style w:type="paragraph" w:styleId="Header">
@@ -945,6 +886,10 @@
       </w:tabs>
       <w:spacing w:after="0" w:line="240" w:lineRule="auto"/>
     </w:pPr>
+    <w:rPr>
+      <w:rFonts w:ascii="Arial" w:hAnsi="Arial"/>
+      <w:sz w:val="22"/>
+    </w:rPr>
   </w:style>
   <w:style w:type="character" w:customStyle="1" w:styleId="HeaderChar">
     <w:name w:val="Header Char"/>
@@ -967,6 +912,10 @@
       </w:tabs>
       <w:spacing w:after="0" w:line="240" w:lineRule="auto"/>
     </w:pPr>
+    <w:rPr>
+      <w:rFonts w:ascii="Arial" w:hAnsi="Arial"/>
+      <w:sz w:val="22"/>
+    </w:rPr>
   </w:style>
   <w:style w:type="character" w:customStyle="1" w:styleId="FooterChar">
     <w:name w:val="Footer Char"/>
@@ -990,11 +939,11 @@
       <w:outlineLvl w:val="0"/>
     </w:pPr>
     <w:rPr>
-      <w:rFonts w:asciiTheme="majorHAnsi" w:eastAsiaTheme="majorEastAsia" w:hAnsiTheme="majorHAnsi" w:cstheme="majorBidi"/>
+      <w:rFonts w:cstheme="majorBidi" w:ascii="Arial" w:hAnsi="Arial"/>
       <w:b/>
       <w:bCs/>
       <w:color w:val="365F91" w:themeColor="accent1" w:themeShade="BF"/>
-      <w:sz w:val="28"/>
+      <w:sz w:val="22"/>
       <w:szCs w:val="28"/>
     </w:rPr>
   </w:style>
@@ -1014,11 +963,11 @@
       <w:outlineLvl w:val="1"/>
     </w:pPr>
     <w:rPr>
-      <w:rFonts w:asciiTheme="majorHAnsi" w:eastAsiaTheme="majorEastAsia" w:hAnsiTheme="majorHAnsi" w:cstheme="majorBidi"/>
+      <w:rFonts w:cstheme="majorBidi" w:ascii="Arial" w:hAnsi="Arial"/>
       <w:b/>
       <w:bCs/>
       <w:color w:val="4F81BD" w:themeColor="accent1"/>
-      <w:sz w:val="26"/>
+      <w:sz w:val="22"/>
       <w:szCs w:val="26"/>
     </w:rPr>
   </w:style>
@@ -1038,10 +987,11 @@
       <w:outlineLvl w:val="2"/>
     </w:pPr>
     <w:rPr>
-      <w:rFonts w:asciiTheme="majorHAnsi" w:eastAsiaTheme="majorEastAsia" w:hAnsiTheme="majorHAnsi" w:cstheme="majorBidi"/>
+      <w:rFonts w:cstheme="majorBidi" w:ascii="Arial" w:hAnsi="Arial"/>
       <w:b/>
       <w:bCs/>
       <w:color w:val="4F81BD" w:themeColor="accent1"/>
+      <w:sz w:val="22"/>
     </w:rPr>
   </w:style>
   <w:style w:type="paragraph" w:styleId="Heading4">
@@ -1061,12 +1011,13 @@
       <w:outlineLvl w:val="3"/>
     </w:pPr>
     <w:rPr>
-      <w:rFonts w:asciiTheme="majorHAnsi" w:eastAsiaTheme="majorEastAsia" w:hAnsiTheme="majorHAnsi" w:cstheme="majorBidi"/>
+      <w:rFonts w:cstheme="majorBidi" w:ascii="Arial" w:hAnsi="Arial"/>
       <w:b/>
       <w:bCs/>
       <w:i/>
       <w:iCs/>
       <w:color w:val="4F81BD" w:themeColor="accent1"/>
+      <w:sz w:val="22"/>
     </w:rPr>
   </w:style>
   <w:style w:type="paragraph" w:styleId="Heading5">
@@ -1086,8 +1037,9 @@
       <w:outlineLvl w:val="4"/>
     </w:pPr>
     <w:rPr>
-      <w:rFonts w:asciiTheme="majorHAnsi" w:eastAsiaTheme="majorEastAsia" w:hAnsiTheme="majorHAnsi" w:cstheme="majorBidi"/>
+      <w:rFonts w:cstheme="majorBidi" w:ascii="Arial" w:hAnsi="Arial"/>
       <w:color w:val="243F60" w:themeColor="accent1" w:themeShade="7F"/>
+      <w:sz w:val="22"/>
     </w:rPr>
   </w:style>
   <w:style w:type="paragraph" w:styleId="Heading6">
@@ -1107,10 +1059,11 @@
       <w:outlineLvl w:val="5"/>
     </w:pPr>
     <w:rPr>
-      <w:rFonts w:asciiTheme="majorHAnsi" w:eastAsiaTheme="majorEastAsia" w:hAnsiTheme="majorHAnsi" w:cstheme="majorBidi"/>
+      <w:rFonts w:cstheme="majorBidi" w:ascii="Arial" w:hAnsi="Arial"/>
       <w:i/>
       <w:iCs/>
       <w:color w:val="243F60" w:themeColor="accent1" w:themeShade="7F"/>
+      <w:sz w:val="22"/>
     </w:rPr>
   </w:style>
   <w:style w:type="paragraph" w:styleId="Heading7">
@@ -1130,10 +1083,11 @@
       <w:outlineLvl w:val="6"/>
     </w:pPr>
     <w:rPr>
-      <w:rFonts w:asciiTheme="majorHAnsi" w:eastAsiaTheme="majorEastAsia" w:hAnsiTheme="majorHAnsi" w:cstheme="majorBidi"/>
+      <w:rFonts w:cstheme="majorBidi" w:ascii="Arial" w:hAnsi="Arial"/>
       <w:i/>
       <w:iCs/>
       <w:color w:val="404040" w:themeColor="text1" w:themeTint="BF"/>
+      <w:sz w:val="22"/>
     </w:rPr>
   </w:style>
   <w:style w:type="paragraph" w:styleId="Heading8">
@@ -1153,9 +1107,9 @@
       <w:outlineLvl w:val="7"/>
     </w:pPr>
     <w:rPr>
-      <w:rFonts w:asciiTheme="majorHAnsi" w:eastAsiaTheme="majorEastAsia" w:hAnsiTheme="majorHAnsi" w:cstheme="majorBidi"/>
+      <w:rFonts w:cstheme="majorBidi" w:ascii="Arial" w:hAnsi="Arial"/>
       <w:color w:val="4F81BD" w:themeColor="accent1"/>
-      <w:sz w:val="20"/>
+      <w:sz w:val="22"/>
       <w:szCs w:val="20"/>
     </w:rPr>
   </w:style>
@@ -1176,11 +1130,11 @@
       <w:outlineLvl w:val="8"/>
     </w:pPr>
     <w:rPr>
-      <w:rFonts w:asciiTheme="majorHAnsi" w:eastAsiaTheme="majorEastAsia" w:hAnsiTheme="majorHAnsi" w:cstheme="majorBidi"/>
+      <w:rFonts w:cstheme="majorBidi" w:ascii="Arial" w:hAnsi="Arial"/>
       <w:i/>
       <w:iCs/>
       <w:color w:val="404040" w:themeColor="text1" w:themeTint="BF"/>
-      <w:sz w:val="20"/>
+      <w:sz w:val="22"/>
       <w:szCs w:val="20"/>
     </w:rPr>
   </w:style>
@@ -1219,6 +1173,10 @@
     <w:pPr>
       <w:spacing w:after="0" w:line="240" w:lineRule="auto"/>
     </w:pPr>
+    <w:rPr>
+      <w:rFonts w:ascii="Arial" w:hAnsi="Arial"/>
+      <w:sz w:val="22"/>
+    </w:rPr>
   </w:style>
   <w:style w:type="character" w:customStyle="1" w:styleId="Heading1Char">
     <w:name w:val="Heading 1 Char"/>
@@ -1276,11 +1234,11 @@
       <w:contextualSpacing/>
     </w:pPr>
     <w:rPr>
-      <w:rFonts w:asciiTheme="majorHAnsi" w:eastAsiaTheme="majorEastAsia" w:hAnsiTheme="majorHAnsi" w:cstheme="majorBidi"/>
+      <w:rFonts w:cstheme="majorBidi" w:ascii="Arial" w:hAnsi="Arial"/>
       <w:color w:val="17365D" w:themeColor="text2" w:themeShade="BF"/>
       <w:spacing w:val="5"/>
       <w:kern w:val="28"/>
-      <w:sz w:val="52"/>
+      <w:sz w:val="22"/>
       <w:szCs w:val="52"/>
     </w:rPr>
   </w:style>
@@ -1313,12 +1271,12 @@
       </w:numPr>
     </w:pPr>
     <w:rPr>
-      <w:rFonts w:asciiTheme="majorHAnsi" w:eastAsiaTheme="majorEastAsia" w:hAnsiTheme="majorHAnsi" w:cstheme="majorBidi"/>
+      <w:rFonts w:cstheme="majorBidi" w:ascii="Arial" w:hAnsi="Arial"/>
       <w:i/>
       <w:iCs/>
       <w:color w:val="4F81BD" w:themeColor="accent1"/>
       <w:spacing w:val="15"/>
-      <w:sz w:val="24"/>
+      <w:sz w:val="22"/>
       <w:szCs w:val="24"/>
     </w:rPr>
   </w:style>
@@ -1348,6 +1306,10 @@
       <w:ind w:left="720"/>
       <w:contextualSpacing/>
     </w:pPr>
+    <w:rPr>
+      <w:rFonts w:ascii="Arial" w:hAnsi="Arial"/>
+      <w:sz w:val="22"/>
+    </w:rPr>
   </w:style>
   <w:style w:type="paragraph" w:styleId="BodyText">
     <w:name w:val="Body Text"/>
@@ -1359,6 +1321,10 @@
     <w:pPr>
       <w:spacing w:after="120"/>
     </w:pPr>
+    <w:rPr>
+      <w:rFonts w:ascii="Arial" w:hAnsi="Arial"/>
+      <w:sz w:val="22"/>
+    </w:rPr>
   </w:style>
   <w:style w:type="character" w:customStyle="1" w:styleId="BodyTextChar">
     <w:name w:val="Body Text Char"/>
@@ -1377,6 +1343,10 @@
     <w:pPr>
       <w:spacing w:after="120" w:line="480" w:lineRule="auto"/>
     </w:pPr>
+    <w:rPr>
+      <w:rFonts w:ascii="Arial" w:hAnsi="Arial"/>
+      <w:sz w:val="22"/>
+    </w:rPr>
   </w:style>
   <w:style w:type="character" w:customStyle="1" w:styleId="BodyText2Char">
     <w:name w:val="Body Text 2 Char"/>
@@ -1396,7 +1366,8 @@
       <w:spacing w:after="120"/>
     </w:pPr>
     <w:rPr>
-      <w:sz w:val="16"/>
+      <w:rFonts w:ascii="Arial" w:hAnsi="Arial"/>
+      <w:sz w:val="22"/>
       <w:szCs w:val="16"/>
     </w:rPr>
   </w:style>
@@ -1421,6 +1392,10 @@
       <w:ind w:left="360" w:hanging="360"/>
       <w:contextualSpacing/>
     </w:pPr>
+    <w:rPr>
+      <w:rFonts w:ascii="Arial" w:hAnsi="Arial"/>
+      <w:sz w:val="22"/>
+    </w:rPr>
   </w:style>
   <w:style w:type="paragraph" w:styleId="List2">
     <w:name w:val="List 2"/>
@@ -1432,6 +1407,10 @@
       <w:ind w:left="720" w:hanging="360"/>
       <w:contextualSpacing/>
     </w:pPr>
+    <w:rPr>
+      <w:rFonts w:ascii="Arial" w:hAnsi="Arial"/>
+      <w:sz w:val="22"/>
+    </w:rPr>
   </w:style>
   <w:style w:type="paragraph" w:styleId="List3">
     <w:name w:val="List 3"/>
@@ -1443,6 +1422,10 @@
       <w:ind w:left="1080" w:hanging="360"/>
       <w:contextualSpacing/>
     </w:pPr>
+    <w:rPr>
+      <w:rFonts w:ascii="Arial" w:hAnsi="Arial"/>
+      <w:sz w:val="22"/>
+    </w:rPr>
   </w:style>
   <w:style w:type="paragraph" w:styleId="ListBullet">
     <w:name w:val="List Bullet"/>
@@ -1456,6 +1439,10 @@
       </w:numPr>
       <w:contextualSpacing/>
     </w:pPr>
+    <w:rPr>
+      <w:rFonts w:ascii="Arial" w:hAnsi="Arial"/>
+      <w:sz w:val="22"/>
+    </w:rPr>
   </w:style>
   <w:style w:type="paragraph" w:styleId="ListBullet2">
     <w:name w:val="List Bullet 2"/>
@@ -1469,6 +1456,10 @@
       </w:numPr>
       <w:contextualSpacing/>
     </w:pPr>
+    <w:rPr>
+      <w:rFonts w:ascii="Arial" w:hAnsi="Arial"/>
+      <w:sz w:val="22"/>
+    </w:rPr>
   </w:style>
   <w:style w:type="paragraph" w:styleId="ListBullet3">
     <w:name w:val="List Bullet 3"/>
@@ -1482,6 +1473,10 @@
       </w:numPr>
       <w:contextualSpacing/>
     </w:pPr>
+    <w:rPr>
+      <w:rFonts w:ascii="Arial" w:hAnsi="Arial"/>
+      <w:sz w:val="22"/>
+    </w:rPr>
   </w:style>
   <w:style w:type="paragraph" w:styleId="ListNumber">
     <w:name w:val="List Number"/>
@@ -1495,6 +1490,10 @@
       </w:numPr>
       <w:contextualSpacing/>
     </w:pPr>
+    <w:rPr>
+      <w:rFonts w:ascii="Arial" w:hAnsi="Arial"/>
+      <w:sz w:val="22"/>
+    </w:rPr>
   </w:style>
   <w:style w:type="paragraph" w:styleId="ListNumber2">
     <w:name w:val="List Number 2"/>
@@ -1508,6 +1507,10 @@
       </w:numPr>
       <w:contextualSpacing/>
     </w:pPr>
+    <w:rPr>
+      <w:rFonts w:ascii="Arial" w:hAnsi="Arial"/>
+      <w:sz w:val="22"/>
+    </w:rPr>
   </w:style>
   <w:style w:type="paragraph" w:styleId="ListNumber3">
     <w:name w:val="List Number 3"/>
@@ -1521,6 +1524,10 @@
       </w:numPr>
       <w:contextualSpacing/>
     </w:pPr>
+    <w:rPr>
+      <w:rFonts w:ascii="Arial" w:hAnsi="Arial"/>
+      <w:sz w:val="22"/>
+    </w:rPr>
   </w:style>
   <w:style w:type="paragraph" w:styleId="ListContinue">
     <w:name w:val="List Continue"/>
@@ -1533,6 +1540,10 @@
       <w:ind w:left="360"/>
       <w:contextualSpacing/>
     </w:pPr>
+    <w:rPr>
+      <w:rFonts w:ascii="Arial" w:hAnsi="Arial"/>
+      <w:sz w:val="22"/>
+    </w:rPr>
   </w:style>
   <w:style w:type="paragraph" w:styleId="ListContinue2">
     <w:name w:val="List Continue 2"/>
@@ -1545,6 +1556,10 @@
       <w:ind w:left="720"/>
       <w:contextualSpacing/>
     </w:pPr>
+    <w:rPr>
+      <w:rFonts w:ascii="Arial" w:hAnsi="Arial"/>
+      <w:sz w:val="22"/>
+    </w:rPr>
   </w:style>
   <w:style w:type="paragraph" w:styleId="ListContinue3">
     <w:name w:val="List Continue 3"/>
@@ -1557,6 +1572,10 @@
       <w:ind w:left="1080"/>
       <w:contextualSpacing/>
     </w:pPr>
+    <w:rPr>
+      <w:rFonts w:ascii="Arial" w:hAnsi="Arial"/>
+      <w:sz w:val="22"/>
+    </w:rPr>
   </w:style>
   <w:style w:type="paragraph" w:styleId="MacroText">
     <w:name w:val="macro"/>
@@ -1576,8 +1595,8 @@
       </w:tabs>
     </w:pPr>
     <w:rPr>
-      <w:rFonts w:ascii="Courier" w:hAnsi="Courier"/>
-      <w:sz w:val="20"/>
+      <w:rFonts w:ascii="Arial" w:hAnsi="Arial"/>
+      <w:sz w:val="22"/>
       <w:szCs w:val="20"/>
     </w:rPr>
   </w:style>
@@ -1602,9 +1621,11 @@
     <w:qFormat/>
     <w:rsid w:val="00FC693F"/>
     <w:rPr>
+      <w:rFonts w:ascii="Arial" w:hAnsi="Arial"/>
       <w:i/>
       <w:iCs/>
       <w:color w:val="000000" w:themeColor="text1"/>
+      <w:sz w:val="22"/>
     </w:rPr>
   </w:style>
   <w:style w:type="character" w:customStyle="1" w:styleId="QuoteChar">
@@ -1718,10 +1739,11 @@
       <w:spacing w:line="240" w:lineRule="auto"/>
     </w:pPr>
     <w:rPr>
+      <w:rFonts w:ascii="Arial" w:hAnsi="Arial"/>
       <w:b/>
       <w:bCs/>
       <w:color w:val="4F81BD" w:themeColor="accent1"/>
-      <w:sz w:val="18"/>
+      <w:sz w:val="22"/>
       <w:szCs w:val="18"/>
     </w:rPr>
   </w:style>
@@ -1760,11 +1782,13 @@
       <w:ind w:left="936" w:right="936"/>
     </w:pPr>
     <w:rPr>
+      <w:rFonts w:ascii="Arial" w:hAnsi="Arial"/>
       <w:b/>
       <w:bCs/>
       <w:i/>
       <w:iCs/>
       <w:color w:val="4F81BD" w:themeColor="accent1"/>
+      <w:sz w:val="22"/>
     </w:rPr>
   </w:style>
   <w:style w:type="character" w:customStyle="1" w:styleId="IntenseQuoteChar">
@@ -1859,6 +1883,10 @@
     <w:pPr>
       <w:outlineLvl w:val="9"/>
     </w:pPr>
+    <w:rPr>
+      <w:rFonts w:ascii="Arial" w:hAnsi="Arial"/>
+      <w:sz w:val="22"/>
+    </w:rPr>
   </w:style>
   <w:style w:type="table" w:styleId="TableGrid">
     <w:name w:val="Table Grid"/>

--- a/docs/templates/docx/professional.docx
+++ b/docs/templates/docx/professional.docx
@@ -4,42 +4,42 @@
   <w:body>
     <w:p>
       <w:pPr>
-        <w:spacing w:after="140" w:line="269" w:lineRule="auto"/>
+        <w:spacing w:after="140" w:line="259" w:lineRule="auto"/>
       </w:pPr>
       <w:r>
         <w:rPr>
-          <w:rFonts w:ascii="Arial" w:hAnsi="Arial"/>
+          <w:rFonts w:ascii="Consolas" w:hAnsi="Consolas"/>
           <w:b/>
-          <w:color w:val="004EC4"/>
+          <w:color w:val="A52620"/>
           <w:sz w:val="18"/>
         </w:rPr>
-        <w:t>NORTHLINE / OPERATING REVIEW / RELEASE GATE MAP</w:t>
+        <w:t>NORTHLINE / OPERATING REVIEW</w:t>
       </w:r>
     </w:p>
     <w:p>
       <w:pPr>
         <w:pStyle w:val="Title"/>
-        <w:spacing w:after="140" w:line="269" w:lineRule="auto"/>
+        <w:spacing w:after="140" w:line="259" w:lineRule="auto"/>
       </w:pPr>
       <w:r>
         <w:rPr>
-          <w:rFonts w:ascii="Arial" w:hAnsi="Arial"/>
+          <w:rFonts w:ascii="Consolas" w:hAnsi="Consolas"/>
           <w:b/>
-          <w:color w:val="000000"/>
-          <w:sz w:val="64"/>
+          <w:color w:val="17212B"/>
+          <w:sz w:val="60"/>
         </w:rPr>
         <w:t>Harbor Exchange Launch Decision</w:t>
       </w:r>
     </w:p>
     <w:p>
       <w:pPr>
-        <w:spacing w:after="140" w:line="269" w:lineRule="auto"/>
+        <w:spacing w:after="140" w:line="259" w:lineRule="auto"/>
       </w:pPr>
       <w:r>
         <w:rPr>
-          <w:rFonts w:ascii="Arial" w:hAnsi="Arial"/>
+          <w:rFonts w:ascii="Consolas" w:hAnsi="Consolas"/>
           <w:b/>
-          <w:color w:val="004EC4"/>
+          <w:color w:val="A52620"/>
           <w:sz w:val="24"/>
         </w:rPr>
         <w:t>Release the exchange in two stages. Keep the settlement hold until reconciliation is complete.</w:t>
@@ -48,30 +48,127 @@
     <w:tbl>
       <w:tblPr>
         <w:tblW w:type="auto" w:w="0"/>
+        <w:tblLayout w:type="fixed"/>
         <w:tblLook w:firstColumn="1" w:firstRow="1" w:lastColumn="0" w:lastRow="0" w:noHBand="0" w:noVBand="1" w:val="04A0"/>
       </w:tblPr>
       <w:tblGrid>
-        <w:gridCol w:w="10224"/>
+        <w:gridCol w:w="6480"/>
+        <w:gridCol w:w="3600"/>
       </w:tblGrid>
       <w:tr>
         <w:tc>
           <w:tcPr>
-            <w:tcW w:type="dxa" w:w="10224"/>
-            <w:shd w:fill="004EC4"/>
+            <w:tcW w:type="dxa" w:w="6480"/>
           </w:tcPr>
           <w:p/>
           <w:p>
             <w:pPr>
-              <w:spacing w:after="140" w:line="269" w:lineRule="auto"/>
+              <w:pStyle w:val="Heading1"/>
+              <w:spacing w:after="140" w:line="259" w:lineRule="auto"/>
             </w:pPr>
             <w:r>
               <w:rPr>
-                <w:rFonts w:ascii="Arial" w:hAnsi="Arial"/>
+                <w:rFonts w:ascii="Consolas" w:hAnsi="Consolas"/>
                 <w:b/>
-                <w:color w:val="FFFFFF"/>
-                <w:sz w:val="38"/>
+                <w:color w:val="A52620"/>
+                <w:sz w:val="28"/>
               </w:rPr>
-              <w:t>LIMITED RELEASE  /  SETTLEMENT ON HOLD</w:t>
+              <w:t>Approve the Limited Release</w:t>
+            </w:r>
+          </w:p>
+          <w:p>
+            <w:pPr>
+              <w:spacing w:after="140" w:line="259" w:lineRule="auto"/>
+              <w:ind w:right="390"/>
+            </w:pPr>
+            <w:r>
+              <w:rPr>
+                <w:rFonts w:ascii="Consolas" w:hAnsi="Consolas"/>
+                <w:b w:val="0"/>
+                <w:color w:val="17212B"/>
+                <w:sz w:val="21"/>
+              </w:rPr>
+              <w:t>Open account setup and order tracking on 14 July. Keep settlement disabled until the exception queue is empty and Finance signs the control record.</w:t>
+            </w:r>
+          </w:p>
+          <w:p>
+            <w:pPr>
+              <w:pStyle w:val="Heading1"/>
+              <w:spacing w:after="140" w:line="259" w:lineRule="auto"/>
+            </w:pPr>
+            <w:r>
+              <w:rPr>
+                <w:rFonts w:ascii="Consolas" w:hAnsi="Consolas"/>
+                <w:b/>
+                <w:color w:val="A52620"/>
+                <w:sz w:val="28"/>
+              </w:rPr>
+              <w:t>What Changed</w:t>
+            </w:r>
+          </w:p>
+          <w:p>
+            <w:pPr>
+              <w:spacing w:after="140" w:line="259" w:lineRule="auto"/>
+              <w:ind w:right="390"/>
+            </w:pPr>
+            <w:r>
+              <w:rPr>
+                <w:rFonts w:ascii="Consolas" w:hAnsi="Consolas"/>
+                <w:b w:val="0"/>
+                <w:color w:val="17212B"/>
+                <w:sz w:val="21"/>
+              </w:rPr>
+              <w:t>A single owner now resolves each exception. The support team has a tested escalation route, and the release can be rolled back without losing the review history.</w:t>
+            </w:r>
+          </w:p>
+        </w:tc>
+        <w:tc>
+          <w:tcPr>
+            <w:tcW w:type="dxa" w:w="3600"/>
+            <w:shd w:fill="FFE7DA"/>
+          </w:tcPr>
+          <w:p/>
+          <w:p>
+            <w:pPr>
+              <w:spacing w:after="140" w:line="259" w:lineRule="auto"/>
+            </w:pPr>
+            <w:r>
+              <w:rPr>
+                <w:rFonts w:ascii="Consolas" w:hAnsi="Consolas"/>
+                <w:b/>
+                <w:color w:val="A52620"/>
+                <w:sz w:val="58"/>
+              </w:rPr>
+              <w:t>92%</w:t>
+            </w:r>
+          </w:p>
+          <w:p>
+            <w:pPr>
+              <w:spacing w:after="140" w:line="259" w:lineRule="auto"/>
+            </w:pPr>
+            <w:r>
+              <w:rPr>
+                <w:rFonts w:ascii="Consolas" w:hAnsi="Consolas"/>
+                <w:b w:val="0"/>
+                <w:color w:val="17212B"/>
+                <w:sz w:val="20"/>
+              </w:rPr>
+              <w:t>of pilot transactions reconciled</w:t>
+            </w:r>
+          </w:p>
+          <w:p>
+            <w:pPr>
+              <w:spacing w:after="140" w:line="259" w:lineRule="auto"/>
+              <w:ind w:right="0"/>
+            </w:pPr>
+            <w:r>
+              <w:rPr>
+                <w:rFonts w:ascii="Consolas" w:hAnsi="Consolas"/>
+                <w:b w:val="0"/>
+                <w:color w:val="17212B"/>
+                <w:sz w:val="20"/>
+              </w:rPr>
+              <w:t>The six-week pilot processed 1,250 synthetic transactions. Reconciliation matched 1,150; the remaining 100 need manual review before settlement can be enabled.</w:t>
             </w:r>
           </w:p>
         </w:tc>
@@ -79,16 +176,32 @@
     </w:tbl>
     <w:p>
       <w:pPr>
-        <w:spacing w:after="140" w:line="269" w:lineRule="auto"/>
+        <w:pStyle w:val="Heading1"/>
+        <w:spacing w:after="140" w:line="259" w:lineRule="auto"/>
       </w:pPr>
       <w:r>
         <w:rPr>
-          <w:rFonts w:ascii="Arial" w:hAnsi="Arial"/>
+          <w:rFonts w:ascii="Consolas" w:hAnsi="Consolas"/>
+          <w:b/>
+          <w:color w:val="A52620"/>
+          <w:sz w:val="28"/>
+        </w:rPr>
+        <w:t>Decision Owners</w:t>
+      </w:r>
+    </w:p>
+    <w:p>
+      <w:pPr>
+        <w:spacing w:after="140" w:line="259" w:lineRule="auto"/>
+        <w:ind w:right="4278"/>
+      </w:pPr>
+      <w:r>
+        <w:rPr>
+          <w:rFonts w:ascii="Consolas" w:hAnsi="Consolas"/>
           <w:b w:val="0"/>
           <w:color w:val="17212B"/>
-          <w:sz w:val="24"/>
+          <w:sz w:val="21"/>
         </w:rPr>
-        <w:t>The six-week pilot processed 1,250 synthetic transactions. Reconciliation matched 1,150; the remaining 100 need manual review before settlement can be enabled.</w:t>
+        <w:t>Mara Chen owns reconciliation; Omar Diaz owns rollback readiness. Both report to the release lead at 09:00 on launch day.</w:t>
       </w:r>
     </w:p>
     <w:tbl>
@@ -97,29 +210,31 @@
         <w:tblLook w:firstColumn="1" w:firstRow="1" w:lastColumn="0" w:lastRow="0" w:noHBand="0" w:noVBand="1" w:val="04A0"/>
       </w:tblPr>
       <w:tblGrid>
-        <w:gridCol w:w="3408"/>
-        <w:gridCol w:w="3408"/>
-        <w:gridCol w:w="3408"/>
+        <w:gridCol w:w="3456"/>
+        <w:gridCol w:w="3456"/>
+        <w:gridCol w:w="3456"/>
       </w:tblGrid>
       <w:tr>
         <w:trPr>
           <w:tblHeader/>
+          <w:cantSplit/>
         </w:trPr>
         <w:tc>
           <w:tcPr>
-            <w:tcW w:type="dxa" w:w="3408"/>
-            <w:shd w:fill="004EC4"/>
+            <w:tcW w:type="dxa" w:w="3456"/>
+            <w:shd w:fill="A52620"/>
           </w:tcPr>
+          <w:p/>
           <w:p>
             <w:pPr>
-              <w:spacing w:after="160" w:before="100"/>
+              <w:spacing w:after="140" w:line="259" w:lineRule="auto"/>
             </w:pPr>
             <w:r>
               <w:rPr>
-                <w:rFonts w:ascii="Arial" w:hAnsi="Arial"/>
+                <w:rFonts w:ascii="Consolas" w:hAnsi="Consolas"/>
                 <w:b/>
                 <w:color w:val="FFFFFF"/>
-                <w:sz w:val="20"/>
+                <w:sz w:val="18"/>
               </w:rPr>
               <w:t>Gate</w:t>
             </w:r>
@@ -127,19 +242,20 @@
         </w:tc>
         <w:tc>
           <w:tcPr>
-            <w:tcW w:type="dxa" w:w="3408"/>
-            <w:shd w:fill="004EC4"/>
+            <w:tcW w:type="dxa" w:w="3456"/>
+            <w:shd w:fill="A52620"/>
           </w:tcPr>
+          <w:p/>
           <w:p>
             <w:pPr>
-              <w:spacing w:after="160" w:before="100"/>
+              <w:spacing w:after="140" w:line="259" w:lineRule="auto"/>
             </w:pPr>
             <w:r>
               <w:rPr>
-                <w:rFonts w:ascii="Arial" w:hAnsi="Arial"/>
+                <w:rFonts w:ascii="Consolas" w:hAnsi="Consolas"/>
                 <w:b/>
                 <w:color w:val="FFFFFF"/>
-                <w:sz w:val="20"/>
+                <w:sz w:val="18"/>
               </w:rPr>
               <w:t>Evidence</w:t>
             </w:r>
@@ -147,19 +263,20 @@
         </w:tc>
         <w:tc>
           <w:tcPr>
-            <w:tcW w:type="dxa" w:w="3408"/>
-            <w:shd w:fill="004EC4"/>
+            <w:tcW w:type="dxa" w:w="3456"/>
+            <w:shd w:fill="A52620"/>
           </w:tcPr>
+          <w:p/>
           <w:p>
             <w:pPr>
-              <w:spacing w:after="160" w:before="100"/>
+              <w:spacing w:after="140" w:line="259" w:lineRule="auto"/>
             </w:pPr>
             <w:r>
               <w:rPr>
-                <w:rFonts w:ascii="Arial" w:hAnsi="Arial"/>
+                <w:rFonts w:ascii="Consolas" w:hAnsi="Consolas"/>
                 <w:b/>
                 <w:color w:val="FFFFFF"/>
-                <w:sz w:val="20"/>
+                <w:sz w:val="18"/>
               </w:rPr>
               <w:t>State</w:t>
             </w:r>
@@ -167,21 +284,25 @@
         </w:tc>
       </w:tr>
       <w:tr>
+        <w:trPr>
+          <w:cantSplit/>
+        </w:trPr>
         <w:tc>
           <w:tcPr>
-            <w:tcW w:type="dxa" w:w="3408"/>
+            <w:tcW w:type="dxa" w:w="3456"/>
             <w:shd w:fill="FFFFFF"/>
           </w:tcPr>
+          <w:p/>
           <w:p>
             <w:pPr>
-              <w:spacing w:after="160" w:before="100"/>
+              <w:spacing w:after="140" w:line="259" w:lineRule="auto"/>
             </w:pPr>
             <w:r>
               <w:rPr>
-                <w:rFonts w:ascii="Arial" w:hAnsi="Arial"/>
+                <w:rFonts w:ascii="Consolas" w:hAnsi="Consolas"/>
                 <w:b w:val="0"/>
                 <w:color w:val="17212B"/>
-                <w:sz w:val="20"/>
+                <w:sz w:val="18"/>
               </w:rPr>
               <w:t>Account setup</w:t>
             </w:r>
@@ -189,19 +310,20 @@
         </w:tc>
         <w:tc>
           <w:tcPr>
-            <w:tcW w:type="dxa" w:w="3408"/>
+            <w:tcW w:type="dxa" w:w="3456"/>
             <w:shd w:fill="FFFFFF"/>
           </w:tcPr>
+          <w:p/>
           <w:p>
             <w:pPr>
-              <w:spacing w:after="160" w:before="100"/>
+              <w:spacing w:after="140" w:line="259" w:lineRule="auto"/>
             </w:pPr>
             <w:r>
               <w:rPr>
-                <w:rFonts w:ascii="Arial" w:hAnsi="Arial"/>
+                <w:rFonts w:ascii="Consolas" w:hAnsi="Consolas"/>
                 <w:b w:val="0"/>
                 <w:color w:val="17212B"/>
-                <w:sz w:val="20"/>
+                <w:sz w:val="18"/>
               </w:rPr>
               <w:t>240 completed test journeys</w:t>
             </w:r>
@@ -209,19 +331,20 @@
         </w:tc>
         <w:tc>
           <w:tcPr>
-            <w:tcW w:type="dxa" w:w="3408"/>
+            <w:tcW w:type="dxa" w:w="3456"/>
             <w:shd w:fill="FFFFFF"/>
           </w:tcPr>
+          <w:p/>
           <w:p>
             <w:pPr>
-              <w:spacing w:after="160" w:before="100"/>
+              <w:spacing w:after="140" w:line="259" w:lineRule="auto"/>
             </w:pPr>
             <w:r>
               <w:rPr>
-                <w:rFonts w:ascii="Arial" w:hAnsi="Arial"/>
+                <w:rFonts w:ascii="Consolas" w:hAnsi="Consolas"/>
                 <w:b w:val="0"/>
                 <w:color w:val="17212B"/>
-                <w:sz w:val="20"/>
+                <w:sz w:val="18"/>
               </w:rPr>
               <w:t>Ready</w:t>
             </w:r>
@@ -229,21 +352,25 @@
         </w:tc>
       </w:tr>
       <w:tr>
+        <w:trPr>
+          <w:cantSplit/>
+        </w:trPr>
         <w:tc>
           <w:tcPr>
-            <w:tcW w:type="dxa" w:w="3408"/>
+            <w:tcW w:type="dxa" w:w="3456"/>
             <w:shd w:fill="FFFFFF"/>
           </w:tcPr>
+          <w:p/>
           <w:p>
             <w:pPr>
-              <w:spacing w:after="160" w:before="100"/>
+              <w:spacing w:after="140" w:line="259" w:lineRule="auto"/>
             </w:pPr>
             <w:r>
               <w:rPr>
-                <w:rFonts w:ascii="Arial" w:hAnsi="Arial"/>
+                <w:rFonts w:ascii="Consolas" w:hAnsi="Consolas"/>
                 <w:b w:val="0"/>
                 <w:color w:val="17212B"/>
-                <w:sz w:val="20"/>
+                <w:sz w:val="18"/>
               </w:rPr>
               <w:t>Tracking</w:t>
             </w:r>
@@ -251,19 +378,20 @@
         </w:tc>
         <w:tc>
           <w:tcPr>
-            <w:tcW w:type="dxa" w:w="3408"/>
+            <w:tcW w:type="dxa" w:w="3456"/>
             <w:shd w:fill="FFFFFF"/>
           </w:tcPr>
+          <w:p/>
           <w:p>
             <w:pPr>
-              <w:spacing w:after="160" w:before="100"/>
+              <w:spacing w:after="140" w:line="259" w:lineRule="auto"/>
             </w:pPr>
             <w:r>
               <w:rPr>
-                <w:rFonts w:ascii="Arial" w:hAnsi="Arial"/>
+                <w:rFonts w:ascii="Consolas" w:hAnsi="Consolas"/>
                 <w:b w:val="0"/>
                 <w:color w:val="17212B"/>
-                <w:sz w:val="20"/>
+                <w:sz w:val="18"/>
               </w:rPr>
               <w:t>98% delivered within 2 seconds</w:t>
             </w:r>
@@ -271,19 +399,20 @@
         </w:tc>
         <w:tc>
           <w:tcPr>
-            <w:tcW w:type="dxa" w:w="3408"/>
+            <w:tcW w:type="dxa" w:w="3456"/>
             <w:shd w:fill="FFFFFF"/>
           </w:tcPr>
+          <w:p/>
           <w:p>
             <w:pPr>
-              <w:spacing w:after="160" w:before="100"/>
+              <w:spacing w:after="140" w:line="259" w:lineRule="auto"/>
             </w:pPr>
             <w:r>
               <w:rPr>
-                <w:rFonts w:ascii="Arial" w:hAnsi="Arial"/>
+                <w:rFonts w:ascii="Consolas" w:hAnsi="Consolas"/>
                 <w:b w:val="0"/>
                 <w:color w:val="17212B"/>
-                <w:sz w:val="20"/>
+                <w:sz w:val="18"/>
               </w:rPr>
               <w:t>Ready</w:t>
             </w:r>
@@ -291,21 +420,25 @@
         </w:tc>
       </w:tr>
       <w:tr>
+        <w:trPr>
+          <w:cantSplit/>
+        </w:trPr>
         <w:tc>
           <w:tcPr>
-            <w:tcW w:type="dxa" w:w="3408"/>
+            <w:tcW w:type="dxa" w:w="3456"/>
             <w:shd w:fill="FFFFFF"/>
           </w:tcPr>
+          <w:p/>
           <w:p>
             <w:pPr>
-              <w:spacing w:after="160" w:before="100"/>
+              <w:spacing w:after="140" w:line="259" w:lineRule="auto"/>
             </w:pPr>
             <w:r>
               <w:rPr>
-                <w:rFonts w:ascii="Arial" w:hAnsi="Arial"/>
+                <w:rFonts w:ascii="Consolas" w:hAnsi="Consolas"/>
                 <w:b w:val="0"/>
                 <w:color w:val="17212B"/>
-                <w:sz w:val="20"/>
+                <w:sz w:val="18"/>
               </w:rPr>
               <w:t>Settlement</w:t>
             </w:r>
@@ -313,19 +446,20 @@
         </w:tc>
         <w:tc>
           <w:tcPr>
-            <w:tcW w:type="dxa" w:w="3408"/>
+            <w:tcW w:type="dxa" w:w="3456"/>
             <w:shd w:fill="FFFFFF"/>
           </w:tcPr>
+          <w:p/>
           <w:p>
             <w:pPr>
-              <w:spacing w:after="160" w:before="100"/>
+              <w:spacing w:after="140" w:line="259" w:lineRule="auto"/>
             </w:pPr>
             <w:r>
               <w:rPr>
-                <w:rFonts w:ascii="Arial" w:hAnsi="Arial"/>
+                <w:rFonts w:ascii="Consolas" w:hAnsi="Consolas"/>
                 <w:b w:val="0"/>
                 <w:color w:val="17212B"/>
-                <w:sz w:val="20"/>
+                <w:sz w:val="18"/>
               </w:rPr>
               <w:t>100 unmatched records</w:t>
             </w:r>
@@ -333,19 +467,20 @@
         </w:tc>
         <w:tc>
           <w:tcPr>
-            <w:tcW w:type="dxa" w:w="3408"/>
+            <w:tcW w:type="dxa" w:w="3456"/>
             <w:shd w:fill="FFFFFF"/>
           </w:tcPr>
+          <w:p/>
           <w:p>
             <w:pPr>
-              <w:spacing w:after="160" w:before="100"/>
+              <w:spacing w:after="140" w:line="259" w:lineRule="auto"/>
             </w:pPr>
             <w:r>
               <w:rPr>
-                <w:rFonts w:ascii="Arial" w:hAnsi="Arial"/>
+                <w:rFonts w:ascii="Consolas" w:hAnsi="Consolas"/>
                 <w:b w:val="0"/>
                 <w:color w:val="17212B"/>
-                <w:sz w:val="20"/>
+                <w:sz w:val="18"/>
               </w:rPr>
               <w:t>Hold</w:t>
             </w:r>
@@ -355,124 +490,23 @@
     </w:tbl>
     <w:p>
       <w:pPr>
-        <w:pStyle w:val="Heading1"/>
-        <w:spacing w:after="140" w:line="269" w:lineRule="auto"/>
+        <w:spacing w:after="140" w:line="259" w:lineRule="auto"/>
       </w:pPr>
       <w:r>
         <w:rPr>
-          <w:rFonts w:ascii="Arial" w:hAnsi="Arial"/>
+          <w:rFonts w:ascii="Consolas" w:hAnsi="Consolas"/>
           <w:b/>
-          <w:color w:val="004EC4"/>
-          <w:sz w:val="36"/>
-        </w:rPr>
-        <w:t>92% Reconciled Is Not Full Release Readiness</w:t>
-      </w:r>
-    </w:p>
-    <w:p>
-      <w:pPr>
-        <w:pStyle w:val="Heading1"/>
-        <w:spacing w:after="140" w:line="269" w:lineRule="auto"/>
-      </w:pPr>
-      <w:r>
-        <w:rPr>
-          <w:rFonts w:ascii="Arial" w:hAnsi="Arial"/>
-          <w:b/>
-          <w:color w:val="004EC4"/>
-          <w:sz w:val="30"/>
-        </w:rPr>
-        <w:t>Approve the Limited Release</w:t>
-      </w:r>
-    </w:p>
-    <w:p>
-      <w:pPr>
-        <w:spacing w:after="140" w:line="269" w:lineRule="auto"/>
-      </w:pPr>
-      <w:r>
-        <w:rPr>
-          <w:rFonts w:ascii="Arial" w:hAnsi="Arial"/>
-          <w:b w:val="0"/>
-          <w:color w:val="17212B"/>
-          <w:sz w:val="22"/>
-        </w:rPr>
-        <w:t>Open account setup and order tracking on 14 July. Keep settlement disabled until the exception queue is empty and Finance signs the control record.</w:t>
-      </w:r>
-    </w:p>
-    <w:p>
-      <w:pPr>
-        <w:pStyle w:val="Heading1"/>
-        <w:spacing w:after="140" w:line="269" w:lineRule="auto"/>
-      </w:pPr>
-      <w:r>
-        <w:rPr>
-          <w:rFonts w:ascii="Arial" w:hAnsi="Arial"/>
-          <w:b/>
-          <w:color w:val="004EC4"/>
-          <w:sz w:val="30"/>
-        </w:rPr>
-        <w:t>What Changed</w:t>
-      </w:r>
-    </w:p>
-    <w:p>
-      <w:pPr>
-        <w:spacing w:after="140" w:line="269" w:lineRule="auto"/>
-      </w:pPr>
-      <w:r>
-        <w:rPr>
-          <w:rFonts w:ascii="Arial" w:hAnsi="Arial"/>
-          <w:b w:val="0"/>
-          <w:color w:val="17212B"/>
-          <w:sz w:val="22"/>
-        </w:rPr>
-        <w:t>A single owner now resolves each exception. The support team has a tested escalation route, and the release can be rolled back without losing the review history.</w:t>
-      </w:r>
-    </w:p>
-    <w:p>
-      <w:pPr>
-        <w:pStyle w:val="Heading1"/>
-        <w:spacing w:after="140" w:line="269" w:lineRule="auto"/>
-      </w:pPr>
-      <w:r>
-        <w:rPr>
-          <w:rFonts w:ascii="Arial" w:hAnsi="Arial"/>
-          <w:b/>
-          <w:color w:val="004EC4"/>
-          <w:sz w:val="30"/>
-        </w:rPr>
-        <w:t>Decision Owners</w:t>
-      </w:r>
-    </w:p>
-    <w:p>
-      <w:pPr>
-        <w:spacing w:after="140" w:line="269" w:lineRule="auto"/>
-      </w:pPr>
-      <w:r>
-        <w:rPr>
-          <w:rFonts w:ascii="Arial" w:hAnsi="Arial"/>
-          <w:b w:val="0"/>
-          <w:color w:val="17212B"/>
-          <w:sz w:val="22"/>
-        </w:rPr>
-        <w:t>Mara Chen owns reconciliation; Omar Diaz owns rollback readiness. Both report to the release lead at 09:00 on launch day.</w:t>
-      </w:r>
-    </w:p>
-    <w:p>
-      <w:pPr>
-        <w:spacing w:after="140" w:line="269" w:lineRule="auto"/>
-      </w:pPr>
-      <w:r>
-        <w:rPr>
-          <w:rFonts w:ascii="Arial" w:hAnsi="Arial"/>
-          <w:b/>
-          <w:color w:val="004EC4"/>
-          <w:sz w:val="20"/>
+          <w:color w:val="A52620"/>
+          <w:sz w:val="18"/>
         </w:rPr>
         <w:t>Decision due 10 July · Approve the limited scope, not settlement.</w:t>
       </w:r>
     </w:p>
     <w:sectPr>
       <w:footerReference w:type="default" r:id="rId9"/>
+      <w:headerReference w:type="default" r:id="rId10"/>
       <w:pgSz w:w="11952" w:h="16848"/>
-      <w:pgMar w:top="792" w:right="864" w:bottom="792" w:left="864" w:header="720" w:footer="720" w:gutter="0"/>
+      <w:pgMar w:top="691" w:right="792" w:bottom="691" w:left="792" w:header="720" w:footer="720" w:gutter="0"/>
       <w:cols w:space="720"/>
       <w:docGrid w:linePitch="360"/>
     </w:sectPr>
@@ -489,19 +523,36 @@
   </w:p>
   <w:p>
     <w:pPr>
-      <w:spacing w:after="140" w:line="269" w:lineRule="auto"/>
+      <w:spacing w:after="140" w:line="259" w:lineRule="auto"/>
     </w:pPr>
     <w:r>
       <w:rPr>
-        <w:rFonts w:ascii="Arial" w:hAnsi="Arial"/>
+        <w:rFonts w:ascii="Consolas" w:hAnsi="Consolas"/>
         <w:b w:val="0"/>
         <w:color w:val="17212B"/>
         <w:sz w:val="16"/>
       </w:rPr>
-      <w:t>Fictional Worked Example / Release Gate Map / 01</w:t>
+      <w:t>Fictional Dazzler example / Apache-2.0 / Editable text and tables</w:t>
     </w:r>
   </w:p>
 </w:ftr>
+</file>
+
+<file path=word/header1.xml><?xml version="1.0" encoding="utf-8"?>
+<w:hdr xmlns:m="http://schemas.openxmlformats.org/officeDocument/2006/math" xmlns:mc="http://schemas.openxmlformats.org/markup-compatibility/2006" xmlns:mo="http://schemas.microsoft.com/office/mac/office/2008/main" xmlns:mv="urn:schemas-microsoft-com:mac:vml" xmlns:o="urn:schemas-microsoft-com:office:office" xmlns:r="http://schemas.openxmlformats.org/officeDocument/2006/relationships" xmlns:v="urn:schemas-microsoft-com:vml" xmlns:w10="urn:schemas-microsoft-com:office:word" xmlns:w14="http://schemas.microsoft.com/office/word/2010/wordml" xmlns:w="http://schemas.openxmlformats.org/wordprocessingml/2006/main" xmlns:wne="http://schemas.microsoft.com/office/word/2006/wordml" xmlns:wp14="http://schemas.microsoft.com/office/word/2010/wordprocessingDrawing" xmlns:wp="http://schemas.openxmlformats.org/drawingml/2006/wordprocessingDrawing" xmlns:wpc="http://schemas.microsoft.com/office/word/2010/wordprocessingCanvas" xmlns:wpg="http://schemas.microsoft.com/office/word/2010/wordprocessingGroup" xmlns:wpi="http://schemas.microsoft.com/office/word/2010/wordprocessingInk" xmlns:wps="http://schemas.microsoft.com/office/word/2010/wordprocessingShape" mc:Ignorable="w14 wp14">
+  <w:p>
+    <w:pPr>
+      <w:pStyle w:val="Header"/>
+    </w:pPr>
+    <w:r>
+      <w:pict>
+        <v:rect id="DazzlerPageSurface" style="position:absolute;margin-left:0;margin-top:0;width:597.6pt;height:842.4pt;z-index:-251654144;mso-position-horizontal-relative:page;mso-position-vertical-relative:page" fillcolor="#FFFFFF" stroked="f">
+          <v:fill color="#FFFFFF"/>
+        </v:rect>
+      </w:pict>
+    </w:r>
+  </w:p>
+</w:hdr>
 </file>
 
 <file path=word/numbering.xml><?xml version="1.0" encoding="utf-8"?>
@@ -867,9 +918,13 @@
     <w:name w:val="Normal"/>
     <w:qFormat/>
     <w:rsid w:val="00FC693F"/>
+    <w:pPr>
+      <w:spacing w:after="120"/>
+    </w:pPr>
     <w:rPr>
-      <w:rFonts w:ascii="Arial" w:hAnsi="Arial"/>
-      <w:sz w:val="22"/>
+      <w:rFonts w:ascii="Consolas" w:hAnsi="Consolas"/>
+      <w:color w:val="17212B"/>
+      <w:sz w:val="21"/>
     </w:rPr>
   </w:style>
   <w:style w:type="paragraph" w:styleId="Header">
@@ -886,10 +941,6 @@
       </w:tabs>
       <w:spacing w:after="0" w:line="240" w:lineRule="auto"/>
     </w:pPr>
-    <w:rPr>
-      <w:rFonts w:ascii="Arial" w:hAnsi="Arial"/>
-      <w:sz w:val="22"/>
-    </w:rPr>
   </w:style>
   <w:style w:type="character" w:customStyle="1" w:styleId="HeaderChar">
     <w:name w:val="Header Char"/>
@@ -912,10 +963,6 @@
       </w:tabs>
       <w:spacing w:after="0" w:line="240" w:lineRule="auto"/>
     </w:pPr>
-    <w:rPr>
-      <w:rFonts w:ascii="Arial" w:hAnsi="Arial"/>
-      <w:sz w:val="22"/>
-    </w:rPr>
   </w:style>
   <w:style w:type="character" w:customStyle="1" w:styleId="FooterChar">
     <w:name w:val="Footer Char"/>
@@ -935,15 +982,15 @@
     <w:pPr>
       <w:keepNext/>
       <w:keepLines/>
-      <w:spacing w:before="480" w:after="0"/>
+      <w:spacing w:before="480" w:after="120"/>
       <w:outlineLvl w:val="0"/>
     </w:pPr>
     <w:rPr>
-      <w:rFonts w:cstheme="majorBidi" w:ascii="Arial" w:hAnsi="Arial"/>
+      <w:rFonts w:asciiTheme="majorHAnsi" w:eastAsiaTheme="majorEastAsia" w:hAnsiTheme="majorHAnsi" w:cstheme="majorBidi" w:ascii="Consolas" w:hAnsi="Consolas"/>
       <w:b/>
       <w:bCs/>
-      <w:color w:val="365F91" w:themeColor="accent1" w:themeShade="BF"/>
-      <w:sz w:val="22"/>
+      <w:color w:val="17212B"/>
+      <w:sz w:val="21"/>
       <w:szCs w:val="28"/>
     </w:rPr>
   </w:style>
@@ -959,15 +1006,15 @@
     <w:pPr>
       <w:keepNext/>
       <w:keepLines/>
-      <w:spacing w:before="200" w:after="0"/>
+      <w:spacing w:before="200" w:after="120"/>
       <w:outlineLvl w:val="1"/>
     </w:pPr>
     <w:rPr>
-      <w:rFonts w:cstheme="majorBidi" w:ascii="Arial" w:hAnsi="Arial"/>
+      <w:rFonts w:asciiTheme="majorHAnsi" w:eastAsiaTheme="majorEastAsia" w:hAnsiTheme="majorHAnsi" w:cstheme="majorBidi" w:ascii="Consolas" w:hAnsi="Consolas"/>
       <w:b/>
       <w:bCs/>
-      <w:color w:val="4F81BD" w:themeColor="accent1"/>
-      <w:sz w:val="22"/>
+      <w:color w:val="17212B"/>
+      <w:sz w:val="21"/>
       <w:szCs w:val="26"/>
     </w:rPr>
   </w:style>
@@ -987,11 +1034,10 @@
       <w:outlineLvl w:val="2"/>
     </w:pPr>
     <w:rPr>
-      <w:rFonts w:cstheme="majorBidi" w:ascii="Arial" w:hAnsi="Arial"/>
+      <w:rFonts w:asciiTheme="majorHAnsi" w:eastAsiaTheme="majorEastAsia" w:hAnsiTheme="majorHAnsi" w:cstheme="majorBidi"/>
       <w:b/>
       <w:bCs/>
       <w:color w:val="4F81BD" w:themeColor="accent1"/>
-      <w:sz w:val="22"/>
     </w:rPr>
   </w:style>
   <w:style w:type="paragraph" w:styleId="Heading4">
@@ -1011,13 +1057,12 @@
       <w:outlineLvl w:val="3"/>
     </w:pPr>
     <w:rPr>
-      <w:rFonts w:cstheme="majorBidi" w:ascii="Arial" w:hAnsi="Arial"/>
+      <w:rFonts w:asciiTheme="majorHAnsi" w:eastAsiaTheme="majorEastAsia" w:hAnsiTheme="majorHAnsi" w:cstheme="majorBidi"/>
       <w:b/>
       <w:bCs/>
       <w:i/>
       <w:iCs/>
       <w:color w:val="4F81BD" w:themeColor="accent1"/>
-      <w:sz w:val="22"/>
     </w:rPr>
   </w:style>
   <w:style w:type="paragraph" w:styleId="Heading5">
@@ -1037,9 +1082,8 @@
       <w:outlineLvl w:val="4"/>
     </w:pPr>
     <w:rPr>
-      <w:rFonts w:cstheme="majorBidi" w:ascii="Arial" w:hAnsi="Arial"/>
+      <w:rFonts w:asciiTheme="majorHAnsi" w:eastAsiaTheme="majorEastAsia" w:hAnsiTheme="majorHAnsi" w:cstheme="majorBidi"/>
       <w:color w:val="243F60" w:themeColor="accent1" w:themeShade="7F"/>
-      <w:sz w:val="22"/>
     </w:rPr>
   </w:style>
   <w:style w:type="paragraph" w:styleId="Heading6">
@@ -1059,11 +1103,10 @@
       <w:outlineLvl w:val="5"/>
     </w:pPr>
     <w:rPr>
-      <w:rFonts w:cstheme="majorBidi" w:ascii="Arial" w:hAnsi="Arial"/>
+      <w:rFonts w:asciiTheme="majorHAnsi" w:eastAsiaTheme="majorEastAsia" w:hAnsiTheme="majorHAnsi" w:cstheme="majorBidi"/>
       <w:i/>
       <w:iCs/>
       <w:color w:val="243F60" w:themeColor="accent1" w:themeShade="7F"/>
-      <w:sz w:val="22"/>
     </w:rPr>
   </w:style>
   <w:style w:type="paragraph" w:styleId="Heading7">
@@ -1083,11 +1126,10 @@
       <w:outlineLvl w:val="6"/>
     </w:pPr>
     <w:rPr>
-      <w:rFonts w:cstheme="majorBidi" w:ascii="Arial" w:hAnsi="Arial"/>
+      <w:rFonts w:asciiTheme="majorHAnsi" w:eastAsiaTheme="majorEastAsia" w:hAnsiTheme="majorHAnsi" w:cstheme="majorBidi"/>
       <w:i/>
       <w:iCs/>
       <w:color w:val="404040" w:themeColor="text1" w:themeTint="BF"/>
-      <w:sz w:val="22"/>
     </w:rPr>
   </w:style>
   <w:style w:type="paragraph" w:styleId="Heading8">
@@ -1107,9 +1149,9 @@
       <w:outlineLvl w:val="7"/>
     </w:pPr>
     <w:rPr>
-      <w:rFonts w:cstheme="majorBidi" w:ascii="Arial" w:hAnsi="Arial"/>
+      <w:rFonts w:asciiTheme="majorHAnsi" w:eastAsiaTheme="majorEastAsia" w:hAnsiTheme="majorHAnsi" w:cstheme="majorBidi"/>
       <w:color w:val="4F81BD" w:themeColor="accent1"/>
-      <w:sz w:val="22"/>
+      <w:sz w:val="20"/>
       <w:szCs w:val="20"/>
     </w:rPr>
   </w:style>
@@ -1130,11 +1172,11 @@
       <w:outlineLvl w:val="8"/>
     </w:pPr>
     <w:rPr>
-      <w:rFonts w:cstheme="majorBidi" w:ascii="Arial" w:hAnsi="Arial"/>
+      <w:rFonts w:asciiTheme="majorHAnsi" w:eastAsiaTheme="majorEastAsia" w:hAnsiTheme="majorHAnsi" w:cstheme="majorBidi"/>
       <w:i/>
       <w:iCs/>
       <w:color w:val="404040" w:themeColor="text1" w:themeTint="BF"/>
-      <w:sz w:val="22"/>
+      <w:sz w:val="20"/>
       <w:szCs w:val="20"/>
     </w:rPr>
   </w:style>
@@ -1173,10 +1215,6 @@
     <w:pPr>
       <w:spacing w:after="0" w:line="240" w:lineRule="auto"/>
     </w:pPr>
-    <w:rPr>
-      <w:rFonts w:ascii="Arial" w:hAnsi="Arial"/>
-      <w:sz w:val="22"/>
-    </w:rPr>
   </w:style>
   <w:style w:type="character" w:customStyle="1" w:styleId="Heading1Char">
     <w:name w:val="Heading 1 Char"/>
@@ -1230,15 +1268,15 @@
     <w:qFormat/>
     <w:rsid w:val="00FC693F"/>
     <w:pPr>
-      <w:spacing w:after="300" w:line="240" w:lineRule="auto"/>
+      <w:spacing w:after="120" w:line="240" w:lineRule="auto"/>
       <w:contextualSpacing/>
     </w:pPr>
     <w:rPr>
-      <w:rFonts w:cstheme="majorBidi" w:ascii="Arial" w:hAnsi="Arial"/>
-      <w:color w:val="17365D" w:themeColor="text2" w:themeShade="BF"/>
+      <w:rFonts w:asciiTheme="majorHAnsi" w:eastAsiaTheme="majorEastAsia" w:hAnsiTheme="majorHAnsi" w:cstheme="majorBidi" w:ascii="Consolas" w:hAnsi="Consolas"/>
+      <w:color w:val="17212B"/>
       <w:spacing w:val="5"/>
       <w:kern w:val="28"/>
-      <w:sz w:val="22"/>
+      <w:sz w:val="21"/>
       <w:szCs w:val="52"/>
     </w:rPr>
   </w:style>
@@ -1271,12 +1309,12 @@
       </w:numPr>
     </w:pPr>
     <w:rPr>
-      <w:rFonts w:cstheme="majorBidi" w:ascii="Arial" w:hAnsi="Arial"/>
+      <w:rFonts w:asciiTheme="majorHAnsi" w:eastAsiaTheme="majorEastAsia" w:hAnsiTheme="majorHAnsi" w:cstheme="majorBidi"/>
       <w:i/>
       <w:iCs/>
       <w:color w:val="4F81BD" w:themeColor="accent1"/>
       <w:spacing w:val="15"/>
-      <w:sz w:val="22"/>
+      <w:sz w:val="24"/>
       <w:szCs w:val="24"/>
     </w:rPr>
   </w:style>
@@ -1306,10 +1344,6 @@
       <w:ind w:left="720"/>
       <w:contextualSpacing/>
     </w:pPr>
-    <w:rPr>
-      <w:rFonts w:ascii="Arial" w:hAnsi="Arial"/>
-      <w:sz w:val="22"/>
-    </w:rPr>
   </w:style>
   <w:style w:type="paragraph" w:styleId="BodyText">
     <w:name w:val="Body Text"/>
@@ -1321,10 +1355,6 @@
     <w:pPr>
       <w:spacing w:after="120"/>
     </w:pPr>
-    <w:rPr>
-      <w:rFonts w:ascii="Arial" w:hAnsi="Arial"/>
-      <w:sz w:val="22"/>
-    </w:rPr>
   </w:style>
   <w:style w:type="character" w:customStyle="1" w:styleId="BodyTextChar">
     <w:name w:val="Body Text Char"/>
@@ -1343,10 +1373,6 @@
     <w:pPr>
       <w:spacing w:after="120" w:line="480" w:lineRule="auto"/>
     </w:pPr>
-    <w:rPr>
-      <w:rFonts w:ascii="Arial" w:hAnsi="Arial"/>
-      <w:sz w:val="22"/>
-    </w:rPr>
   </w:style>
   <w:style w:type="character" w:customStyle="1" w:styleId="BodyText2Char">
     <w:name w:val="Body Text 2 Char"/>
@@ -1366,8 +1392,7 @@
       <w:spacing w:after="120"/>
     </w:pPr>
     <w:rPr>
-      <w:rFonts w:ascii="Arial" w:hAnsi="Arial"/>
-      <w:sz w:val="22"/>
+      <w:sz w:val="16"/>
       <w:szCs w:val="16"/>
     </w:rPr>
   </w:style>
@@ -1392,10 +1417,6 @@
       <w:ind w:left="360" w:hanging="360"/>
       <w:contextualSpacing/>
     </w:pPr>
-    <w:rPr>
-      <w:rFonts w:ascii="Arial" w:hAnsi="Arial"/>
-      <w:sz w:val="22"/>
-    </w:rPr>
   </w:style>
   <w:style w:type="paragraph" w:styleId="List2">
     <w:name w:val="List 2"/>
@@ -1407,10 +1428,6 @@
       <w:ind w:left="720" w:hanging="360"/>
       <w:contextualSpacing/>
     </w:pPr>
-    <w:rPr>
-      <w:rFonts w:ascii="Arial" w:hAnsi="Arial"/>
-      <w:sz w:val="22"/>
-    </w:rPr>
   </w:style>
   <w:style w:type="paragraph" w:styleId="List3">
     <w:name w:val="List 3"/>
@@ -1422,10 +1439,6 @@
       <w:ind w:left="1080" w:hanging="360"/>
       <w:contextualSpacing/>
     </w:pPr>
-    <w:rPr>
-      <w:rFonts w:ascii="Arial" w:hAnsi="Arial"/>
-      <w:sz w:val="22"/>
-    </w:rPr>
   </w:style>
   <w:style w:type="paragraph" w:styleId="ListBullet">
     <w:name w:val="List Bullet"/>
@@ -1439,10 +1452,6 @@
       </w:numPr>
       <w:contextualSpacing/>
     </w:pPr>
-    <w:rPr>
-      <w:rFonts w:ascii="Arial" w:hAnsi="Arial"/>
-      <w:sz w:val="22"/>
-    </w:rPr>
   </w:style>
   <w:style w:type="paragraph" w:styleId="ListBullet2">
     <w:name w:val="List Bullet 2"/>
@@ -1456,10 +1465,6 @@
       </w:numPr>
       <w:contextualSpacing/>
     </w:pPr>
-    <w:rPr>
-      <w:rFonts w:ascii="Arial" w:hAnsi="Arial"/>
-      <w:sz w:val="22"/>
-    </w:rPr>
   </w:style>
   <w:style w:type="paragraph" w:styleId="ListBullet3">
     <w:name w:val="List Bullet 3"/>
@@ -1473,10 +1478,6 @@
       </w:numPr>
       <w:contextualSpacing/>
     </w:pPr>
-    <w:rPr>
-      <w:rFonts w:ascii="Arial" w:hAnsi="Arial"/>
-      <w:sz w:val="22"/>
-    </w:rPr>
   </w:style>
   <w:style w:type="paragraph" w:styleId="ListNumber">
     <w:name w:val="List Number"/>
@@ -1490,10 +1491,6 @@
       </w:numPr>
       <w:contextualSpacing/>
     </w:pPr>
-    <w:rPr>
-      <w:rFonts w:ascii="Arial" w:hAnsi="Arial"/>
-      <w:sz w:val="22"/>
-    </w:rPr>
   </w:style>
   <w:style w:type="paragraph" w:styleId="ListNumber2">
     <w:name w:val="List Number 2"/>
@@ -1507,10 +1504,6 @@
       </w:numPr>
       <w:contextualSpacing/>
     </w:pPr>
-    <w:rPr>
-      <w:rFonts w:ascii="Arial" w:hAnsi="Arial"/>
-      <w:sz w:val="22"/>
-    </w:rPr>
   </w:style>
   <w:style w:type="paragraph" w:styleId="ListNumber3">
     <w:name w:val="List Number 3"/>
@@ -1524,10 +1517,6 @@
       </w:numPr>
       <w:contextualSpacing/>
     </w:pPr>
-    <w:rPr>
-      <w:rFonts w:ascii="Arial" w:hAnsi="Arial"/>
-      <w:sz w:val="22"/>
-    </w:rPr>
   </w:style>
   <w:style w:type="paragraph" w:styleId="ListContinue">
     <w:name w:val="List Continue"/>
@@ -1540,10 +1529,6 @@
       <w:ind w:left="360"/>
       <w:contextualSpacing/>
     </w:pPr>
-    <w:rPr>
-      <w:rFonts w:ascii="Arial" w:hAnsi="Arial"/>
-      <w:sz w:val="22"/>
-    </w:rPr>
   </w:style>
   <w:style w:type="paragraph" w:styleId="ListContinue2">
     <w:name w:val="List Continue 2"/>
@@ -1556,10 +1541,6 @@
       <w:ind w:left="720"/>
       <w:contextualSpacing/>
     </w:pPr>
-    <w:rPr>
-      <w:rFonts w:ascii="Arial" w:hAnsi="Arial"/>
-      <w:sz w:val="22"/>
-    </w:rPr>
   </w:style>
   <w:style w:type="paragraph" w:styleId="ListContinue3">
     <w:name w:val="List Continue 3"/>
@@ -1572,10 +1553,6 @@
       <w:ind w:left="1080"/>
       <w:contextualSpacing/>
     </w:pPr>
-    <w:rPr>
-      <w:rFonts w:ascii="Arial" w:hAnsi="Arial"/>
-      <w:sz w:val="22"/>
-    </w:rPr>
   </w:style>
   <w:style w:type="paragraph" w:styleId="MacroText">
     <w:name w:val="macro"/>
@@ -1595,8 +1572,8 @@
       </w:tabs>
     </w:pPr>
     <w:rPr>
-      <w:rFonts w:ascii="Arial" w:hAnsi="Arial"/>
-      <w:sz w:val="22"/>
+      <w:rFonts w:ascii="Courier" w:hAnsi="Courier"/>
+      <w:sz w:val="20"/>
       <w:szCs w:val="20"/>
     </w:rPr>
   </w:style>
@@ -1621,11 +1598,9 @@
     <w:qFormat/>
     <w:rsid w:val="00FC693F"/>
     <w:rPr>
-      <w:rFonts w:ascii="Arial" w:hAnsi="Arial"/>
       <w:i/>
       <w:iCs/>
       <w:color w:val="000000" w:themeColor="text1"/>
-      <w:sz w:val="22"/>
     </w:rPr>
   </w:style>
   <w:style w:type="character" w:customStyle="1" w:styleId="QuoteChar">
@@ -1739,11 +1714,10 @@
       <w:spacing w:line="240" w:lineRule="auto"/>
     </w:pPr>
     <w:rPr>
-      <w:rFonts w:ascii="Arial" w:hAnsi="Arial"/>
       <w:b/>
       <w:bCs/>
       <w:color w:val="4F81BD" w:themeColor="accent1"/>
-      <w:sz w:val="22"/>
+      <w:sz w:val="18"/>
       <w:szCs w:val="18"/>
     </w:rPr>
   </w:style>
@@ -1782,13 +1756,11 @@
       <w:ind w:left="936" w:right="936"/>
     </w:pPr>
     <w:rPr>
-      <w:rFonts w:ascii="Arial" w:hAnsi="Arial"/>
       <w:b/>
       <w:bCs/>
       <w:i/>
       <w:iCs/>
       <w:color w:val="4F81BD" w:themeColor="accent1"/>
-      <w:sz w:val="22"/>
     </w:rPr>
   </w:style>
   <w:style w:type="character" w:customStyle="1" w:styleId="IntenseQuoteChar">
@@ -1883,10 +1855,6 @@
     <w:pPr>
       <w:outlineLvl w:val="9"/>
     </w:pPr>
-    <w:rPr>
-      <w:rFonts w:ascii="Arial" w:hAnsi="Arial"/>
-      <w:sz w:val="22"/>
-    </w:rPr>
   </w:style>
   <w:style w:type="table" w:styleId="TableGrid">
     <w:name w:val="Table Grid"/>

--- a/docs/templates/docx/professional.docx
+++ b/docs/templates/docx/professional.docx
@@ -8,9 +8,9 @@
       </w:pPr>
       <w:r>
         <w:rPr>
-          <w:rFonts w:ascii="Consolas" w:hAnsi="Consolas"/>
+          <w:rFonts w:ascii="Arial" w:hAnsi="Arial"/>
           <w:b/>
-          <w:color w:val="A52620"/>
+          <w:color w:val="173D60"/>
           <w:sz w:val="18"/>
         </w:rPr>
         <w:t>NORTHLINE / OPERATING REVIEW</w:t>
@@ -23,10 +23,10 @@
       </w:pPr>
       <w:r>
         <w:rPr>
-          <w:rFonts w:ascii="Consolas" w:hAnsi="Consolas"/>
+          <w:rFonts w:ascii="Arial" w:hAnsi="Arial"/>
           <w:b/>
           <w:color w:val="17212B"/>
-          <w:sz w:val="60"/>
+          <w:sz w:val="54"/>
         </w:rPr>
         <w:t>Harbor Exchange Launch Decision</w:t>
       </w:r>
@@ -37,10 +37,10 @@
       </w:pPr>
       <w:r>
         <w:rPr>
-          <w:rFonts w:ascii="Consolas" w:hAnsi="Consolas"/>
+          <w:rFonts w:ascii="Arial" w:hAnsi="Arial"/>
           <w:b/>
-          <w:color w:val="A52620"/>
-          <w:sz w:val="24"/>
+          <w:color w:val="173D60"/>
+          <w:sz w:val="22"/>
         </w:rPr>
         <w:t>Release the exchange in two stages. Keep the settlement hold until reconciliation is complete.</w:t>
       </w:r>
@@ -52,80 +52,13 @@
         <w:tblLook w:firstColumn="1" w:firstRow="1" w:lastColumn="0" w:lastRow="0" w:noHBand="0" w:noVBand="1" w:val="04A0"/>
       </w:tblPr>
       <w:tblGrid>
-        <w:gridCol w:w="6480"/>
-        <w:gridCol w:w="3600"/>
+        <w:gridCol w:w="3168"/>
+        <w:gridCol w:w="11808"/>
       </w:tblGrid>
       <w:tr>
         <w:tc>
           <w:tcPr>
-            <w:tcW w:type="dxa" w:w="6480"/>
-          </w:tcPr>
-          <w:p/>
-          <w:p>
-            <w:pPr>
-              <w:pStyle w:val="Heading1"/>
-              <w:spacing w:after="140" w:line="259" w:lineRule="auto"/>
-            </w:pPr>
-            <w:r>
-              <w:rPr>
-                <w:rFonts w:ascii="Consolas" w:hAnsi="Consolas"/>
-                <w:b/>
-                <w:color w:val="A52620"/>
-                <w:sz w:val="28"/>
-              </w:rPr>
-              <w:t>Approve the Limited Release</w:t>
-            </w:r>
-          </w:p>
-          <w:p>
-            <w:pPr>
-              <w:spacing w:after="140" w:line="259" w:lineRule="auto"/>
-              <w:ind w:right="390"/>
-            </w:pPr>
-            <w:r>
-              <w:rPr>
-                <w:rFonts w:ascii="Consolas" w:hAnsi="Consolas"/>
-                <w:b w:val="0"/>
-                <w:color w:val="17212B"/>
-                <w:sz w:val="21"/>
-              </w:rPr>
-              <w:t>Open account setup and order tracking on 14 July. Keep settlement disabled until the exception queue is empty and Finance signs the control record.</w:t>
-            </w:r>
-          </w:p>
-          <w:p>
-            <w:pPr>
-              <w:pStyle w:val="Heading1"/>
-              <w:spacing w:after="140" w:line="259" w:lineRule="auto"/>
-            </w:pPr>
-            <w:r>
-              <w:rPr>
-                <w:rFonts w:ascii="Consolas" w:hAnsi="Consolas"/>
-                <w:b/>
-                <w:color w:val="A52620"/>
-                <w:sz w:val="28"/>
-              </w:rPr>
-              <w:t>What Changed</w:t>
-            </w:r>
-          </w:p>
-          <w:p>
-            <w:pPr>
-              <w:spacing w:after="140" w:line="259" w:lineRule="auto"/>
-              <w:ind w:right="390"/>
-            </w:pPr>
-            <w:r>
-              <w:rPr>
-                <w:rFonts w:ascii="Consolas" w:hAnsi="Consolas"/>
-                <w:b w:val="0"/>
-                <w:color w:val="17212B"/>
-                <w:sz w:val="21"/>
-              </w:rPr>
-              <w:t>A single owner now resolves each exception. The support team has a tested escalation route, and the release can be rolled back without losing the review history.</w:t>
-            </w:r>
-          </w:p>
-        </w:tc>
-        <w:tc>
-          <w:tcPr>
-            <w:tcW w:type="dxa" w:w="3600"/>
-            <w:shd w:fill="FFE7DA"/>
+            <w:tcW w:type="dxa" w:w="3168"/>
           </w:tcPr>
           <w:p/>
           <w:p>
@@ -134,10 +67,10 @@
             </w:pPr>
             <w:r>
               <w:rPr>
-                <w:rFonts w:ascii="Consolas" w:hAnsi="Consolas"/>
+                <w:rFonts w:ascii="Arial" w:hAnsi="Arial"/>
                 <w:b/>
-                <w:color w:val="A52620"/>
-                <w:sz w:val="58"/>
+                <w:color w:val="173D60"/>
+                <w:sz w:val="50"/>
               </w:rPr>
               <w:t>92%</w:t>
             </w:r>
@@ -148,25 +81,31 @@
             </w:pPr>
             <w:r>
               <w:rPr>
-                <w:rFonts w:ascii="Consolas" w:hAnsi="Consolas"/>
+                <w:rFonts w:ascii="Arial" w:hAnsi="Arial"/>
                 <w:b w:val="0"/>
                 <w:color w:val="17212B"/>
-                <w:sz w:val="20"/>
+                <w:sz w:val="22"/>
               </w:rPr>
               <w:t>of pilot transactions reconciled</w:t>
             </w:r>
           </w:p>
+        </w:tc>
+        <w:tc>
+          <w:tcPr>
+            <w:tcW w:type="dxa" w:w="11808"/>
+          </w:tcPr>
+          <w:p/>
           <w:p>
             <w:pPr>
               <w:spacing w:after="140" w:line="259" w:lineRule="auto"/>
-              <w:ind w:right="0"/>
+              <w:ind w:right="4988"/>
             </w:pPr>
             <w:r>
               <w:rPr>
-                <w:rFonts w:ascii="Consolas" w:hAnsi="Consolas"/>
+                <w:rFonts w:ascii="Arial" w:hAnsi="Arial"/>
                 <w:b w:val="0"/>
                 <w:color w:val="17212B"/>
-                <w:sz w:val="20"/>
+                <w:sz w:val="22"/>
               </w:rPr>
               <w:t>The six-week pilot processed 1,250 synthetic transactions. Reconciliation matched 1,150; the remaining 100 need manual review before settlement can be enabled.</w:t>
             </w:r>
@@ -174,45 +113,16 @@
         </w:tc>
       </w:tr>
     </w:tbl>
-    <w:p>
-      <w:pPr>
-        <w:pStyle w:val="Heading1"/>
-        <w:spacing w:after="140" w:line="259" w:lineRule="auto"/>
-      </w:pPr>
-      <w:r>
-        <w:rPr>
-          <w:rFonts w:ascii="Consolas" w:hAnsi="Consolas"/>
-          <w:b/>
-          <w:color w:val="A52620"/>
-          <w:sz w:val="28"/>
-        </w:rPr>
-        <w:t>Decision Owners</w:t>
-      </w:r>
-    </w:p>
-    <w:p>
-      <w:pPr>
-        <w:spacing w:after="140" w:line="259" w:lineRule="auto"/>
-        <w:ind w:right="4278"/>
-      </w:pPr>
-      <w:r>
-        <w:rPr>
-          <w:rFonts w:ascii="Consolas" w:hAnsi="Consolas"/>
-          <w:b w:val="0"/>
-          <w:color w:val="17212B"/>
-          <w:sz w:val="21"/>
-        </w:rPr>
-        <w:t>Mara Chen owns reconciliation; Omar Diaz owns rollback readiness. Both report to the release lead at 09:00 on launch day.</w:t>
-      </w:r>
-    </w:p>
     <w:tbl>
       <w:tblPr>
         <w:tblW w:type="auto" w:w="0"/>
+        <w:tblLayout w:type="autofit"/>
         <w:tblLook w:firstColumn="1" w:firstRow="1" w:lastColumn="0" w:lastRow="0" w:noHBand="0" w:noVBand="1" w:val="04A0"/>
       </w:tblPr>
       <w:tblGrid>
-        <w:gridCol w:w="3456"/>
-        <w:gridCol w:w="3456"/>
-        <w:gridCol w:w="3456"/>
+        <w:gridCol w:w="5088"/>
+        <w:gridCol w:w="5088"/>
+        <w:gridCol w:w="5088"/>
       </w:tblGrid>
       <w:tr>
         <w:trPr>
@@ -221,8 +131,8 @@
         </w:trPr>
         <w:tc>
           <w:tcPr>
-            <w:tcW w:type="dxa" w:w="3456"/>
-            <w:shd w:fill="A52620"/>
+            <w:tcW w:type="dxa" w:w="5088"/>
+            <w:shd w:fill="173D60"/>
           </w:tcPr>
           <w:p/>
           <w:p>
@@ -231,10 +141,10 @@
             </w:pPr>
             <w:r>
               <w:rPr>
-                <w:rFonts w:ascii="Consolas" w:hAnsi="Consolas"/>
+                <w:rFonts w:ascii="Arial" w:hAnsi="Arial"/>
                 <w:b/>
                 <w:color w:val="FFFFFF"/>
-                <w:sz w:val="18"/>
+                <w:sz w:val="20"/>
               </w:rPr>
               <w:t>Gate</w:t>
             </w:r>
@@ -242,8 +152,8 @@
         </w:tc>
         <w:tc>
           <w:tcPr>
-            <w:tcW w:type="dxa" w:w="3456"/>
-            <w:shd w:fill="A52620"/>
+            <w:tcW w:type="dxa" w:w="5088"/>
+            <w:shd w:fill="173D60"/>
           </w:tcPr>
           <w:p/>
           <w:p>
@@ -252,10 +162,10 @@
             </w:pPr>
             <w:r>
               <w:rPr>
-                <w:rFonts w:ascii="Consolas" w:hAnsi="Consolas"/>
+                <w:rFonts w:ascii="Arial" w:hAnsi="Arial"/>
                 <w:b/>
                 <w:color w:val="FFFFFF"/>
-                <w:sz w:val="18"/>
+                <w:sz w:val="20"/>
               </w:rPr>
               <w:t>Evidence</w:t>
             </w:r>
@@ -263,8 +173,8 @@
         </w:tc>
         <w:tc>
           <w:tcPr>
-            <w:tcW w:type="dxa" w:w="3456"/>
-            <w:shd w:fill="A52620"/>
+            <w:tcW w:type="dxa" w:w="5088"/>
+            <w:shd w:fill="173D60"/>
           </w:tcPr>
           <w:p/>
           <w:p>
@@ -273,10 +183,10 @@
             </w:pPr>
             <w:r>
               <w:rPr>
-                <w:rFonts w:ascii="Consolas" w:hAnsi="Consolas"/>
+                <w:rFonts w:ascii="Arial" w:hAnsi="Arial"/>
                 <w:b/>
                 <w:color w:val="FFFFFF"/>
-                <w:sz w:val="18"/>
+                <w:sz w:val="20"/>
               </w:rPr>
               <w:t>State</w:t>
             </w:r>
@@ -289,8 +199,7 @@
         </w:trPr>
         <w:tc>
           <w:tcPr>
-            <w:tcW w:type="dxa" w:w="3456"/>
-            <w:shd w:fill="FFFFFF"/>
+            <w:tcW w:type="dxa" w:w="5088"/>
           </w:tcPr>
           <w:p/>
           <w:p>
@@ -299,10 +208,10 @@
             </w:pPr>
             <w:r>
               <w:rPr>
-                <w:rFonts w:ascii="Consolas" w:hAnsi="Consolas"/>
+                <w:rFonts w:ascii="Arial" w:hAnsi="Arial"/>
                 <w:b w:val="0"/>
                 <w:color w:val="17212B"/>
-                <w:sz w:val="18"/>
+                <w:sz w:val="20"/>
               </w:rPr>
               <w:t>Account setup</w:t>
             </w:r>
@@ -310,8 +219,7 @@
         </w:tc>
         <w:tc>
           <w:tcPr>
-            <w:tcW w:type="dxa" w:w="3456"/>
-            <w:shd w:fill="FFFFFF"/>
+            <w:tcW w:type="dxa" w:w="5088"/>
           </w:tcPr>
           <w:p/>
           <w:p>
@@ -320,10 +228,10 @@
             </w:pPr>
             <w:r>
               <w:rPr>
-                <w:rFonts w:ascii="Consolas" w:hAnsi="Consolas"/>
+                <w:rFonts w:ascii="Arial" w:hAnsi="Arial"/>
                 <w:b w:val="0"/>
                 <w:color w:val="17212B"/>
-                <w:sz w:val="18"/>
+                <w:sz w:val="20"/>
               </w:rPr>
               <w:t>240 completed test journeys</w:t>
             </w:r>
@@ -331,8 +239,7 @@
         </w:tc>
         <w:tc>
           <w:tcPr>
-            <w:tcW w:type="dxa" w:w="3456"/>
-            <w:shd w:fill="FFFFFF"/>
+            <w:tcW w:type="dxa" w:w="5088"/>
           </w:tcPr>
           <w:p/>
           <w:p>
@@ -341,10 +248,10 @@
             </w:pPr>
             <w:r>
               <w:rPr>
-                <w:rFonts w:ascii="Consolas" w:hAnsi="Consolas"/>
+                <w:rFonts w:ascii="Arial" w:hAnsi="Arial"/>
                 <w:b w:val="0"/>
                 <w:color w:val="17212B"/>
-                <w:sz w:val="18"/>
+                <w:sz w:val="20"/>
               </w:rPr>
               <w:t>Ready</w:t>
             </w:r>
@@ -357,8 +264,7 @@
         </w:trPr>
         <w:tc>
           <w:tcPr>
-            <w:tcW w:type="dxa" w:w="3456"/>
-            <w:shd w:fill="FFFFFF"/>
+            <w:tcW w:type="dxa" w:w="5088"/>
           </w:tcPr>
           <w:p/>
           <w:p>
@@ -367,10 +273,10 @@
             </w:pPr>
             <w:r>
               <w:rPr>
-                <w:rFonts w:ascii="Consolas" w:hAnsi="Consolas"/>
+                <w:rFonts w:ascii="Arial" w:hAnsi="Arial"/>
                 <w:b w:val="0"/>
                 <w:color w:val="17212B"/>
-                <w:sz w:val="18"/>
+                <w:sz w:val="20"/>
               </w:rPr>
               <w:t>Tracking</w:t>
             </w:r>
@@ -378,8 +284,7 @@
         </w:tc>
         <w:tc>
           <w:tcPr>
-            <w:tcW w:type="dxa" w:w="3456"/>
-            <w:shd w:fill="FFFFFF"/>
+            <w:tcW w:type="dxa" w:w="5088"/>
           </w:tcPr>
           <w:p/>
           <w:p>
@@ -388,10 +293,10 @@
             </w:pPr>
             <w:r>
               <w:rPr>
-                <w:rFonts w:ascii="Consolas" w:hAnsi="Consolas"/>
+                <w:rFonts w:ascii="Arial" w:hAnsi="Arial"/>
                 <w:b w:val="0"/>
                 <w:color w:val="17212B"/>
-                <w:sz w:val="18"/>
+                <w:sz w:val="20"/>
               </w:rPr>
               <w:t>98% delivered within 2 seconds</w:t>
             </w:r>
@@ -399,8 +304,7 @@
         </w:tc>
         <w:tc>
           <w:tcPr>
-            <w:tcW w:type="dxa" w:w="3456"/>
-            <w:shd w:fill="FFFFFF"/>
+            <w:tcW w:type="dxa" w:w="5088"/>
           </w:tcPr>
           <w:p/>
           <w:p>
@@ -409,10 +313,10 @@
             </w:pPr>
             <w:r>
               <w:rPr>
-                <w:rFonts w:ascii="Consolas" w:hAnsi="Consolas"/>
+                <w:rFonts w:ascii="Arial" w:hAnsi="Arial"/>
                 <w:b w:val="0"/>
                 <w:color w:val="17212B"/>
-                <w:sz w:val="18"/>
+                <w:sz w:val="20"/>
               </w:rPr>
               <w:t>Ready</w:t>
             </w:r>
@@ -425,8 +329,7 @@
         </w:trPr>
         <w:tc>
           <w:tcPr>
-            <w:tcW w:type="dxa" w:w="3456"/>
-            <w:shd w:fill="FFFFFF"/>
+            <w:tcW w:type="dxa" w:w="5088"/>
           </w:tcPr>
           <w:p/>
           <w:p>
@@ -435,10 +338,10 @@
             </w:pPr>
             <w:r>
               <w:rPr>
-                <w:rFonts w:ascii="Consolas" w:hAnsi="Consolas"/>
+                <w:rFonts w:ascii="Arial" w:hAnsi="Arial"/>
                 <w:b w:val="0"/>
                 <w:color w:val="17212B"/>
-                <w:sz w:val="18"/>
+                <w:sz w:val="20"/>
               </w:rPr>
               <w:t>Settlement</w:t>
             </w:r>
@@ -446,8 +349,7 @@
         </w:tc>
         <w:tc>
           <w:tcPr>
-            <w:tcW w:type="dxa" w:w="3456"/>
-            <w:shd w:fill="FFFFFF"/>
+            <w:tcW w:type="dxa" w:w="5088"/>
           </w:tcPr>
           <w:p/>
           <w:p>
@@ -456,10 +358,10 @@
             </w:pPr>
             <w:r>
               <w:rPr>
-                <w:rFonts w:ascii="Consolas" w:hAnsi="Consolas"/>
+                <w:rFonts w:ascii="Arial" w:hAnsi="Arial"/>
                 <w:b w:val="0"/>
                 <w:color w:val="17212B"/>
-                <w:sz w:val="18"/>
+                <w:sz w:val="20"/>
               </w:rPr>
               <w:t>100 unmatched records</w:t>
             </w:r>
@@ -467,8 +369,7 @@
         </w:tc>
         <w:tc>
           <w:tcPr>
-            <w:tcW w:type="dxa" w:w="3456"/>
-            <w:shd w:fill="FFFFFF"/>
+            <w:tcW w:type="dxa" w:w="5088"/>
           </w:tcPr>
           <w:p/>
           <w:p>
@@ -477,12 +378,134 @@
             </w:pPr>
             <w:r>
               <w:rPr>
-                <w:rFonts w:ascii="Consolas" w:hAnsi="Consolas"/>
+                <w:rFonts w:ascii="Arial" w:hAnsi="Arial"/>
                 <w:b w:val="0"/>
                 <w:color w:val="17212B"/>
-                <w:sz w:val="18"/>
+                <w:sz w:val="20"/>
               </w:rPr>
               <w:t>Hold</w:t>
+            </w:r>
+          </w:p>
+        </w:tc>
+      </w:tr>
+    </w:tbl>
+    <w:tbl>
+      <w:tblPr>
+        <w:tblW w:type="auto" w:w="0"/>
+        <w:tblLayout w:type="fixed"/>
+        <w:tblLook w:firstColumn="1" w:firstRow="1" w:lastColumn="0" w:lastRow="0" w:noHBand="0" w:noVBand="1" w:val="04A0"/>
+      </w:tblPr>
+      <w:tblGrid>
+        <w:gridCol w:w="4968"/>
+        <w:gridCol w:w="4968"/>
+        <w:gridCol w:w="4968"/>
+      </w:tblGrid>
+      <w:tr>
+        <w:tc>
+          <w:tcPr>
+            <w:tcW w:type="dxa" w:w="4968"/>
+          </w:tcPr>
+          <w:p/>
+          <w:p>
+            <w:pPr>
+              <w:pStyle w:val="Heading1"/>
+              <w:spacing w:after="140" w:line="259" w:lineRule="auto"/>
+            </w:pPr>
+            <w:r>
+              <w:rPr>
+                <w:rFonts w:ascii="Arial" w:hAnsi="Arial"/>
+                <w:b/>
+                <w:color w:val="173D60"/>
+                <w:sz w:val="26"/>
+              </w:rPr>
+              <w:t>Approve the Limited Release</w:t>
+            </w:r>
+          </w:p>
+          <w:p>
+            <w:pPr>
+              <w:spacing w:after="140" w:line="259" w:lineRule="auto"/>
+              <w:ind w:right="0"/>
+            </w:pPr>
+            <w:r>
+              <w:rPr>
+                <w:rFonts w:ascii="Arial" w:hAnsi="Arial"/>
+                <w:b w:val="0"/>
+                <w:color w:val="17212B"/>
+                <w:sz w:val="22"/>
+              </w:rPr>
+              <w:t>Open account setup and order tracking on 14 July. Keep settlement disabled until the exception queue is empty and Finance signs the control record.</w:t>
+            </w:r>
+          </w:p>
+        </w:tc>
+        <w:tc>
+          <w:tcPr>
+            <w:tcW w:type="dxa" w:w="4968"/>
+          </w:tcPr>
+          <w:p/>
+          <w:p>
+            <w:pPr>
+              <w:pStyle w:val="Heading1"/>
+              <w:spacing w:after="140" w:line="259" w:lineRule="auto"/>
+            </w:pPr>
+            <w:r>
+              <w:rPr>
+                <w:rFonts w:ascii="Arial" w:hAnsi="Arial"/>
+                <w:b/>
+                <w:color w:val="173D60"/>
+                <w:sz w:val="26"/>
+              </w:rPr>
+              <w:t>What Changed</w:t>
+            </w:r>
+          </w:p>
+          <w:p>
+            <w:pPr>
+              <w:spacing w:after="140" w:line="259" w:lineRule="auto"/>
+              <w:ind w:right="0"/>
+            </w:pPr>
+            <w:r>
+              <w:rPr>
+                <w:rFonts w:ascii="Arial" w:hAnsi="Arial"/>
+                <w:b w:val="0"/>
+                <w:color w:val="17212B"/>
+                <w:sz w:val="22"/>
+              </w:rPr>
+              <w:t>A single owner now resolves each exception. The support team has a tested escalation route, and the release can be rolled back without losing the review history.</w:t>
+            </w:r>
+          </w:p>
+        </w:tc>
+        <w:tc>
+          <w:tcPr>
+            <w:tcW w:type="dxa" w:w="4968"/>
+          </w:tcPr>
+          <w:p/>
+          <w:p>
+            <w:pPr>
+              <w:pStyle w:val="Heading1"/>
+              <w:spacing w:after="140" w:line="259" w:lineRule="auto"/>
+            </w:pPr>
+            <w:r>
+              <w:rPr>
+                <w:rFonts w:ascii="Arial" w:hAnsi="Arial"/>
+                <w:b/>
+                <w:color w:val="173D60"/>
+                <w:sz w:val="26"/>
+              </w:rPr>
+              <w:t>Decision Owners</w:t>
+            </w:r>
+          </w:p>
+          <w:p>
+            <w:pPr>
+              <w:spacing w:after="140" w:line="259" w:lineRule="auto"/>
+              <w:ind w:right="0"/>
+            </w:pPr>
+            <w:r>
+              <w:rPr>
+                <w:rFonts w:ascii="Arial" w:hAnsi="Arial"/>
+                <w:b w:val="0"/>
+                <w:color w:val="17212B"/>
+                <w:sz w:val="22"/>
+              </w:rPr>
+              <w:t>Mara Chen owns reconciliation; Omar Diaz owns rollback readiness. Both report to the release lead at 09:00 on launch day.</w:t>
             </w:r>
           </w:p>
         </w:tc>
@@ -494,9 +517,9 @@
       </w:pPr>
       <w:r>
         <w:rPr>
-          <w:rFonts w:ascii="Consolas" w:hAnsi="Consolas"/>
+          <w:rFonts w:ascii="Arial" w:hAnsi="Arial"/>
           <w:b/>
-          <w:color w:val="A52620"/>
+          <w:color w:val="173D60"/>
           <w:sz w:val="18"/>
         </w:rPr>
         <w:t>Decision due 10 July · Approve the limited scope, not settlement.</w:t>
@@ -505,7 +528,7 @@
     <w:sectPr>
       <w:footerReference w:type="default" r:id="rId9"/>
       <w:headerReference w:type="default" r:id="rId10"/>
-      <w:pgSz w:w="11952" w:h="16848"/>
+      <w:pgSz w:w="16848" w:h="11952"/>
       <w:pgMar w:top="691" w:right="792" w:bottom="691" w:left="792" w:header="720" w:footer="720" w:gutter="0"/>
       <w:cols w:space="720"/>
       <w:docGrid w:linePitch="360"/>
@@ -527,7 +550,7 @@
     </w:pPr>
     <w:r>
       <w:rPr>
-        <w:rFonts w:ascii="Consolas" w:hAnsi="Consolas"/>
+        <w:rFonts w:ascii="Arial" w:hAnsi="Arial"/>
         <w:b w:val="0"/>
         <w:color w:val="17212B"/>
         <w:sz w:val="16"/>
@@ -546,7 +569,7 @@
     </w:pPr>
     <w:r>
       <w:pict>
-        <v:rect id="DazzlerPageSurface" style="position:absolute;margin-left:0;margin-top:0;width:597.6pt;height:842.4pt;z-index:-251654144;mso-position-horizontal-relative:page;mso-position-vertical-relative:page" fillcolor="#FFFFFF" stroked="f">
+        <v:rect id="DazzlerPageSurface" style="position:absolute;margin-left:0;margin-top:0;width:842.4pt;height:597.6pt;z-index:-251654144;mso-position-horizontal-relative:page;mso-position-vertical-relative:page" fillcolor="#FFFFFF" stroked="f">
           <v:fill color="#FFFFFF"/>
         </v:rect>
       </w:pict>
@@ -918,13 +941,10 @@
     <w:name w:val="Normal"/>
     <w:qFormat/>
     <w:rsid w:val="00FC693F"/>
-    <w:pPr>
-      <w:spacing w:after="120"/>
-    </w:pPr>
     <w:rPr>
-      <w:rFonts w:ascii="Consolas" w:hAnsi="Consolas"/>
+      <w:rFonts w:ascii="Arial" w:hAnsi="Arial"/>
       <w:color w:val="17212B"/>
-      <w:sz w:val="21"/>
+      <w:sz w:val="20"/>
     </w:rPr>
   </w:style>
   <w:style w:type="paragraph" w:styleId="Header">
@@ -982,15 +1002,15 @@
     <w:pPr>
       <w:keepNext/>
       <w:keepLines/>
-      <w:spacing w:before="480" w:after="120"/>
+      <w:spacing w:before="480" w:after="0"/>
       <w:outlineLvl w:val="0"/>
     </w:pPr>
     <w:rPr>
-      <w:rFonts w:asciiTheme="majorHAnsi" w:eastAsiaTheme="majorEastAsia" w:hAnsiTheme="majorHAnsi" w:cstheme="majorBidi" w:ascii="Consolas" w:hAnsi="Consolas"/>
+      <w:rFonts w:asciiTheme="majorHAnsi" w:eastAsiaTheme="majorEastAsia" w:hAnsiTheme="majorHAnsi" w:cstheme="majorBidi" w:ascii="Arial" w:hAnsi="Arial"/>
       <w:b/>
       <w:bCs/>
       <w:color w:val="17212B"/>
-      <w:sz w:val="21"/>
+      <w:sz w:val="20"/>
       <w:szCs w:val="28"/>
     </w:rPr>
   </w:style>
@@ -1006,15 +1026,15 @@
     <w:pPr>
       <w:keepNext/>
       <w:keepLines/>
-      <w:spacing w:before="200" w:after="120"/>
+      <w:spacing w:before="200" w:after="0"/>
       <w:outlineLvl w:val="1"/>
     </w:pPr>
     <w:rPr>
-      <w:rFonts w:asciiTheme="majorHAnsi" w:eastAsiaTheme="majorEastAsia" w:hAnsiTheme="majorHAnsi" w:cstheme="majorBidi" w:ascii="Consolas" w:hAnsi="Consolas"/>
+      <w:rFonts w:asciiTheme="majorHAnsi" w:eastAsiaTheme="majorEastAsia" w:hAnsiTheme="majorHAnsi" w:cstheme="majorBidi"/>
       <w:b/>
       <w:bCs/>
-      <w:color w:val="17212B"/>
-      <w:sz w:val="21"/>
+      <w:color w:val="4F81BD" w:themeColor="accent1"/>
+      <w:sz w:val="26"/>
       <w:szCs w:val="26"/>
     </w:rPr>
   </w:style>
@@ -1268,15 +1288,15 @@
     <w:qFormat/>
     <w:rsid w:val="00FC693F"/>
     <w:pPr>
-      <w:spacing w:after="120" w:line="240" w:lineRule="auto"/>
+      <w:spacing w:after="300" w:line="240" w:lineRule="auto"/>
       <w:contextualSpacing/>
     </w:pPr>
     <w:rPr>
-      <w:rFonts w:asciiTheme="majorHAnsi" w:eastAsiaTheme="majorEastAsia" w:hAnsiTheme="majorHAnsi" w:cstheme="majorBidi" w:ascii="Consolas" w:hAnsi="Consolas"/>
+      <w:rFonts w:asciiTheme="majorHAnsi" w:eastAsiaTheme="majorEastAsia" w:hAnsiTheme="majorHAnsi" w:cstheme="majorBidi" w:ascii="Arial" w:hAnsi="Arial"/>
       <w:color w:val="17212B"/>
       <w:spacing w:val="5"/>
       <w:kern w:val="28"/>
-      <w:sz w:val="21"/>
+      <w:sz w:val="20"/>
       <w:szCs w:val="52"/>
     </w:rPr>
   </w:style>
